--- a/29. Matemática 4/Trabajos Prácticos/Trabajo Práctico N° 5.1 (R).docx
+++ b/29. Matemática 4/Trabajos Prácticos/Trabajo Práctico N° 5.1 (R).docx
@@ -270,7 +270,23 @@
           <w:bCs/>
           <w:sz w:val="24"/>
         </w:rPr>
-        <w:t xml:space="preserve">, para todo a, b </w:t>
+        <w:t xml:space="preserve">, para </w:t>
+      </w:r>
+      <w:r>
+        <w:rPr>
+          <w:rFonts w:ascii="Times New Roman" w:hAnsi="Times New Roman" w:cs="Times New Roman"/>
+          <w:bCs/>
+          <w:sz w:val="24"/>
+        </w:rPr>
+        <w:t>cada</w:t>
+      </w:r>
+      <w:r>
+        <w:rPr>
+          <w:rFonts w:ascii="Times New Roman" w:hAnsi="Times New Roman" w:cs="Times New Roman"/>
+          <w:bCs/>
+          <w:sz w:val="24"/>
+        </w:rPr>
+        <w:t xml:space="preserve"> a, b </w:t>
       </w:r>
       <m:oMath>
         <m:r>
@@ -738,7 +754,7 @@
       <m:oMath>
         <m:r>
           <w:rPr>
-            <w:rFonts w:ascii="Cambria Math" w:hAnsi="Cambria Math" w:cs="Times New Roman"/>
+            <w:rFonts w:ascii="Cambria Math" w:eastAsiaTheme="minorEastAsia" w:hAnsi="Cambria Math" w:cs="Times New Roman"/>
             <w:sz w:val="24"/>
           </w:rPr>
           <m:t>⟺</m:t>
@@ -750,12 +766,84 @@
           <w:bCs/>
           <w:sz w:val="24"/>
         </w:rPr>
-        <w:t xml:space="preserve"> 3e= 1 </w:t>
+        <w:t xml:space="preserve"> </w:t>
+      </w:r>
+      <w:r>
+        <w:rPr>
+          <w:rFonts w:ascii="Times New Roman" w:eastAsiaTheme="minorEastAsia" w:hAnsi="Times New Roman" w:cs="Times New Roman"/>
+          <w:bCs/>
+          <w:sz w:val="24"/>
+        </w:rPr>
+        <w:t xml:space="preserve">3e= </w:t>
+      </w:r>
+      <m:oMath>
+        <m:f>
+          <m:fPr>
+            <m:ctrlPr>
+              <w:rPr>
+                <w:rFonts w:ascii="Cambria Math" w:eastAsiaTheme="minorEastAsia" w:hAnsi="Cambria Math" w:cs="Times New Roman"/>
+                <w:bCs/>
+                <w:i/>
+                <w:sz w:val="24"/>
+              </w:rPr>
+            </m:ctrlPr>
+          </m:fPr>
+          <m:num>
+            <m:r>
+              <w:rPr>
+                <w:rFonts w:ascii="Cambria Math" w:eastAsiaTheme="minorEastAsia" w:hAnsi="Cambria Math" w:cs="Times New Roman"/>
+                <w:sz w:val="24"/>
+              </w:rPr>
+              <m:t>a</m:t>
+            </m:r>
+          </m:num>
+          <m:den>
+            <m:r>
+              <w:rPr>
+                <w:rFonts w:ascii="Cambria Math" w:eastAsiaTheme="minorEastAsia" w:hAnsi="Cambria Math" w:cs="Times New Roman"/>
+                <w:sz w:val="24"/>
+              </w:rPr>
+              <m:t>a</m:t>
+            </m:r>
+          </m:den>
+        </m:f>
+      </m:oMath>
+      <w:r>
+        <w:rPr>
+          <w:rFonts w:ascii="Times New Roman" w:eastAsiaTheme="minorEastAsia" w:hAnsi="Times New Roman" w:cs="Times New Roman"/>
+          <w:bCs/>
+          <w:sz w:val="24"/>
+        </w:rPr>
+        <w:t xml:space="preserve"> </w:t>
       </w:r>
       <m:oMath>
         <m:r>
           <w:rPr>
-            <w:rFonts w:ascii="Cambria Math" w:hAnsi="Cambria Math" w:cs="Times New Roman"/>
+            <w:rFonts w:ascii="Cambria Math" w:eastAsiaTheme="minorEastAsia" w:hAnsi="Cambria Math" w:cs="Times New Roman"/>
+            <w:sz w:val="24"/>
+          </w:rPr>
+          <m:t>⟺</m:t>
+        </m:r>
+      </m:oMath>
+      <w:r>
+        <w:rPr>
+          <w:rFonts w:ascii="Times New Roman" w:eastAsiaTheme="minorEastAsia" w:hAnsi="Times New Roman" w:cs="Times New Roman"/>
+          <w:sz w:val="24"/>
+        </w:rPr>
+        <w:t xml:space="preserve"> </w:t>
+      </w:r>
+      <w:r>
+        <w:rPr>
+          <w:rFonts w:ascii="Times New Roman" w:eastAsiaTheme="minorEastAsia" w:hAnsi="Times New Roman" w:cs="Times New Roman"/>
+          <w:bCs/>
+          <w:sz w:val="24"/>
+        </w:rPr>
+        <w:t xml:space="preserve">3e= 1 </w:t>
+      </w:r>
+      <m:oMath>
+        <m:r>
+          <w:rPr>
+            <w:rFonts w:ascii="Cambria Math" w:eastAsiaTheme="minorEastAsia" w:hAnsi="Cambria Math" w:cs="Times New Roman"/>
             <w:sz w:val="24"/>
           </w:rPr>
           <m:t>⟺</m:t>
@@ -1230,7 +1318,23 @@
           <w:bCs/>
           <w:sz w:val="24"/>
         </w:rPr>
-        <w:t xml:space="preserve">, ya que, para todo a, b </w:t>
+        <w:t xml:space="preserve">, ya que, para </w:t>
+      </w:r>
+      <w:r>
+        <w:rPr>
+          <w:rFonts w:ascii="Times New Roman" w:hAnsi="Times New Roman" w:cs="Times New Roman"/>
+          <w:bCs/>
+          <w:sz w:val="24"/>
+        </w:rPr>
+        <w:t>cada</w:t>
+      </w:r>
+      <w:r>
+        <w:rPr>
+          <w:rFonts w:ascii="Times New Roman" w:hAnsi="Times New Roman" w:cs="Times New Roman"/>
+          <w:bCs/>
+          <w:sz w:val="24"/>
+        </w:rPr>
+        <w:t xml:space="preserve"> a, b </w:t>
       </w:r>
       <m:oMath>
         <m:r>
@@ -1472,7 +1576,23 @@
           <w:bCs/>
           <w:sz w:val="24"/>
         </w:rPr>
-        <w:t xml:space="preserve">, ya que, para todo </w:t>
+        <w:t xml:space="preserve">, ya que, para </w:t>
+      </w:r>
+      <w:r>
+        <w:rPr>
+          <w:rFonts w:ascii="Times New Roman" w:hAnsi="Times New Roman" w:cs="Times New Roman"/>
+          <w:bCs/>
+          <w:sz w:val="24"/>
+        </w:rPr>
+        <w:t>cada</w:t>
+      </w:r>
+      <w:r>
+        <w:rPr>
+          <w:rFonts w:ascii="Times New Roman" w:hAnsi="Times New Roman" w:cs="Times New Roman"/>
+          <w:bCs/>
+          <w:sz w:val="24"/>
+        </w:rPr>
+        <w:t xml:space="preserve"> </w:t>
       </w:r>
       <w:r>
         <w:rPr>
@@ -2288,8 +2408,18 @@
           <w:bCs/>
           <w:sz w:val="24"/>
         </w:rPr>
-        <w:t>x + e - xe</w:t>
-      </w:r>
+        <w:t xml:space="preserve">x + e - </w:t>
+      </w:r>
+      <w:proofErr w:type="spellStart"/>
+      <w:r>
+        <w:rPr>
+          <w:rFonts w:ascii="Times New Roman" w:eastAsiaTheme="minorEastAsia" w:hAnsi="Times New Roman" w:cs="Times New Roman"/>
+          <w:bCs/>
+          <w:sz w:val="24"/>
+        </w:rPr>
+        <w:t>xe</w:t>
+      </w:r>
+      <w:proofErr w:type="spellEnd"/>
       <w:r>
         <w:rPr>
           <w:rFonts w:ascii="Times New Roman" w:eastAsiaTheme="minorEastAsia" w:hAnsi="Times New Roman" w:cs="Times New Roman"/>
@@ -2353,7 +2483,33 @@
           <w:bCs/>
           <w:sz w:val="24"/>
         </w:rPr>
-        <w:t>e - xe= 0</w:t>
+        <w:t xml:space="preserve">e - </w:t>
+      </w:r>
+      <w:proofErr w:type="spellStart"/>
+      <w:r>
+        <w:rPr>
+          <w:rFonts w:ascii="Times New Roman" w:eastAsiaTheme="minorEastAsia" w:hAnsi="Times New Roman" w:cs="Times New Roman"/>
+          <w:bCs/>
+          <w:sz w:val="24"/>
+        </w:rPr>
+        <w:t>xe</w:t>
+      </w:r>
+      <w:proofErr w:type="spellEnd"/>
+      <w:r>
+        <w:rPr>
+          <w:rFonts w:ascii="Times New Roman" w:eastAsiaTheme="minorEastAsia" w:hAnsi="Times New Roman" w:cs="Times New Roman"/>
+          <w:bCs/>
+          <w:sz w:val="24"/>
+        </w:rPr>
+        <w:t xml:space="preserve">= </w:t>
+      </w:r>
+      <w:r>
+        <w:rPr>
+          <w:rFonts w:ascii="Times New Roman" w:eastAsiaTheme="minorEastAsia" w:hAnsi="Times New Roman" w:cs="Times New Roman"/>
+          <w:bCs/>
+          <w:sz w:val="24"/>
+        </w:rPr>
+        <w:t>x - x</w:t>
       </w:r>
       <w:r>
         <w:rPr>
@@ -2628,7 +2784,25 @@
           <w:bCs/>
           <w:sz w:val="24"/>
         </w:rPr>
-        <w:t xml:space="preserve"> x´x= </w:t>
+        <w:t xml:space="preserve"> </w:t>
+      </w:r>
+      <w:proofErr w:type="spellStart"/>
+      <w:r>
+        <w:rPr>
+          <w:rFonts w:ascii="Times New Roman" w:eastAsiaTheme="minorEastAsia" w:hAnsi="Times New Roman" w:cs="Times New Roman"/>
+          <w:bCs/>
+          <w:sz w:val="24"/>
+        </w:rPr>
+        <w:t>x´x</w:t>
+      </w:r>
+      <w:proofErr w:type="spellEnd"/>
+      <w:r>
+        <w:rPr>
+          <w:rFonts w:ascii="Times New Roman" w:eastAsiaTheme="minorEastAsia" w:hAnsi="Times New Roman" w:cs="Times New Roman"/>
+          <w:bCs/>
+          <w:sz w:val="24"/>
+        </w:rPr>
+        <w:t xml:space="preserve">= </w:t>
       </w:r>
       <w:r>
         <w:rPr>
@@ -2661,15 +2835,23 @@
           <w:bCs/>
           <w:sz w:val="24"/>
         </w:rPr>
+        <w:t xml:space="preserve"> x´ - x</w:t>
+      </w:r>
+      <w:r>
+        <w:rPr>
+          <w:rFonts w:ascii="Times New Roman" w:eastAsiaTheme="minorEastAsia" w:hAnsi="Times New Roman" w:cs="Times New Roman"/>
+          <w:bCs/>
+          <w:sz w:val="24"/>
+        </w:rPr>
+        <w:t>x´= -x</w:t>
+      </w:r>
+      <w:r>
+        <w:rPr>
+          <w:rFonts w:ascii="Times New Roman" w:eastAsiaTheme="minorEastAsia" w:hAnsi="Times New Roman" w:cs="Times New Roman"/>
+          <w:bCs/>
+          <w:sz w:val="24"/>
+        </w:rPr>
         <w:t xml:space="preserve"> </w:t>
-      </w:r>
-      <w:r>
-        <w:rPr>
-          <w:rFonts w:ascii="Times New Roman" w:eastAsiaTheme="minorEastAsia" w:hAnsi="Times New Roman" w:cs="Times New Roman"/>
-          <w:bCs/>
-          <w:sz w:val="24"/>
-        </w:rPr>
-        <w:t xml:space="preserve">x´ (1 - x)= -x </w:t>
       </w:r>
       <m:oMath>
         <m:r>
@@ -2686,6 +2868,41 @@
           <w:bCs/>
           <w:sz w:val="24"/>
         </w:rPr>
+        <w:t xml:space="preserve"> </w:t>
+      </w:r>
+      <w:proofErr w:type="spellStart"/>
+      <w:r>
+        <w:rPr>
+          <w:rFonts w:ascii="Times New Roman" w:eastAsiaTheme="minorEastAsia" w:hAnsi="Times New Roman" w:cs="Times New Roman"/>
+          <w:bCs/>
+          <w:sz w:val="24"/>
+        </w:rPr>
+        <w:t>x</w:t>
+      </w:r>
+      <w:proofErr w:type="spellEnd"/>
+      <w:r>
+        <w:rPr>
+          <w:rFonts w:ascii="Times New Roman" w:eastAsiaTheme="minorEastAsia" w:hAnsi="Times New Roman" w:cs="Times New Roman"/>
+          <w:bCs/>
+          <w:sz w:val="24"/>
+        </w:rPr>
+        <w:t xml:space="preserve">´ (1 - x)= -x </w:t>
+      </w:r>
+      <m:oMath>
+        <m:r>
+          <w:rPr>
+            <w:rFonts w:ascii="Cambria Math" w:eastAsiaTheme="minorEastAsia" w:hAnsi="Cambria Math" w:cs="Times New Roman"/>
+            <w:sz w:val="24"/>
+          </w:rPr>
+          <m:t>⟺</m:t>
+        </m:r>
+      </m:oMath>
+      <w:r>
+        <w:rPr>
+          <w:rFonts w:ascii="Times New Roman" w:eastAsiaTheme="minorEastAsia" w:hAnsi="Times New Roman" w:cs="Times New Roman"/>
+          <w:bCs/>
+          <w:sz w:val="24"/>
+        </w:rPr>
         <w:t xml:space="preserve"> x´= </w:t>
       </w:r>
       <m:oMath>
@@ -2726,7 +2943,23 @@
           <w:bCs/>
           <w:sz w:val="24"/>
         </w:rPr>
-        <w:t xml:space="preserve">, por lo que existe inverso para cada x </w:t>
+        <w:t xml:space="preserve">, </w:t>
+      </w:r>
+      <w:r>
+        <w:rPr>
+          <w:rFonts w:ascii="Times New Roman" w:eastAsiaTheme="minorEastAsia" w:hAnsi="Times New Roman" w:cs="Times New Roman"/>
+          <w:bCs/>
+          <w:sz w:val="24"/>
+        </w:rPr>
+        <w:t>por lo que existe inverso para todo</w:t>
+      </w:r>
+      <w:r>
+        <w:rPr>
+          <w:rFonts w:ascii="Times New Roman" w:eastAsiaTheme="minorEastAsia" w:hAnsi="Times New Roman" w:cs="Times New Roman"/>
+          <w:bCs/>
+          <w:sz w:val="24"/>
+        </w:rPr>
+        <w:t xml:space="preserve"> x </w:t>
       </w:r>
       <m:oMath>
         <m:r>
@@ -2751,31 +2984,7 @@
           <w:bCs/>
           <w:sz w:val="24"/>
         </w:rPr>
-        <w:t>distinto</w:t>
-      </w:r>
-      <w:r>
-        <w:rPr>
-          <w:rFonts w:ascii="Times New Roman" w:eastAsiaTheme="minorEastAsia" w:hAnsi="Times New Roman" w:cs="Times New Roman"/>
-          <w:bCs/>
-          <w:sz w:val="24"/>
-        </w:rPr>
-        <w:t xml:space="preserve"> </w:t>
-      </w:r>
-      <w:r>
-        <w:rPr>
-          <w:rFonts w:ascii="Times New Roman" w:eastAsiaTheme="minorEastAsia" w:hAnsi="Times New Roman" w:cs="Times New Roman"/>
-          <w:bCs/>
-          <w:sz w:val="24"/>
-        </w:rPr>
-        <w:t>de</w:t>
-      </w:r>
-      <w:r>
-        <w:rPr>
-          <w:rFonts w:ascii="Times New Roman" w:eastAsiaTheme="minorEastAsia" w:hAnsi="Times New Roman" w:cs="Times New Roman"/>
-          <w:bCs/>
-          <w:sz w:val="24"/>
-        </w:rPr>
-        <w:t xml:space="preserve"> 1</w:t>
+        <w:t>\ {1}</w:t>
       </w:r>
       <w:r>
         <w:rPr>
@@ -3719,7 +3928,23 @@
           <w:bCs/>
           <w:sz w:val="24"/>
         </w:rPr>
-        <w:t xml:space="preserve">, para todo a, b </w:t>
+        <w:t xml:space="preserve">, para </w:t>
+      </w:r>
+      <w:r>
+        <w:rPr>
+          <w:rFonts w:ascii="Times New Roman" w:hAnsi="Times New Roman" w:cs="Times New Roman"/>
+          <w:bCs/>
+          <w:sz w:val="24"/>
+        </w:rPr>
+        <w:t>cada</w:t>
+      </w:r>
+      <w:r>
+        <w:rPr>
+          <w:rFonts w:ascii="Times New Roman" w:hAnsi="Times New Roman" w:cs="Times New Roman"/>
+          <w:bCs/>
+          <w:sz w:val="24"/>
+        </w:rPr>
+        <w:t xml:space="preserve"> a, b </w:t>
       </w:r>
       <m:oMath>
         <m:r>
@@ -3935,30 +4160,6 @@
         </w:rPr>
         <w:t>0*2</w:t>
       </w:r>
-      <w:r>
-        <w:rPr>
-          <w:rFonts w:ascii="Times New Roman" w:hAnsi="Times New Roman" w:cs="Times New Roman"/>
-          <w:bCs/>
-          <w:sz w:val="24"/>
-        </w:rPr>
-        <w:t>=</w:t>
-      </w:r>
-      <w:r>
-        <w:rPr>
-          <w:rFonts w:ascii="Times New Roman" w:hAnsi="Times New Roman" w:cs="Times New Roman"/>
-          <w:bCs/>
-          <w:sz w:val="24"/>
-        </w:rPr>
-        <w:t xml:space="preserve"> 0</w:t>
-      </w:r>
-      <w:r>
-        <w:rPr>
-          <w:rFonts w:ascii="Times New Roman" w:eastAsiaTheme="minorEastAsia" w:hAnsi="Times New Roman" w:cs="Times New Roman"/>
-          <w:bCs/>
-          <w:sz w:val="24"/>
-        </w:rPr>
-        <w:t xml:space="preserve"> </w:t>
-      </w:r>
       <m:oMath>
         <m:r>
           <w:rPr>
@@ -3974,7 +4175,48 @@
           <w:bCs/>
           <w:sz w:val="24"/>
         </w:rPr>
-        <w:t xml:space="preserve"> 2*0= 1</w:t>
+        <w:t xml:space="preserve"> 2*0</w:t>
+      </w:r>
+      <w:r>
+        <w:rPr>
+          <w:rFonts w:ascii="Times New Roman" w:eastAsiaTheme="minorEastAsia" w:hAnsi="Times New Roman" w:cs="Times New Roman"/>
+          <w:bCs/>
+          <w:sz w:val="24"/>
+        </w:rPr>
+        <w:t xml:space="preserve"> </w:t>
+      </w:r>
+      <m:oMath>
+        <m:r>
+          <w:rPr>
+            <w:rFonts w:ascii="Cambria Math" w:eastAsiaTheme="minorEastAsia" w:hAnsi="Cambria Math" w:cs="Times New Roman"/>
+            <w:sz w:val="24"/>
+          </w:rPr>
+          <m:t>⟺</m:t>
+        </m:r>
+      </m:oMath>
+      <w:r>
+        <w:rPr>
+          <w:rFonts w:ascii="Times New Roman" w:eastAsiaTheme="minorEastAsia" w:hAnsi="Times New Roman" w:cs="Times New Roman"/>
+          <w:sz w:val="24"/>
+        </w:rPr>
+        <w:t xml:space="preserve"> 0</w:t>
+      </w:r>
+      <m:oMath>
+        <m:r>
+          <w:rPr>
+            <w:rFonts w:ascii="Cambria Math" w:hAnsi="Cambria Math" w:cs="Times New Roman"/>
+            <w:sz w:val="24"/>
+          </w:rPr>
+          <m:t>≠</m:t>
+        </m:r>
+      </m:oMath>
+      <w:r>
+        <w:rPr>
+          <w:rFonts w:ascii="Times New Roman" w:eastAsiaTheme="minorEastAsia" w:hAnsi="Times New Roman" w:cs="Times New Roman"/>
+          <w:bCs/>
+          <w:sz w:val="24"/>
+        </w:rPr>
+        <w:t xml:space="preserve"> 1</w:t>
       </w:r>
       <w:r>
         <w:rPr>
@@ -4196,62 +4438,6 @@
         </w:rPr>
         <w:t>2</w:t>
       </w:r>
-      <w:r>
-        <w:rPr>
-          <w:rFonts w:ascii="Times New Roman" w:eastAsiaTheme="minorEastAsia" w:hAnsi="Times New Roman" w:cs="Times New Roman"/>
-          <w:bCs/>
-          <w:sz w:val="24"/>
-        </w:rPr>
-        <w:t xml:space="preserve">= </w:t>
-      </w:r>
-      <w:r>
-        <w:rPr>
-          <w:rFonts w:ascii="Times New Roman" w:eastAsiaTheme="minorEastAsia" w:hAnsi="Times New Roman" w:cs="Times New Roman"/>
-          <w:bCs/>
-          <w:sz w:val="24"/>
-        </w:rPr>
-        <w:t>2</w:t>
-      </w:r>
-      <w:r>
-        <w:rPr>
-          <w:rFonts w:ascii="Times New Roman" w:eastAsiaTheme="minorEastAsia" w:hAnsi="Times New Roman" w:cs="Times New Roman"/>
-          <w:bCs/>
-          <w:sz w:val="24"/>
-        </w:rPr>
-        <w:t>*</w:t>
-      </w:r>
-      <w:r>
-        <w:rPr>
-          <w:rFonts w:ascii="Times New Roman" w:eastAsiaTheme="minorEastAsia" w:hAnsi="Times New Roman" w:cs="Times New Roman"/>
-          <w:bCs/>
-          <w:sz w:val="24"/>
-        </w:rPr>
-        <w:t>2</w:t>
-      </w:r>
-      <w:r>
-        <w:rPr>
-          <w:rFonts w:ascii="Times New Roman" w:eastAsiaTheme="minorEastAsia" w:hAnsi="Times New Roman" w:cs="Times New Roman"/>
-          <w:bCs/>
-          <w:sz w:val="24"/>
-        </w:rPr>
-        <w:t xml:space="preserve">= </w:t>
-      </w:r>
-      <w:r>
-        <w:rPr>
-          <w:rFonts w:ascii="Times New Roman" w:eastAsiaTheme="minorEastAsia" w:hAnsi="Times New Roman" w:cs="Times New Roman"/>
-          <w:bCs/>
-          <w:sz w:val="24"/>
-        </w:rPr>
-        <w:t>0</w:t>
-      </w:r>
-      <w:r>
-        <w:rPr>
-          <w:rFonts w:ascii="Times New Roman" w:eastAsiaTheme="minorEastAsia" w:hAnsi="Times New Roman" w:cs="Times New Roman"/>
-          <w:bCs/>
-          <w:sz w:val="24"/>
-        </w:rPr>
-        <w:t xml:space="preserve"> </w:t>
-      </w:r>
       <m:oMath>
         <m:r>
           <w:rPr>
@@ -4315,7 +4501,51 @@
           <w:bCs/>
           <w:sz w:val="24"/>
         </w:rPr>
-        <w:t xml:space="preserve">)= </w:t>
+        <w:t>)</w:t>
+      </w:r>
+      <w:r>
+        <w:rPr>
+          <w:rFonts w:ascii="Times New Roman" w:eastAsiaTheme="minorEastAsia" w:hAnsi="Times New Roman" w:cs="Times New Roman"/>
+          <w:bCs/>
+          <w:sz w:val="24"/>
+        </w:rPr>
+        <w:t xml:space="preserve"> </w:t>
+      </w:r>
+      <w:bookmarkStart w:id="0" w:name="_Hlk183012346"/>
+      <m:oMath>
+        <m:r>
+          <w:rPr>
+            <w:rFonts w:ascii="Cambria Math" w:eastAsiaTheme="minorEastAsia" w:hAnsi="Cambria Math" w:cs="Times New Roman"/>
+            <w:sz w:val="24"/>
+          </w:rPr>
+          <m:t>⟺</m:t>
+        </m:r>
+      </m:oMath>
+      <w:bookmarkEnd w:id="0"/>
+      <w:r>
+        <w:rPr>
+          <w:rFonts w:ascii="Times New Roman" w:eastAsiaTheme="minorEastAsia" w:hAnsi="Times New Roman" w:cs="Times New Roman"/>
+          <w:bCs/>
+          <w:sz w:val="24"/>
+        </w:rPr>
+        <w:t xml:space="preserve"> 2*2</w:t>
+      </w:r>
+      <m:oMath>
+        <m:r>
+          <w:rPr>
+            <w:rFonts w:ascii="Cambria Math" w:eastAsiaTheme="minorEastAsia" w:hAnsi="Cambria Math" w:cs="Times New Roman"/>
+            <w:sz w:val="24"/>
+          </w:rPr>
+          <m:t>≠</m:t>
+        </m:r>
+      </m:oMath>
+      <w:r>
+        <w:rPr>
+          <w:rFonts w:ascii="Times New Roman" w:eastAsiaTheme="minorEastAsia" w:hAnsi="Times New Roman" w:cs="Times New Roman"/>
+          <w:bCs/>
+          <w:sz w:val="24"/>
+        </w:rPr>
+        <w:t xml:space="preserve"> </w:t>
       </w:r>
       <w:r>
         <w:rPr>
@@ -4347,7 +4577,41 @@
           <w:bCs/>
           <w:sz w:val="24"/>
         </w:rPr>
-        <w:t xml:space="preserve">= </w:t>
+        <w:t xml:space="preserve"> </w:t>
+      </w:r>
+      <m:oMath>
+        <m:r>
+          <w:rPr>
+            <w:rFonts w:ascii="Cambria Math" w:eastAsiaTheme="minorEastAsia" w:hAnsi="Cambria Math" w:cs="Times New Roman"/>
+            <w:sz w:val="24"/>
+          </w:rPr>
+          <m:t>⟺</m:t>
+        </m:r>
+      </m:oMath>
+      <w:r>
+        <w:rPr>
+          <w:rFonts w:ascii="Times New Roman" w:eastAsiaTheme="minorEastAsia" w:hAnsi="Times New Roman" w:cs="Times New Roman"/>
+          <w:bCs/>
+          <w:sz w:val="24"/>
+        </w:rPr>
+        <w:t xml:space="preserve"> 0</w:t>
+      </w:r>
+      <m:oMath>
+        <m:r>
+          <w:rPr>
+            <w:rFonts w:ascii="Cambria Math" w:eastAsiaTheme="minorEastAsia" w:hAnsi="Cambria Math" w:cs="Times New Roman"/>
+            <w:sz w:val="24"/>
+          </w:rPr>
+          <m:t>≠</m:t>
+        </m:r>
+      </m:oMath>
+      <w:r>
+        <w:rPr>
+          <w:rFonts w:ascii="Times New Roman" w:eastAsiaTheme="minorEastAsia" w:hAnsi="Times New Roman" w:cs="Times New Roman"/>
+          <w:bCs/>
+          <w:sz w:val="24"/>
+        </w:rPr>
+        <w:t xml:space="preserve"> </w:t>
       </w:r>
       <w:r>
         <w:rPr>
@@ -4698,7 +4962,23 @@
           <w:bCs/>
           <w:sz w:val="24"/>
         </w:rPr>
-        <w:t xml:space="preserve">), ya que 1*1=1*1= 1 y 3*3= 3*3= 1, por lo que no existe inverso para cada a </w:t>
+        <w:t xml:space="preserve">), ya que 1*1=1*1= 1 y 3*3= 3*3= 1, por lo que no existe inverso para </w:t>
+      </w:r>
+      <w:r>
+        <w:rPr>
+          <w:rFonts w:ascii="Times New Roman" w:eastAsiaTheme="minorEastAsia" w:hAnsi="Times New Roman" w:cs="Times New Roman"/>
+          <w:bCs/>
+          <w:sz w:val="24"/>
+        </w:rPr>
+        <w:t>todo</w:t>
+      </w:r>
+      <w:r>
+        <w:rPr>
+          <w:rFonts w:ascii="Times New Roman" w:eastAsiaTheme="minorEastAsia" w:hAnsi="Times New Roman" w:cs="Times New Roman"/>
+          <w:bCs/>
+          <w:sz w:val="24"/>
+        </w:rPr>
+        <w:t xml:space="preserve"> a </w:t>
       </w:r>
       <m:oMath>
         <m:r>
@@ -4722,14 +5002,6 @@
           <w:rFonts w:ascii="Times New Roman" w:eastAsiaTheme="minorEastAsia" w:hAnsi="Times New Roman" w:cs="Times New Roman"/>
           <w:bCs/>
           <w:iCs/>
-          <w:sz w:val="24"/>
-        </w:rPr>
-        <w:t xml:space="preserve"> distinto de 1 y 3</w:t>
-      </w:r>
-      <w:r>
-        <w:rPr>
-          <w:rFonts w:ascii="Times New Roman" w:eastAsiaTheme="minorEastAsia" w:hAnsi="Times New Roman" w:cs="Times New Roman"/>
-          <w:bCs/>
           <w:sz w:val="24"/>
         </w:rPr>
         <w:t>.</w:t>
@@ -8175,7 +8447,25 @@
           <w:bCs/>
           <w:sz w:val="24"/>
         </w:rPr>
-        <w:t>Si aRb y cRd, entonces, (a*c)R(b*d).</w:t>
+        <w:t xml:space="preserve">Si aRb y </w:t>
+      </w:r>
+      <w:proofErr w:type="spellStart"/>
+      <w:r>
+        <w:rPr>
+          <w:rFonts w:ascii="Times New Roman" w:hAnsi="Times New Roman" w:cs="Times New Roman"/>
+          <w:bCs/>
+          <w:sz w:val="24"/>
+        </w:rPr>
+        <w:t>cRd</w:t>
+      </w:r>
+      <w:proofErr w:type="spellEnd"/>
+      <w:r>
+        <w:rPr>
+          <w:rFonts w:ascii="Times New Roman" w:hAnsi="Times New Roman" w:cs="Times New Roman"/>
+          <w:bCs/>
+          <w:sz w:val="24"/>
+        </w:rPr>
+        <w:t>, entonces, (a*c)R(b*d).</w:t>
       </w:r>
     </w:p>
     <w:p>
@@ -8285,7 +8575,43 @@
           <w:bCs/>
           <w:sz w:val="24"/>
         </w:rPr>
-        <w:t>S: xRa} es la clase de equivalencia de a bajo R.</w:t>
+        <w:t xml:space="preserve">S: </w:t>
+      </w:r>
+      <w:proofErr w:type="spellStart"/>
+      <w:r>
+        <w:rPr>
+          <w:rFonts w:ascii="Times New Roman" w:hAnsi="Times New Roman" w:cs="Times New Roman"/>
+          <w:bCs/>
+          <w:sz w:val="24"/>
+        </w:rPr>
+        <w:t>xRa</w:t>
+      </w:r>
+      <w:proofErr w:type="spellEnd"/>
+      <w:r>
+        <w:rPr>
+          <w:rFonts w:ascii="Times New Roman" w:hAnsi="Times New Roman" w:cs="Times New Roman"/>
+          <w:bCs/>
+          <w:sz w:val="24"/>
+        </w:rPr>
+        <w:t xml:space="preserve">} es la clase de equivalencia de </w:t>
+      </w:r>
+      <w:proofErr w:type="spellStart"/>
+      <w:r>
+        <w:rPr>
+          <w:rFonts w:ascii="Times New Roman" w:hAnsi="Times New Roman" w:cs="Times New Roman"/>
+          <w:bCs/>
+          <w:sz w:val="24"/>
+        </w:rPr>
+        <w:t>a bajo</w:t>
+      </w:r>
+      <w:proofErr w:type="spellEnd"/>
+      <w:r>
+        <w:rPr>
+          <w:rFonts w:ascii="Times New Roman" w:hAnsi="Times New Roman" w:cs="Times New Roman"/>
+          <w:bCs/>
+          <w:sz w:val="24"/>
+        </w:rPr>
+        <w:t xml:space="preserve"> R.</w:t>
       </w:r>
     </w:p>
     <w:p>
@@ -9889,7 +10215,23 @@
           <w:bCs/>
           <w:sz w:val="24"/>
         </w:rPr>
-        <w:t xml:space="preserve">, por lo que existe inverso para cada </w:t>
+        <w:t xml:space="preserve">, </w:t>
+      </w:r>
+      <w:r>
+        <w:rPr>
+          <w:rFonts w:ascii="Times New Roman" w:eastAsiaTheme="minorEastAsia" w:hAnsi="Times New Roman" w:cs="Times New Roman"/>
+          <w:bCs/>
+          <w:sz w:val="24"/>
+        </w:rPr>
+        <w:t>por lo que existe inverso para todo</w:t>
+      </w:r>
+      <w:r>
+        <w:rPr>
+          <w:rFonts w:ascii="Times New Roman" w:eastAsiaTheme="minorEastAsia" w:hAnsi="Times New Roman" w:cs="Times New Roman"/>
+          <w:bCs/>
+          <w:sz w:val="24"/>
+        </w:rPr>
+        <w:t xml:space="preserve"> </w:t>
       </w:r>
       <w:r>
         <w:rPr>
@@ -10949,7 +11291,23 @@
           <w:bCs/>
           <w:sz w:val="24"/>
         </w:rPr>
-        <w:t xml:space="preserve">existe inverso para cada a </w:t>
+        <w:t xml:space="preserve">existe inverso para </w:t>
+      </w:r>
+      <w:r>
+        <w:rPr>
+          <w:rFonts w:ascii="Times New Roman" w:eastAsiaTheme="minorEastAsia" w:hAnsi="Times New Roman" w:cs="Times New Roman"/>
+          <w:bCs/>
+          <w:sz w:val="24"/>
+        </w:rPr>
+        <w:t>todo</w:t>
+      </w:r>
+      <w:r>
+        <w:rPr>
+          <w:rFonts w:ascii="Times New Roman" w:eastAsiaTheme="minorEastAsia" w:hAnsi="Times New Roman" w:cs="Times New Roman"/>
+          <w:bCs/>
+          <w:sz w:val="24"/>
+        </w:rPr>
+        <w:t xml:space="preserve"> a </w:t>
       </w:r>
       <m:oMath>
         <m:r>
@@ -10984,15 +11342,6 @@
         <w:rPr>
           <w:rFonts w:ascii="Times New Roman" w:eastAsiaTheme="minorEastAsia" w:hAnsi="Times New Roman" w:cs="Times New Roman"/>
           <w:bCs/>
-          <w:iCs/>
-          <w:sz w:val="24"/>
-        </w:rPr>
-        <w:t xml:space="preserve"> distinto de 1 y -1</w:t>
-      </w:r>
-      <w:r>
-        <w:rPr>
-          <w:rFonts w:ascii="Times New Roman" w:eastAsiaTheme="minorEastAsia" w:hAnsi="Times New Roman" w:cs="Times New Roman"/>
-          <w:bCs/>
           <w:sz w:val="24"/>
         </w:rPr>
         <w:t>.</w:t>
@@ -11348,7 +11697,47 @@
           <w:iCs/>
           <w:sz w:val="24"/>
         </w:rPr>
-        <w:t>= (a+c, b+d)</w:t>
+        <w:t>= (</w:t>
+      </w:r>
+      <w:proofErr w:type="spellStart"/>
+      <w:r>
+        <w:rPr>
+          <w:rFonts w:ascii="Times New Roman" w:eastAsiaTheme="minorEastAsia" w:hAnsi="Times New Roman" w:cs="Times New Roman"/>
+          <w:bCs/>
+          <w:iCs/>
+          <w:sz w:val="24"/>
+        </w:rPr>
+        <w:t>a+c</w:t>
+      </w:r>
+      <w:proofErr w:type="spellEnd"/>
+      <w:r>
+        <w:rPr>
+          <w:rFonts w:ascii="Times New Roman" w:eastAsiaTheme="minorEastAsia" w:hAnsi="Times New Roman" w:cs="Times New Roman"/>
+          <w:bCs/>
+          <w:iCs/>
+          <w:sz w:val="24"/>
+        </w:rPr>
+        <w:t xml:space="preserve">, </w:t>
+      </w:r>
+      <w:proofErr w:type="spellStart"/>
+      <w:r>
+        <w:rPr>
+          <w:rFonts w:ascii="Times New Roman" w:eastAsiaTheme="minorEastAsia" w:hAnsi="Times New Roman" w:cs="Times New Roman"/>
+          <w:bCs/>
+          <w:iCs/>
+          <w:sz w:val="24"/>
+        </w:rPr>
+        <w:t>b+d</w:t>
+      </w:r>
+      <w:proofErr w:type="spellEnd"/>
+      <w:r>
+        <w:rPr>
+          <w:rFonts w:ascii="Times New Roman" w:eastAsiaTheme="minorEastAsia" w:hAnsi="Times New Roman" w:cs="Times New Roman"/>
+          <w:bCs/>
+          <w:iCs/>
+          <w:sz w:val="24"/>
+        </w:rPr>
+        <w:t>)</w:t>
       </w:r>
       <w:r>
         <w:rPr>
@@ -11725,7 +12114,87 @@
           <w:iCs/>
           <w:sz w:val="24"/>
         </w:rPr>
-        <w:t xml:space="preserve">(a+c, b+d) + (e, f)= (a, b) + (c+e, d+f) </w:t>
+        <w:t>(</w:t>
+      </w:r>
+      <w:proofErr w:type="spellStart"/>
+      <w:r>
+        <w:rPr>
+          <w:rFonts w:ascii="Times New Roman" w:eastAsiaTheme="minorEastAsia" w:hAnsi="Times New Roman" w:cs="Times New Roman"/>
+          <w:bCs/>
+          <w:iCs/>
+          <w:sz w:val="24"/>
+        </w:rPr>
+        <w:t>a+c</w:t>
+      </w:r>
+      <w:proofErr w:type="spellEnd"/>
+      <w:r>
+        <w:rPr>
+          <w:rFonts w:ascii="Times New Roman" w:eastAsiaTheme="minorEastAsia" w:hAnsi="Times New Roman" w:cs="Times New Roman"/>
+          <w:bCs/>
+          <w:iCs/>
+          <w:sz w:val="24"/>
+        </w:rPr>
+        <w:t xml:space="preserve">, </w:t>
+      </w:r>
+      <w:proofErr w:type="spellStart"/>
+      <w:r>
+        <w:rPr>
+          <w:rFonts w:ascii="Times New Roman" w:eastAsiaTheme="minorEastAsia" w:hAnsi="Times New Roman" w:cs="Times New Roman"/>
+          <w:bCs/>
+          <w:iCs/>
+          <w:sz w:val="24"/>
+        </w:rPr>
+        <w:t>b+d</w:t>
+      </w:r>
+      <w:proofErr w:type="spellEnd"/>
+      <w:r>
+        <w:rPr>
+          <w:rFonts w:ascii="Times New Roman" w:eastAsiaTheme="minorEastAsia" w:hAnsi="Times New Roman" w:cs="Times New Roman"/>
+          <w:bCs/>
+          <w:iCs/>
+          <w:sz w:val="24"/>
+        </w:rPr>
+        <w:t>) + (e, f)= (a, b) + (</w:t>
+      </w:r>
+      <w:proofErr w:type="spellStart"/>
+      <w:r>
+        <w:rPr>
+          <w:rFonts w:ascii="Times New Roman" w:eastAsiaTheme="minorEastAsia" w:hAnsi="Times New Roman" w:cs="Times New Roman"/>
+          <w:bCs/>
+          <w:iCs/>
+          <w:sz w:val="24"/>
+        </w:rPr>
+        <w:t>c+e</w:t>
+      </w:r>
+      <w:proofErr w:type="spellEnd"/>
+      <w:r>
+        <w:rPr>
+          <w:rFonts w:ascii="Times New Roman" w:eastAsiaTheme="minorEastAsia" w:hAnsi="Times New Roman" w:cs="Times New Roman"/>
+          <w:bCs/>
+          <w:iCs/>
+          <w:sz w:val="24"/>
+        </w:rPr>
+        <w:t xml:space="preserve">, </w:t>
+      </w:r>
+      <w:proofErr w:type="spellStart"/>
+      <w:r>
+        <w:rPr>
+          <w:rFonts w:ascii="Times New Roman" w:eastAsiaTheme="minorEastAsia" w:hAnsi="Times New Roman" w:cs="Times New Roman"/>
+          <w:bCs/>
+          <w:iCs/>
+          <w:sz w:val="24"/>
+        </w:rPr>
+        <w:t>d+f</w:t>
+      </w:r>
+      <w:proofErr w:type="spellEnd"/>
+      <w:r>
+        <w:rPr>
+          <w:rFonts w:ascii="Times New Roman" w:eastAsiaTheme="minorEastAsia" w:hAnsi="Times New Roman" w:cs="Times New Roman"/>
+          <w:bCs/>
+          <w:iCs/>
+          <w:sz w:val="24"/>
+        </w:rPr>
+        <w:t xml:space="preserve">) </w:t>
       </w:r>
       <m:oMath>
         <m:r>
@@ -12875,7 +13344,23 @@
           <w:bCs/>
           <w:sz w:val="24"/>
         </w:rPr>
-        <w:t xml:space="preserve">, por lo que existe inverso para cada (a, b) </w:t>
+        <w:t xml:space="preserve">, </w:t>
+      </w:r>
+      <w:r>
+        <w:rPr>
+          <w:rFonts w:ascii="Times New Roman" w:eastAsiaTheme="minorEastAsia" w:hAnsi="Times New Roman" w:cs="Times New Roman"/>
+          <w:bCs/>
+          <w:sz w:val="24"/>
+        </w:rPr>
+        <w:t>por lo que existe inverso para todo</w:t>
+      </w:r>
+      <w:r>
+        <w:rPr>
+          <w:rFonts w:ascii="Times New Roman" w:eastAsiaTheme="minorEastAsia" w:hAnsi="Times New Roman" w:cs="Times New Roman"/>
+          <w:bCs/>
+          <w:sz w:val="24"/>
+        </w:rPr>
+        <w:t xml:space="preserve"> (a, b) </w:t>
       </w:r>
       <m:oMath>
         <m:r>
@@ -24169,7 +24654,15 @@
           <w:bCs/>
           <w:sz w:val="24"/>
         </w:rPr>
-        <w:t xml:space="preserve">por lo que existe inverso para cada </w:t>
+        <w:t>por lo que existe inverso para todo</w:t>
+      </w:r>
+      <w:r>
+        <w:rPr>
+          <w:rFonts w:ascii="Times New Roman" w:eastAsiaTheme="minorEastAsia" w:hAnsi="Times New Roman" w:cs="Times New Roman"/>
+          <w:bCs/>
+          <w:sz w:val="24"/>
+        </w:rPr>
+        <w:t xml:space="preserve"> </w:t>
       </w:r>
       <w:r>
         <w:rPr>
@@ -25680,7 +26173,23 @@
           <w:bCs/>
           <w:sz w:val="24"/>
         </w:rPr>
-        <w:t xml:space="preserve">, por lo que no existe inverso para cada X </w:t>
+        <w:t xml:space="preserve">, por lo que no existe inverso para </w:t>
+      </w:r>
+      <w:r>
+        <w:rPr>
+          <w:rFonts w:ascii="Times New Roman" w:eastAsiaTheme="minorEastAsia" w:hAnsi="Times New Roman" w:cs="Times New Roman"/>
+          <w:bCs/>
+          <w:sz w:val="24"/>
+        </w:rPr>
+        <w:t>todo</w:t>
+      </w:r>
+      <w:r>
+        <w:rPr>
+          <w:rFonts w:ascii="Times New Roman" w:eastAsiaTheme="minorEastAsia" w:hAnsi="Times New Roman" w:cs="Times New Roman"/>
+          <w:bCs/>
+          <w:sz w:val="24"/>
+        </w:rPr>
+        <w:t xml:space="preserve"> X </w:t>
       </w:r>
       <m:oMath>
         <m:r>
@@ -25697,33 +26206,7 @@
           <w:bCs/>
           <w:sz w:val="24"/>
         </w:rPr>
-        <w:t xml:space="preserve"> P (A)</w:t>
-      </w:r>
-      <w:r>
-        <w:rPr>
-          <w:rFonts w:ascii="Times New Roman" w:eastAsiaTheme="minorEastAsia" w:hAnsi="Times New Roman" w:cs="Times New Roman"/>
-          <w:bCs/>
-          <w:iCs/>
-          <w:sz w:val="24"/>
-        </w:rPr>
-        <w:t xml:space="preserve"> distinto de </w:t>
-      </w:r>
-      <m:oMath>
-        <m:r>
-          <w:rPr>
-            <w:rFonts w:ascii="Cambria Math" w:eastAsiaTheme="minorEastAsia" w:hAnsi="Cambria Math" w:cs="Times New Roman"/>
-            <w:sz w:val="24"/>
-          </w:rPr>
-          <m:t>∅</m:t>
-        </m:r>
-      </m:oMath>
-      <w:r>
-        <w:rPr>
-          <w:rFonts w:ascii="Times New Roman" w:eastAsiaTheme="minorEastAsia" w:hAnsi="Times New Roman" w:cs="Times New Roman"/>
-          <w:bCs/>
-          <w:sz w:val="24"/>
-        </w:rPr>
-        <w:t>.</w:t>
+        <w:t xml:space="preserve"> P (A).</w:t>
       </w:r>
     </w:p>
     <w:p>
@@ -31138,6 +31621,7 @@
         </w:rPr>
         <w:t xml:space="preserve">y </w:t>
       </w:r>
+      <w:proofErr w:type="spellStart"/>
       <w:r>
         <w:rPr>
           <w:rFonts w:ascii="Times New Roman" w:eastAsiaTheme="minorEastAsia" w:hAnsi="Times New Roman" w:cs="Times New Roman"/>
@@ -31147,6 +31631,7 @@
         </w:rPr>
         <w:t>y</w:t>
       </w:r>
+      <w:proofErr w:type="spellEnd"/>
       <m:oMath>
         <m:r>
           <w:rPr>
@@ -31285,6 +31770,7 @@
         </w:rPr>
         <w:t xml:space="preserve"> en </w:t>
       </w:r>
+      <w:proofErr w:type="spellStart"/>
       <w:r>
         <w:rPr>
           <w:rFonts w:ascii="Times New Roman" w:hAnsi="Times New Roman" w:cs="Times New Roman"/>
@@ -31293,6 +31779,7 @@
         </w:rPr>
         <w:t>GxF</w:t>
       </w:r>
+      <w:proofErr w:type="spellEnd"/>
       <w:r>
         <w:rPr>
           <w:rFonts w:ascii="Times New Roman" w:hAnsi="Times New Roman" w:cs="Times New Roman"/>
@@ -31382,14 +31869,25 @@
         </w:rPr>
         <w:t xml:space="preserve"> </w:t>
       </w:r>
-      <w:r>
-        <w:rPr>
-          <w:rFonts w:ascii="Times New Roman" w:eastAsiaTheme="minorEastAsia" w:hAnsi="Times New Roman" w:cs="Times New Roman"/>
-          <w:bCs/>
-          <w:iCs/>
-          <w:sz w:val="24"/>
-        </w:rPr>
-        <w:t>GxF,</w:t>
+      <w:proofErr w:type="spellStart"/>
+      <w:r>
+        <w:rPr>
+          <w:rFonts w:ascii="Times New Roman" w:eastAsiaTheme="minorEastAsia" w:hAnsi="Times New Roman" w:cs="Times New Roman"/>
+          <w:bCs/>
+          <w:iCs/>
+          <w:sz w:val="24"/>
+        </w:rPr>
+        <w:t>GxF</w:t>
+      </w:r>
+      <w:proofErr w:type="spellEnd"/>
+      <w:r>
+        <w:rPr>
+          <w:rFonts w:ascii="Times New Roman" w:eastAsiaTheme="minorEastAsia" w:hAnsi="Times New Roman" w:cs="Times New Roman"/>
+          <w:bCs/>
+          <w:iCs/>
+          <w:sz w:val="24"/>
+        </w:rPr>
+        <w:t>,</w:t>
       </w:r>
       <w:r>
         <w:rPr>
@@ -31854,6 +32352,7 @@
         </w:rPr>
         <w:t xml:space="preserve"> </w:t>
       </w:r>
+      <w:proofErr w:type="spellStart"/>
       <w:r>
         <w:rPr>
           <w:rFonts w:ascii="Times New Roman" w:eastAsiaTheme="minorEastAsia" w:hAnsi="Times New Roman" w:cs="Times New Roman"/>
@@ -31862,6 +32361,7 @@
         </w:rPr>
         <w:t>GxF</w:t>
       </w:r>
+      <w:proofErr w:type="spellEnd"/>
       <w:r>
         <w:rPr>
           <w:rFonts w:ascii="Times New Roman" w:hAnsi="Times New Roman" w:cs="Times New Roman"/>
@@ -31903,6 +32403,7 @@
         </w:rPr>
         <w:t xml:space="preserve"> </w:t>
       </w:r>
+      <w:proofErr w:type="spellStart"/>
       <w:r>
         <w:rPr>
           <w:rFonts w:ascii="Times New Roman" w:eastAsiaTheme="minorEastAsia" w:hAnsi="Times New Roman" w:cs="Times New Roman"/>
@@ -31911,6 +32412,7 @@
         </w:rPr>
         <w:t>GxF</w:t>
       </w:r>
+      <w:proofErr w:type="spellEnd"/>
       <w:r>
         <w:rPr>
           <w:rFonts w:ascii="Times New Roman" w:eastAsiaTheme="minorEastAsia" w:hAnsi="Times New Roman" w:cs="Times New Roman"/>
@@ -32687,6 +33189,7 @@
         </w:rPr>
         <w:t xml:space="preserve"> </w:t>
       </w:r>
+      <w:proofErr w:type="spellStart"/>
       <w:r>
         <w:rPr>
           <w:rFonts w:ascii="Times New Roman" w:eastAsiaTheme="minorEastAsia" w:hAnsi="Times New Roman" w:cs="Times New Roman"/>
@@ -32695,6 +33198,7 @@
         </w:rPr>
         <w:t>GxF</w:t>
       </w:r>
+      <w:proofErr w:type="spellEnd"/>
       <w:r>
         <w:rPr>
           <w:rFonts w:ascii="Times New Roman" w:eastAsiaTheme="minorEastAsia" w:hAnsi="Times New Roman" w:cs="Times New Roman"/>
@@ -32736,6 +33240,7 @@
         </w:rPr>
         <w:t xml:space="preserve"> </w:t>
       </w:r>
+      <w:proofErr w:type="spellStart"/>
       <w:r>
         <w:rPr>
           <w:rFonts w:ascii="Times New Roman" w:eastAsiaTheme="minorEastAsia" w:hAnsi="Times New Roman" w:cs="Times New Roman"/>
@@ -32744,6 +33249,7 @@
         </w:rPr>
         <w:t>GxF</w:t>
       </w:r>
+      <w:proofErr w:type="spellEnd"/>
       <w:r>
         <w:rPr>
           <w:rFonts w:ascii="Times New Roman" w:eastAsiaTheme="minorEastAsia" w:hAnsi="Times New Roman" w:cs="Times New Roman"/>
@@ -33607,7 +34113,23 @@
           <w:bCs/>
           <w:sz w:val="24"/>
         </w:rPr>
-        <w:t xml:space="preserve">, por lo que existe inverso para cada (x, y) </w:t>
+        <w:t xml:space="preserve">, </w:t>
+      </w:r>
+      <w:r>
+        <w:rPr>
+          <w:rFonts w:ascii="Times New Roman" w:hAnsi="Times New Roman" w:cs="Times New Roman"/>
+          <w:bCs/>
+          <w:sz w:val="24"/>
+        </w:rPr>
+        <w:t>por lo que existe inverso para todo</w:t>
+      </w:r>
+      <w:r>
+        <w:rPr>
+          <w:rFonts w:ascii="Times New Roman" w:hAnsi="Times New Roman" w:cs="Times New Roman"/>
+          <w:bCs/>
+          <w:sz w:val="24"/>
+        </w:rPr>
+        <w:t xml:space="preserve"> (x, y) </w:t>
       </w:r>
       <m:oMath>
         <m:r>
@@ -33701,6 +34223,7 @@
         </w:rPr>
         <w:t>(</w:t>
       </w:r>
+      <w:proofErr w:type="spellStart"/>
       <w:r>
         <w:rPr>
           <w:rFonts w:ascii="Times New Roman" w:hAnsi="Times New Roman" w:cs="Times New Roman"/>
@@ -33709,6 +34232,7 @@
         </w:rPr>
         <w:t>GxF</w:t>
       </w:r>
+      <w:proofErr w:type="spellEnd"/>
       <w:r>
         <w:rPr>
           <w:rFonts w:ascii="Times New Roman" w:hAnsi="Times New Roman" w:cs="Times New Roman"/>
@@ -35325,7 +35849,15 @@
           <w:bCs/>
           <w:sz w:val="24"/>
         </w:rPr>
-        <w:t xml:space="preserve">por lo que existe inverso para cada a </w:t>
+        <w:t>por lo que existe inverso para todo</w:t>
+      </w:r>
+      <w:r>
+        <w:rPr>
+          <w:rFonts w:ascii="Times New Roman" w:eastAsiaTheme="minorEastAsia" w:hAnsi="Times New Roman" w:cs="Times New Roman"/>
+          <w:bCs/>
+          <w:sz w:val="24"/>
+        </w:rPr>
+        <w:t xml:space="preserve"> a </w:t>
       </w:r>
       <m:oMath>
         <m:r>
@@ -38982,7 +39514,15 @@
           <w:bCs/>
           <w:sz w:val="24"/>
         </w:rPr>
-        <w:t xml:space="preserve">por lo que existe inverso para cada A </w:t>
+        <w:t>por lo que existe inverso para todo</w:t>
+      </w:r>
+      <w:r>
+        <w:rPr>
+          <w:rFonts w:ascii="Times New Roman" w:eastAsiaTheme="minorEastAsia" w:hAnsi="Times New Roman" w:cs="Times New Roman"/>
+          <w:bCs/>
+          <w:sz w:val="24"/>
+        </w:rPr>
+        <w:t xml:space="preserve"> A </w:t>
       </w:r>
       <m:oMath>
         <m:r>
@@ -39424,6 +39964,7 @@
         </w:rPr>
         <w:t xml:space="preserve"> G: </w:t>
       </w:r>
+      <w:proofErr w:type="spellStart"/>
       <w:r>
         <w:rPr>
           <w:rFonts w:ascii="Times New Roman" w:eastAsiaTheme="minorEastAsia" w:hAnsi="Times New Roman" w:cs="Times New Roman"/>
@@ -39432,6 +39973,7 @@
         </w:rPr>
         <w:t>a</w:t>
       </w:r>
+      <w:proofErr w:type="spellEnd"/>
       <w:r>
         <w:rPr>
           <w:rFonts w:ascii="Times New Roman" w:eastAsiaTheme="minorEastAsia" w:hAnsi="Times New Roman" w:cs="Times New Roman"/>
@@ -39474,6 +40016,7 @@
         </w:rPr>
         <w:t xml:space="preserve"> </w:t>
       </w:r>
+      <w:proofErr w:type="spellStart"/>
       <w:r>
         <w:rPr>
           <w:rFonts w:ascii="Times New Roman" w:eastAsiaTheme="minorEastAsia" w:hAnsi="Times New Roman" w:cs="Times New Roman"/>
@@ -39482,6 +40025,7 @@
         </w:rPr>
         <w:t>a</w:t>
       </w:r>
+      <w:proofErr w:type="spellEnd"/>
       <w:r>
         <w:rPr>
           <w:rFonts w:ascii="Times New Roman" w:eastAsiaTheme="minorEastAsia" w:hAnsi="Times New Roman" w:cs="Times New Roman"/>
@@ -40571,7 +41115,23 @@
           <w:bCs/>
           <w:sz w:val="24"/>
         </w:rPr>
-        <w:t xml:space="preserve">, por lo que existe inverso para cada </w:t>
+        <w:t xml:space="preserve">, </w:t>
+      </w:r>
+      <w:r>
+        <w:rPr>
+          <w:rFonts w:ascii="Times New Roman" w:hAnsi="Times New Roman" w:cs="Times New Roman"/>
+          <w:bCs/>
+          <w:sz w:val="24"/>
+        </w:rPr>
+        <w:t>por lo que existe inverso para todo</w:t>
+      </w:r>
+      <w:r>
+        <w:rPr>
+          <w:rFonts w:ascii="Times New Roman" w:hAnsi="Times New Roman" w:cs="Times New Roman"/>
+          <w:bCs/>
+          <w:sz w:val="24"/>
+        </w:rPr>
+        <w:t xml:space="preserve"> </w:t>
       </w:r>
       <w:r>
         <w:rPr>
@@ -43881,15 +44441,24 @@
           <w:iCs/>
           <w:sz w:val="24"/>
         </w:rPr>
-        <w:t xml:space="preserve">, por lo que </w:t>
-      </w:r>
-      <w:r>
-        <w:rPr>
-          <w:rFonts w:ascii="Times New Roman" w:hAnsi="Times New Roman" w:cs="Times New Roman"/>
-          <w:bCs/>
-          <w:sz w:val="24"/>
-        </w:rPr>
-        <w:t xml:space="preserve">existe inverso para cada x </w:t>
+        <w:t xml:space="preserve">, </w:t>
+      </w:r>
+      <w:r>
+        <w:rPr>
+          <w:rFonts w:ascii="Times New Roman" w:eastAsiaTheme="minorEastAsia" w:hAnsi="Times New Roman" w:cs="Times New Roman"/>
+          <w:bCs/>
+          <w:iCs/>
+          <w:sz w:val="24"/>
+        </w:rPr>
+        <w:t>por lo que existe inverso para todo</w:t>
+      </w:r>
+      <w:r>
+        <w:rPr>
+          <w:rFonts w:ascii="Times New Roman" w:hAnsi="Times New Roman" w:cs="Times New Roman"/>
+          <w:bCs/>
+          <w:sz w:val="24"/>
+        </w:rPr>
+        <w:t xml:space="preserve"> x </w:t>
       </w:r>
       <m:oMath>
         <m:r>
@@ -45871,7 +46440,23 @@
           <w:bCs/>
           <w:sz w:val="24"/>
         </w:rPr>
-        <w:t>= e, donde e es el elemento neutro.</w:t>
+        <w:t>= e, donde e es el elemento neutro</w:t>
+      </w:r>
+      <w:r>
+        <w:rPr>
+          <w:rFonts w:ascii="Times New Roman" w:eastAsiaTheme="minorEastAsia" w:hAnsi="Times New Roman" w:cs="Times New Roman"/>
+          <w:bCs/>
+          <w:sz w:val="24"/>
+        </w:rPr>
+        <w:t xml:space="preserve"> de G</w:t>
+      </w:r>
+      <w:r>
+        <w:rPr>
+          <w:rFonts w:ascii="Times New Roman" w:eastAsiaTheme="minorEastAsia" w:hAnsi="Times New Roman" w:cs="Times New Roman"/>
+          <w:bCs/>
+          <w:sz w:val="24"/>
+        </w:rPr>
+        <w:t>.</w:t>
       </w:r>
     </w:p>
     <w:p>
@@ -48859,15 +49444,24 @@
           <w:iCs/>
           <w:sz w:val="24"/>
         </w:rPr>
-        <w:t xml:space="preserve">, por lo que </w:t>
-      </w:r>
-      <w:r>
-        <w:rPr>
-          <w:rFonts w:ascii="Times New Roman" w:hAnsi="Times New Roman" w:cs="Times New Roman"/>
-          <w:bCs/>
-          <w:sz w:val="24"/>
-        </w:rPr>
-        <w:t xml:space="preserve">existe inverso para cada a </w:t>
+        <w:t xml:space="preserve">, </w:t>
+      </w:r>
+      <w:r>
+        <w:rPr>
+          <w:rFonts w:ascii="Times New Roman" w:eastAsiaTheme="minorEastAsia" w:hAnsi="Times New Roman" w:cs="Times New Roman"/>
+          <w:bCs/>
+          <w:iCs/>
+          <w:sz w:val="24"/>
+        </w:rPr>
+        <w:t>por lo que existe inverso para todo</w:t>
+      </w:r>
+      <w:r>
+        <w:rPr>
+          <w:rFonts w:ascii="Times New Roman" w:hAnsi="Times New Roman" w:cs="Times New Roman"/>
+          <w:bCs/>
+          <w:sz w:val="24"/>
+        </w:rPr>
+        <w:t xml:space="preserve"> a </w:t>
       </w:r>
       <m:oMath>
         <m:r>
@@ -51073,8 +51667,19 @@
           <w:iCs/>
           <w:sz w:val="24"/>
         </w:rPr>
-        <w:t>= ae</w:t>
-      </w:r>
+        <w:t xml:space="preserve">= </w:t>
+      </w:r>
+      <w:proofErr w:type="spellStart"/>
+      <w:r>
+        <w:rPr>
+          <w:rFonts w:ascii="Times New Roman" w:eastAsiaTheme="minorEastAsia" w:hAnsi="Times New Roman" w:cs="Times New Roman"/>
+          <w:bCs/>
+          <w:iCs/>
+          <w:sz w:val="24"/>
+        </w:rPr>
+        <w:t>ae</w:t>
+      </w:r>
+      <w:proofErr w:type="spellEnd"/>
       <m:oMath>
         <m:sSup>
           <m:sSupPr>

--- a/29. Matemática 4/Trabajos Prácticos/Trabajo Práctico N° 5.1 (R).docx
+++ b/29. Matemática 4/Trabajos Prácticos/Trabajo Práctico N° 5.1 (R).docx
@@ -2408,18 +2408,8 @@
           <w:bCs/>
           <w:sz w:val="24"/>
         </w:rPr>
-        <w:t xml:space="preserve">x + e - </w:t>
-      </w:r>
-      <w:proofErr w:type="spellStart"/>
-      <w:r>
-        <w:rPr>
-          <w:rFonts w:ascii="Times New Roman" w:eastAsiaTheme="minorEastAsia" w:hAnsi="Times New Roman" w:cs="Times New Roman"/>
-          <w:bCs/>
-          <w:sz w:val="24"/>
-        </w:rPr>
-        <w:t>xe</w:t>
-      </w:r>
-      <w:proofErr w:type="spellEnd"/>
+        <w:t>x + e - xe</w:t>
+      </w:r>
       <w:r>
         <w:rPr>
           <w:rFonts w:ascii="Times New Roman" w:eastAsiaTheme="minorEastAsia" w:hAnsi="Times New Roman" w:cs="Times New Roman"/>
@@ -2483,25 +2473,7 @@
           <w:bCs/>
           <w:sz w:val="24"/>
         </w:rPr>
-        <w:t xml:space="preserve">e - </w:t>
-      </w:r>
-      <w:proofErr w:type="spellStart"/>
-      <w:r>
-        <w:rPr>
-          <w:rFonts w:ascii="Times New Roman" w:eastAsiaTheme="minorEastAsia" w:hAnsi="Times New Roman" w:cs="Times New Roman"/>
-          <w:bCs/>
-          <w:sz w:val="24"/>
-        </w:rPr>
-        <w:t>xe</w:t>
-      </w:r>
-      <w:proofErr w:type="spellEnd"/>
-      <w:r>
-        <w:rPr>
-          <w:rFonts w:ascii="Times New Roman" w:eastAsiaTheme="minorEastAsia" w:hAnsi="Times New Roman" w:cs="Times New Roman"/>
-          <w:bCs/>
-          <w:sz w:val="24"/>
-        </w:rPr>
-        <w:t xml:space="preserve">= </w:t>
+        <w:t xml:space="preserve">e - xe= </w:t>
       </w:r>
       <w:r>
         <w:rPr>
@@ -2784,25 +2756,7 @@
           <w:bCs/>
           <w:sz w:val="24"/>
         </w:rPr>
-        <w:t xml:space="preserve"> </w:t>
-      </w:r>
-      <w:proofErr w:type="spellStart"/>
-      <w:r>
-        <w:rPr>
-          <w:rFonts w:ascii="Times New Roman" w:eastAsiaTheme="minorEastAsia" w:hAnsi="Times New Roman" w:cs="Times New Roman"/>
-          <w:bCs/>
-          <w:sz w:val="24"/>
-        </w:rPr>
-        <w:t>x´x</w:t>
-      </w:r>
-      <w:proofErr w:type="spellEnd"/>
-      <w:r>
-        <w:rPr>
-          <w:rFonts w:ascii="Times New Roman" w:eastAsiaTheme="minorEastAsia" w:hAnsi="Times New Roman" w:cs="Times New Roman"/>
-          <w:bCs/>
-          <w:sz w:val="24"/>
-        </w:rPr>
-        <w:t xml:space="preserve">= </w:t>
+        <w:t xml:space="preserve"> x´x= </w:t>
       </w:r>
       <w:r>
         <w:rPr>
@@ -2870,23 +2824,13 @@
         </w:rPr>
         <w:t xml:space="preserve"> </w:t>
       </w:r>
-      <w:proofErr w:type="spellStart"/>
-      <w:r>
-        <w:rPr>
-          <w:rFonts w:ascii="Times New Roman" w:eastAsiaTheme="minorEastAsia" w:hAnsi="Times New Roman" w:cs="Times New Roman"/>
-          <w:bCs/>
-          <w:sz w:val="24"/>
-        </w:rPr>
-        <w:t>x</w:t>
-      </w:r>
-      <w:proofErr w:type="spellEnd"/>
-      <w:r>
-        <w:rPr>
-          <w:rFonts w:ascii="Times New Roman" w:eastAsiaTheme="minorEastAsia" w:hAnsi="Times New Roman" w:cs="Times New Roman"/>
-          <w:bCs/>
-          <w:sz w:val="24"/>
-        </w:rPr>
-        <w:t xml:space="preserve">´ (1 - x)= -x </w:t>
+      <w:r>
+        <w:rPr>
+          <w:rFonts w:ascii="Times New Roman" w:eastAsiaTheme="minorEastAsia" w:hAnsi="Times New Roman" w:cs="Times New Roman"/>
+          <w:bCs/>
+          <w:sz w:val="24"/>
+        </w:rPr>
+        <w:t xml:space="preserve">x´ (1 - x)= -x </w:t>
       </w:r>
       <m:oMath>
         <m:r>
@@ -8447,25 +8391,7 @@
           <w:bCs/>
           <w:sz w:val="24"/>
         </w:rPr>
-        <w:t xml:space="preserve">Si aRb y </w:t>
-      </w:r>
-      <w:proofErr w:type="spellStart"/>
-      <w:r>
-        <w:rPr>
-          <w:rFonts w:ascii="Times New Roman" w:hAnsi="Times New Roman" w:cs="Times New Roman"/>
-          <w:bCs/>
-          <w:sz w:val="24"/>
-        </w:rPr>
-        <w:t>cRd</w:t>
-      </w:r>
-      <w:proofErr w:type="spellEnd"/>
-      <w:r>
-        <w:rPr>
-          <w:rFonts w:ascii="Times New Roman" w:hAnsi="Times New Roman" w:cs="Times New Roman"/>
-          <w:bCs/>
-          <w:sz w:val="24"/>
-        </w:rPr>
-        <w:t>, entonces, (a*c)R(b*d).</w:t>
+        <w:t>Si aRb y cRd, entonces, (a*c)R(b*d).</w:t>
       </w:r>
     </w:p>
     <w:p>
@@ -8575,43 +8501,7 @@
           <w:bCs/>
           <w:sz w:val="24"/>
         </w:rPr>
-        <w:t xml:space="preserve">S: </w:t>
-      </w:r>
-      <w:proofErr w:type="spellStart"/>
-      <w:r>
-        <w:rPr>
-          <w:rFonts w:ascii="Times New Roman" w:hAnsi="Times New Roman" w:cs="Times New Roman"/>
-          <w:bCs/>
-          <w:sz w:val="24"/>
-        </w:rPr>
-        <w:t>xRa</w:t>
-      </w:r>
-      <w:proofErr w:type="spellEnd"/>
-      <w:r>
-        <w:rPr>
-          <w:rFonts w:ascii="Times New Roman" w:hAnsi="Times New Roman" w:cs="Times New Roman"/>
-          <w:bCs/>
-          <w:sz w:val="24"/>
-        </w:rPr>
-        <w:t xml:space="preserve">} es la clase de equivalencia de </w:t>
-      </w:r>
-      <w:proofErr w:type="spellStart"/>
-      <w:r>
-        <w:rPr>
-          <w:rFonts w:ascii="Times New Roman" w:hAnsi="Times New Roman" w:cs="Times New Roman"/>
-          <w:bCs/>
-          <w:sz w:val="24"/>
-        </w:rPr>
-        <w:t>a bajo</w:t>
-      </w:r>
-      <w:proofErr w:type="spellEnd"/>
-      <w:r>
-        <w:rPr>
-          <w:rFonts w:ascii="Times New Roman" w:hAnsi="Times New Roman" w:cs="Times New Roman"/>
-          <w:bCs/>
-          <w:sz w:val="24"/>
-        </w:rPr>
-        <w:t xml:space="preserve"> R.</w:t>
+        <w:t>S: xRa} es la clase de equivalencia de a bajo R.</w:t>
       </w:r>
     </w:p>
     <w:p>
@@ -11697,47 +11587,7 @@
           <w:iCs/>
           <w:sz w:val="24"/>
         </w:rPr>
-        <w:t>= (</w:t>
-      </w:r>
-      <w:proofErr w:type="spellStart"/>
-      <w:r>
-        <w:rPr>
-          <w:rFonts w:ascii="Times New Roman" w:eastAsiaTheme="minorEastAsia" w:hAnsi="Times New Roman" w:cs="Times New Roman"/>
-          <w:bCs/>
-          <w:iCs/>
-          <w:sz w:val="24"/>
-        </w:rPr>
-        <w:t>a+c</w:t>
-      </w:r>
-      <w:proofErr w:type="spellEnd"/>
-      <w:r>
-        <w:rPr>
-          <w:rFonts w:ascii="Times New Roman" w:eastAsiaTheme="minorEastAsia" w:hAnsi="Times New Roman" w:cs="Times New Roman"/>
-          <w:bCs/>
-          <w:iCs/>
-          <w:sz w:val="24"/>
-        </w:rPr>
-        <w:t xml:space="preserve">, </w:t>
-      </w:r>
-      <w:proofErr w:type="spellStart"/>
-      <w:r>
-        <w:rPr>
-          <w:rFonts w:ascii="Times New Roman" w:eastAsiaTheme="minorEastAsia" w:hAnsi="Times New Roman" w:cs="Times New Roman"/>
-          <w:bCs/>
-          <w:iCs/>
-          <w:sz w:val="24"/>
-        </w:rPr>
-        <w:t>b+d</w:t>
-      </w:r>
-      <w:proofErr w:type="spellEnd"/>
-      <w:r>
-        <w:rPr>
-          <w:rFonts w:ascii="Times New Roman" w:eastAsiaTheme="minorEastAsia" w:hAnsi="Times New Roman" w:cs="Times New Roman"/>
-          <w:bCs/>
-          <w:iCs/>
-          <w:sz w:val="24"/>
-        </w:rPr>
-        <w:t>)</w:t>
+        <w:t>= (a+c, b+d)</w:t>
       </w:r>
       <w:r>
         <w:rPr>
@@ -12114,87 +11964,7 @@
           <w:iCs/>
           <w:sz w:val="24"/>
         </w:rPr>
-        <w:t>(</w:t>
-      </w:r>
-      <w:proofErr w:type="spellStart"/>
-      <w:r>
-        <w:rPr>
-          <w:rFonts w:ascii="Times New Roman" w:eastAsiaTheme="minorEastAsia" w:hAnsi="Times New Roman" w:cs="Times New Roman"/>
-          <w:bCs/>
-          <w:iCs/>
-          <w:sz w:val="24"/>
-        </w:rPr>
-        <w:t>a+c</w:t>
-      </w:r>
-      <w:proofErr w:type="spellEnd"/>
-      <w:r>
-        <w:rPr>
-          <w:rFonts w:ascii="Times New Roman" w:eastAsiaTheme="minorEastAsia" w:hAnsi="Times New Roman" w:cs="Times New Roman"/>
-          <w:bCs/>
-          <w:iCs/>
-          <w:sz w:val="24"/>
-        </w:rPr>
-        <w:t xml:space="preserve">, </w:t>
-      </w:r>
-      <w:proofErr w:type="spellStart"/>
-      <w:r>
-        <w:rPr>
-          <w:rFonts w:ascii="Times New Roman" w:eastAsiaTheme="minorEastAsia" w:hAnsi="Times New Roman" w:cs="Times New Roman"/>
-          <w:bCs/>
-          <w:iCs/>
-          <w:sz w:val="24"/>
-        </w:rPr>
-        <w:t>b+d</w:t>
-      </w:r>
-      <w:proofErr w:type="spellEnd"/>
-      <w:r>
-        <w:rPr>
-          <w:rFonts w:ascii="Times New Roman" w:eastAsiaTheme="minorEastAsia" w:hAnsi="Times New Roman" w:cs="Times New Roman"/>
-          <w:bCs/>
-          <w:iCs/>
-          <w:sz w:val="24"/>
-        </w:rPr>
-        <w:t>) + (e, f)= (a, b) + (</w:t>
-      </w:r>
-      <w:proofErr w:type="spellStart"/>
-      <w:r>
-        <w:rPr>
-          <w:rFonts w:ascii="Times New Roman" w:eastAsiaTheme="minorEastAsia" w:hAnsi="Times New Roman" w:cs="Times New Roman"/>
-          <w:bCs/>
-          <w:iCs/>
-          <w:sz w:val="24"/>
-        </w:rPr>
-        <w:t>c+e</w:t>
-      </w:r>
-      <w:proofErr w:type="spellEnd"/>
-      <w:r>
-        <w:rPr>
-          <w:rFonts w:ascii="Times New Roman" w:eastAsiaTheme="minorEastAsia" w:hAnsi="Times New Roman" w:cs="Times New Roman"/>
-          <w:bCs/>
-          <w:iCs/>
-          <w:sz w:val="24"/>
-        </w:rPr>
-        <w:t xml:space="preserve">, </w:t>
-      </w:r>
-      <w:proofErr w:type="spellStart"/>
-      <w:r>
-        <w:rPr>
-          <w:rFonts w:ascii="Times New Roman" w:eastAsiaTheme="minorEastAsia" w:hAnsi="Times New Roman" w:cs="Times New Roman"/>
-          <w:bCs/>
-          <w:iCs/>
-          <w:sz w:val="24"/>
-        </w:rPr>
-        <w:t>d+f</w:t>
-      </w:r>
-      <w:proofErr w:type="spellEnd"/>
-      <w:r>
-        <w:rPr>
-          <w:rFonts w:ascii="Times New Roman" w:eastAsiaTheme="minorEastAsia" w:hAnsi="Times New Roman" w:cs="Times New Roman"/>
-          <w:bCs/>
-          <w:iCs/>
-          <w:sz w:val="24"/>
-        </w:rPr>
-        <w:t xml:space="preserve">) </w:t>
+        <w:t xml:space="preserve">(a+c, b+d) + (e, f)= (a, b) + (c+e, d+f) </w:t>
       </w:r>
       <m:oMath>
         <m:r>
@@ -14120,15 +13890,15 @@
           <w:iCs/>
           <w:sz w:val="24"/>
         </w:rPr>
-        <w:t xml:space="preserve"> </w:t>
-      </w:r>
-      <w:r>
-        <w:rPr>
-          <w:rFonts w:ascii="Times New Roman" w:eastAsiaTheme="minorEastAsia" w:hAnsi="Times New Roman" w:cs="Times New Roman"/>
-          <w:bCs/>
-          <w:sz w:val="24"/>
-        </w:rPr>
-        <w:t>y B=</w:t>
+        <w:t>,</w:t>
+      </w:r>
+      <w:r>
+        <w:rPr>
+          <w:rFonts w:ascii="Times New Roman" w:eastAsiaTheme="minorEastAsia" w:hAnsi="Times New Roman" w:cs="Times New Roman"/>
+          <w:bCs/>
+          <w:sz w:val="24"/>
+        </w:rPr>
+        <w:t xml:space="preserve"> B=</w:t>
       </w:r>
       <w:r>
         <w:rPr>
@@ -15624,65 +15394,6 @@
           <w:bCs/>
           <w:sz w:val="24"/>
         </w:rPr>
-        <w:t xml:space="preserve"> </w:t>
-      </w:r>
-      <m:oMath>
-        <m:r>
-          <w:rPr>
-            <w:rFonts w:ascii="Cambria Math" w:hAnsi="Cambria Math" w:cs="Times New Roman"/>
-            <w:sz w:val="24"/>
-          </w:rPr>
-          <m:t>∈</m:t>
-        </m:r>
-      </m:oMath>
-      <w:r>
-        <w:rPr>
-          <w:rFonts w:ascii="Times New Roman" w:eastAsiaTheme="minorEastAsia" w:hAnsi="Times New Roman" w:cs="Times New Roman"/>
-          <w:bCs/>
-          <w:iCs/>
-          <w:sz w:val="24"/>
-        </w:rPr>
-        <w:t xml:space="preserve"> </w:t>
-      </w:r>
-      <m:oMath>
-        <m:sSub>
-          <m:sSubPr>
-            <m:ctrlPr>
-              <w:rPr>
-                <w:rFonts w:ascii="Cambria Math" w:hAnsi="Cambria Math" w:cs="Times New Roman"/>
-                <w:bCs/>
-                <w:i/>
-                <w:iCs/>
-                <w:sz w:val="24"/>
-              </w:rPr>
-            </m:ctrlPr>
-          </m:sSubPr>
-          <m:e>
-            <m:r>
-              <w:rPr>
-                <w:rFonts w:ascii="Cambria Math" w:hAnsi="Cambria Math" w:cs="Times New Roman"/>
-                <w:sz w:val="24"/>
-              </w:rPr>
-              <m:t>M</m:t>
-            </m:r>
-          </m:e>
-          <m:sub>
-            <m:r>
-              <w:rPr>
-                <w:rFonts w:ascii="Cambria Math" w:hAnsi="Cambria Math" w:cs="Times New Roman"/>
-                <w:sz w:val="24"/>
-              </w:rPr>
-              <m:t>2x2</m:t>
-            </m:r>
-          </m:sub>
-        </m:sSub>
-      </m:oMath>
-      <w:r>
-        <w:rPr>
-          <w:rFonts w:ascii="Times New Roman" w:eastAsiaTheme="minorEastAsia" w:hAnsi="Times New Roman" w:cs="Times New Roman"/>
-          <w:bCs/>
-          <w:sz w:val="24"/>
-        </w:rPr>
         <w:t>, B=</w:t>
       </w:r>
       <w:r>
@@ -15868,75 +15579,15 @@
           <w:bCs/>
           <w:sz w:val="24"/>
         </w:rPr>
-        <w:t xml:space="preserve"> </w:t>
-      </w:r>
-      <m:oMath>
-        <m:r>
-          <w:rPr>
-            <w:rFonts w:ascii="Cambria Math" w:hAnsi="Cambria Math" w:cs="Times New Roman"/>
-            <w:sz w:val="24"/>
-          </w:rPr>
-          <m:t>∈</m:t>
-        </m:r>
-      </m:oMath>
-      <w:r>
-        <w:rPr>
-          <w:rFonts w:ascii="Times New Roman" w:eastAsiaTheme="minorEastAsia" w:hAnsi="Times New Roman" w:cs="Times New Roman"/>
-          <w:bCs/>
-          <w:iCs/>
-          <w:sz w:val="24"/>
-        </w:rPr>
-        <w:t xml:space="preserve"> </w:t>
-      </w:r>
-      <m:oMath>
-        <m:sSub>
-          <m:sSubPr>
-            <m:ctrlPr>
-              <w:rPr>
-                <w:rFonts w:ascii="Cambria Math" w:hAnsi="Cambria Math" w:cs="Times New Roman"/>
-                <w:bCs/>
-                <w:i/>
-                <w:iCs/>
-                <w:sz w:val="24"/>
-              </w:rPr>
-            </m:ctrlPr>
-          </m:sSubPr>
-          <m:e>
-            <m:r>
-              <w:rPr>
-                <w:rFonts w:ascii="Cambria Math" w:hAnsi="Cambria Math" w:cs="Times New Roman"/>
-                <w:sz w:val="24"/>
-              </w:rPr>
-              <m:t>M</m:t>
-            </m:r>
-          </m:e>
-          <m:sub>
-            <m:r>
-              <w:rPr>
-                <w:rFonts w:ascii="Cambria Math" w:hAnsi="Cambria Math" w:cs="Times New Roman"/>
-                <w:sz w:val="24"/>
-              </w:rPr>
-              <m:t>2x2</m:t>
-            </m:r>
-          </m:sub>
-        </m:sSub>
-      </m:oMath>
-      <w:r>
-        <w:rPr>
-          <w:rFonts w:ascii="Times New Roman" w:eastAsiaTheme="minorEastAsia" w:hAnsi="Times New Roman" w:cs="Times New Roman"/>
-          <w:bCs/>
-          <w:iCs/>
-          <w:sz w:val="24"/>
-        </w:rPr>
-        <w:t xml:space="preserve"> </w:t>
-      </w:r>
-      <w:r>
-        <w:rPr>
-          <w:rFonts w:ascii="Times New Roman" w:eastAsiaTheme="minorEastAsia" w:hAnsi="Times New Roman" w:cs="Times New Roman"/>
-          <w:bCs/>
-          <w:sz w:val="24"/>
-        </w:rPr>
-        <w:t>y C=</w:t>
+        <w:t>,</w:t>
+      </w:r>
+      <w:r>
+        <w:rPr>
+          <w:rFonts w:ascii="Times New Roman" w:eastAsiaTheme="minorEastAsia" w:hAnsi="Times New Roman" w:cs="Times New Roman"/>
+          <w:bCs/>
+          <w:sz w:val="24"/>
+        </w:rPr>
+        <w:t xml:space="preserve"> C=</w:t>
       </w:r>
       <w:r>
         <w:rPr>
@@ -19696,13 +19347,68 @@
         </w:rPr>
         <w:t xml:space="preserve">. En particular, </w:t>
       </w:r>
-      <w:r>
-        <w:rPr>
-          <w:rFonts w:ascii="Times New Roman" w:eastAsiaTheme="minorEastAsia" w:hAnsi="Times New Roman" w:cs="Times New Roman"/>
-          <w:bCs/>
-          <w:sz w:val="24"/>
-        </w:rPr>
-        <w:t xml:space="preserve">O= </w:t>
+      <m:oMath>
+        <m:sSub>
+          <m:sSubPr>
+            <m:ctrlPr>
+              <w:rPr>
+                <w:rFonts w:ascii="Cambria Math" w:eastAsiaTheme="minorEastAsia" w:hAnsi="Cambria Math" w:cs="Times New Roman"/>
+                <w:bCs/>
+                <w:i/>
+                <w:sz w:val="24"/>
+              </w:rPr>
+            </m:ctrlPr>
+          </m:sSubPr>
+          <m:e>
+            <m:r>
+              <w:rPr>
+                <w:rFonts w:ascii="Cambria Math" w:eastAsiaTheme="minorEastAsia" w:hAnsi="Cambria Math" w:cs="Times New Roman"/>
+                <w:sz w:val="24"/>
+              </w:rPr>
+              <m:t>0</m:t>
+            </m:r>
+          </m:e>
+          <m:sub>
+            <m:sSub>
+              <m:sSubPr>
+                <m:ctrlPr>
+                  <w:rPr>
+                    <w:rFonts w:ascii="Cambria Math" w:hAnsi="Cambria Math" w:cs="Times New Roman"/>
+                    <w:bCs/>
+                    <w:i/>
+                    <w:sz w:val="24"/>
+                  </w:rPr>
+                </m:ctrlPr>
+              </m:sSubPr>
+              <m:e>
+                <m:r>
+                  <w:rPr>
+                    <w:rFonts w:ascii="Cambria Math" w:hAnsi="Cambria Math" w:cs="Times New Roman"/>
+                    <w:sz w:val="24"/>
+                  </w:rPr>
+                  <m:t>M</m:t>
+                </m:r>
+              </m:e>
+              <m:sub>
+                <m:r>
+                  <w:rPr>
+                    <w:rFonts w:ascii="Cambria Math" w:hAnsi="Cambria Math" w:cs="Times New Roman"/>
+                    <w:sz w:val="24"/>
+                  </w:rPr>
+                  <m:t>2x2</m:t>
+                </m:r>
+              </m:sub>
+            </m:sSub>
+          </m:sub>
+        </m:sSub>
+      </m:oMath>
+      <w:r>
+        <w:rPr>
+          <w:rFonts w:ascii="Times New Roman" w:eastAsiaTheme="minorEastAsia" w:hAnsi="Times New Roman" w:cs="Times New Roman"/>
+          <w:bCs/>
+          <w:sz w:val="24"/>
+        </w:rPr>
+        <w:t xml:space="preserve">= </w:t>
       </w:r>
       <m:oMath>
         <m:d>
@@ -20206,14 +19912,61 @@
         </w:rPr>
         <w:t xml:space="preserve">A + </w:t>
       </w:r>
-      <w:r>
-        <w:rPr>
-          <w:rFonts w:ascii="Times New Roman" w:eastAsiaTheme="minorEastAsia" w:hAnsi="Times New Roman" w:cs="Times New Roman"/>
-          <w:bCs/>
-          <w:sz w:val="24"/>
-        </w:rPr>
-        <w:t>O</w:t>
-      </w:r>
+      <m:oMath>
+        <m:sSub>
+          <m:sSubPr>
+            <m:ctrlPr>
+              <w:rPr>
+                <w:rFonts w:ascii="Cambria Math" w:eastAsiaTheme="minorEastAsia" w:hAnsi="Cambria Math" w:cs="Times New Roman"/>
+                <w:bCs/>
+                <w:i/>
+                <w:sz w:val="24"/>
+              </w:rPr>
+            </m:ctrlPr>
+          </m:sSubPr>
+          <m:e>
+            <m:r>
+              <w:rPr>
+                <w:rFonts w:ascii="Cambria Math" w:eastAsiaTheme="minorEastAsia" w:hAnsi="Cambria Math" w:cs="Times New Roman"/>
+                <w:sz w:val="24"/>
+              </w:rPr>
+              <m:t>0</m:t>
+            </m:r>
+          </m:e>
+          <m:sub>
+            <m:sSub>
+              <m:sSubPr>
+                <m:ctrlPr>
+                  <w:rPr>
+                    <w:rFonts w:ascii="Cambria Math" w:hAnsi="Cambria Math" w:cs="Times New Roman"/>
+                    <w:bCs/>
+                    <w:i/>
+                    <w:sz w:val="24"/>
+                  </w:rPr>
+                </m:ctrlPr>
+              </m:sSubPr>
+              <m:e>
+                <m:r>
+                  <w:rPr>
+                    <w:rFonts w:ascii="Cambria Math" w:hAnsi="Cambria Math" w:cs="Times New Roman"/>
+                    <w:sz w:val="24"/>
+                  </w:rPr>
+                  <m:t>M</m:t>
+                </m:r>
+              </m:e>
+              <m:sub>
+                <m:r>
+                  <w:rPr>
+                    <w:rFonts w:ascii="Cambria Math" w:hAnsi="Cambria Math" w:cs="Times New Roman"/>
+                    <w:sz w:val="24"/>
+                  </w:rPr>
+                  <m:t>2x2</m:t>
+                </m:r>
+              </m:sub>
+            </m:sSub>
+          </m:sub>
+        </m:sSub>
+      </m:oMath>
       <w:r>
         <w:rPr>
           <w:rFonts w:ascii="Times New Roman" w:eastAsiaTheme="minorEastAsia" w:hAnsi="Times New Roman" w:cs="Times New Roman"/>
@@ -20222,14 +19975,61 @@
         </w:rPr>
         <w:t xml:space="preserve">= </w:t>
       </w:r>
-      <w:r>
-        <w:rPr>
-          <w:rFonts w:ascii="Times New Roman" w:eastAsiaTheme="minorEastAsia" w:hAnsi="Times New Roman" w:cs="Times New Roman"/>
-          <w:bCs/>
-          <w:sz w:val="24"/>
-        </w:rPr>
-        <w:t>O</w:t>
-      </w:r>
+      <m:oMath>
+        <m:sSub>
+          <m:sSubPr>
+            <m:ctrlPr>
+              <w:rPr>
+                <w:rFonts w:ascii="Cambria Math" w:eastAsiaTheme="minorEastAsia" w:hAnsi="Cambria Math" w:cs="Times New Roman"/>
+                <w:bCs/>
+                <w:i/>
+                <w:sz w:val="24"/>
+              </w:rPr>
+            </m:ctrlPr>
+          </m:sSubPr>
+          <m:e>
+            <m:r>
+              <w:rPr>
+                <w:rFonts w:ascii="Cambria Math" w:eastAsiaTheme="minorEastAsia" w:hAnsi="Cambria Math" w:cs="Times New Roman"/>
+                <w:sz w:val="24"/>
+              </w:rPr>
+              <m:t>0</m:t>
+            </m:r>
+          </m:e>
+          <m:sub>
+            <m:sSub>
+              <m:sSubPr>
+                <m:ctrlPr>
+                  <w:rPr>
+                    <w:rFonts w:ascii="Cambria Math" w:hAnsi="Cambria Math" w:cs="Times New Roman"/>
+                    <w:bCs/>
+                    <w:i/>
+                    <w:sz w:val="24"/>
+                  </w:rPr>
+                </m:ctrlPr>
+              </m:sSubPr>
+              <m:e>
+                <m:r>
+                  <w:rPr>
+                    <w:rFonts w:ascii="Cambria Math" w:hAnsi="Cambria Math" w:cs="Times New Roman"/>
+                    <w:sz w:val="24"/>
+                  </w:rPr>
+                  <m:t>M</m:t>
+                </m:r>
+              </m:e>
+              <m:sub>
+                <m:r>
+                  <w:rPr>
+                    <w:rFonts w:ascii="Cambria Math" w:hAnsi="Cambria Math" w:cs="Times New Roman"/>
+                    <w:sz w:val="24"/>
+                  </w:rPr>
+                  <m:t>2x2</m:t>
+                </m:r>
+              </m:sub>
+            </m:sSub>
+          </m:sub>
+        </m:sSub>
+      </m:oMath>
       <w:r>
         <w:rPr>
           <w:rFonts w:ascii="Times New Roman" w:eastAsiaTheme="minorEastAsia" w:hAnsi="Times New Roman" w:cs="Times New Roman"/>
@@ -22714,7 +22514,70 @@
           <w:bCs/>
           <w:sz w:val="24"/>
         </w:rPr>
-        <w:t xml:space="preserve">A + (-A)= (-A) + A= O </w:t>
+        <w:t xml:space="preserve">A + (-A)= (-A) + A= </w:t>
+      </w:r>
+      <m:oMath>
+        <m:sSub>
+          <m:sSubPr>
+            <m:ctrlPr>
+              <w:rPr>
+                <w:rFonts w:ascii="Cambria Math" w:eastAsiaTheme="minorEastAsia" w:hAnsi="Cambria Math" w:cs="Times New Roman"/>
+                <w:bCs/>
+                <w:i/>
+                <w:sz w:val="24"/>
+              </w:rPr>
+            </m:ctrlPr>
+          </m:sSubPr>
+          <m:e>
+            <m:r>
+              <w:rPr>
+                <w:rFonts w:ascii="Cambria Math" w:eastAsiaTheme="minorEastAsia" w:hAnsi="Cambria Math" w:cs="Times New Roman"/>
+                <w:sz w:val="24"/>
+              </w:rPr>
+              <m:t>0</m:t>
+            </m:r>
+          </m:e>
+          <m:sub>
+            <m:sSub>
+              <m:sSubPr>
+                <m:ctrlPr>
+                  <w:rPr>
+                    <w:rFonts w:ascii="Cambria Math" w:hAnsi="Cambria Math" w:cs="Times New Roman"/>
+                    <w:bCs/>
+                    <w:i/>
+                    <w:sz w:val="24"/>
+                  </w:rPr>
+                </m:ctrlPr>
+              </m:sSubPr>
+              <m:e>
+                <m:r>
+                  <w:rPr>
+                    <w:rFonts w:ascii="Cambria Math" w:hAnsi="Cambria Math" w:cs="Times New Roman"/>
+                    <w:sz w:val="24"/>
+                  </w:rPr>
+                  <m:t>M</m:t>
+                </m:r>
+              </m:e>
+              <m:sub>
+                <m:r>
+                  <w:rPr>
+                    <w:rFonts w:ascii="Cambria Math" w:hAnsi="Cambria Math" w:cs="Times New Roman"/>
+                    <w:sz w:val="24"/>
+                  </w:rPr>
+                  <m:t>2x2</m:t>
+                </m:r>
+              </m:sub>
+            </m:sSub>
+          </m:sub>
+        </m:sSub>
+      </m:oMath>
+      <w:r>
+        <w:rPr>
+          <w:rFonts w:ascii="Times New Roman" w:eastAsiaTheme="minorEastAsia" w:hAnsi="Times New Roman" w:cs="Times New Roman"/>
+          <w:bCs/>
+          <w:sz w:val="24"/>
+        </w:rPr>
+        <w:t xml:space="preserve"> </w:t>
       </w:r>
       <m:oMath>
         <m:r>
@@ -31621,7 +31484,6 @@
         </w:rPr>
         <w:t xml:space="preserve">y </w:t>
       </w:r>
-      <w:proofErr w:type="spellStart"/>
       <w:r>
         <w:rPr>
           <w:rFonts w:ascii="Times New Roman" w:eastAsiaTheme="minorEastAsia" w:hAnsi="Times New Roman" w:cs="Times New Roman"/>
@@ -31631,7 +31493,6 @@
         </w:rPr>
         <w:t>y</w:t>
       </w:r>
-      <w:proofErr w:type="spellEnd"/>
       <m:oMath>
         <m:r>
           <w:rPr>
@@ -31770,7 +31631,6 @@
         </w:rPr>
         <w:t xml:space="preserve"> en </w:t>
       </w:r>
-      <w:proofErr w:type="spellStart"/>
       <w:r>
         <w:rPr>
           <w:rFonts w:ascii="Times New Roman" w:hAnsi="Times New Roman" w:cs="Times New Roman"/>
@@ -31779,7 +31639,6 @@
         </w:rPr>
         <w:t>GxF</w:t>
       </w:r>
-      <w:proofErr w:type="spellEnd"/>
       <w:r>
         <w:rPr>
           <w:rFonts w:ascii="Times New Roman" w:hAnsi="Times New Roman" w:cs="Times New Roman"/>
@@ -31869,25 +31728,14 @@
         </w:rPr>
         <w:t xml:space="preserve"> </w:t>
       </w:r>
-      <w:proofErr w:type="spellStart"/>
-      <w:r>
-        <w:rPr>
-          <w:rFonts w:ascii="Times New Roman" w:eastAsiaTheme="minorEastAsia" w:hAnsi="Times New Roman" w:cs="Times New Roman"/>
-          <w:bCs/>
-          <w:iCs/>
-          <w:sz w:val="24"/>
-        </w:rPr>
-        <w:t>GxF</w:t>
-      </w:r>
-      <w:proofErr w:type="spellEnd"/>
-      <w:r>
-        <w:rPr>
-          <w:rFonts w:ascii="Times New Roman" w:eastAsiaTheme="minorEastAsia" w:hAnsi="Times New Roman" w:cs="Times New Roman"/>
-          <w:bCs/>
-          <w:iCs/>
-          <w:sz w:val="24"/>
-        </w:rPr>
-        <w:t>,</w:t>
+      <w:r>
+        <w:rPr>
+          <w:rFonts w:ascii="Times New Roman" w:eastAsiaTheme="minorEastAsia" w:hAnsi="Times New Roman" w:cs="Times New Roman"/>
+          <w:bCs/>
+          <w:iCs/>
+          <w:sz w:val="24"/>
+        </w:rPr>
+        <w:t>GxF,</w:t>
       </w:r>
       <w:r>
         <w:rPr>
@@ -32352,7 +32200,6 @@
         </w:rPr>
         <w:t xml:space="preserve"> </w:t>
       </w:r>
-      <w:proofErr w:type="spellStart"/>
       <w:r>
         <w:rPr>
           <w:rFonts w:ascii="Times New Roman" w:eastAsiaTheme="minorEastAsia" w:hAnsi="Times New Roman" w:cs="Times New Roman"/>
@@ -32361,7 +32208,6 @@
         </w:rPr>
         <w:t>GxF</w:t>
       </w:r>
-      <w:proofErr w:type="spellEnd"/>
       <w:r>
         <w:rPr>
           <w:rFonts w:ascii="Times New Roman" w:hAnsi="Times New Roman" w:cs="Times New Roman"/>
@@ -32403,7 +32249,6 @@
         </w:rPr>
         <w:t xml:space="preserve"> </w:t>
       </w:r>
-      <w:proofErr w:type="spellStart"/>
       <w:r>
         <w:rPr>
           <w:rFonts w:ascii="Times New Roman" w:eastAsiaTheme="minorEastAsia" w:hAnsi="Times New Roman" w:cs="Times New Roman"/>
@@ -32412,7 +32257,6 @@
         </w:rPr>
         <w:t>GxF</w:t>
       </w:r>
-      <w:proofErr w:type="spellEnd"/>
       <w:r>
         <w:rPr>
           <w:rFonts w:ascii="Times New Roman" w:eastAsiaTheme="minorEastAsia" w:hAnsi="Times New Roman" w:cs="Times New Roman"/>
@@ -33189,7 +33033,6 @@
         </w:rPr>
         <w:t xml:space="preserve"> </w:t>
       </w:r>
-      <w:proofErr w:type="spellStart"/>
       <w:r>
         <w:rPr>
           <w:rFonts w:ascii="Times New Roman" w:eastAsiaTheme="minorEastAsia" w:hAnsi="Times New Roman" w:cs="Times New Roman"/>
@@ -33198,7 +33041,6 @@
         </w:rPr>
         <w:t>GxF</w:t>
       </w:r>
-      <w:proofErr w:type="spellEnd"/>
       <w:r>
         <w:rPr>
           <w:rFonts w:ascii="Times New Roman" w:eastAsiaTheme="minorEastAsia" w:hAnsi="Times New Roman" w:cs="Times New Roman"/>
@@ -33240,7 +33082,6 @@
         </w:rPr>
         <w:t xml:space="preserve"> </w:t>
       </w:r>
-      <w:proofErr w:type="spellStart"/>
       <w:r>
         <w:rPr>
           <w:rFonts w:ascii="Times New Roman" w:eastAsiaTheme="minorEastAsia" w:hAnsi="Times New Roman" w:cs="Times New Roman"/>
@@ -33249,7 +33090,6 @@
         </w:rPr>
         <w:t>GxF</w:t>
       </w:r>
-      <w:proofErr w:type="spellEnd"/>
       <w:r>
         <w:rPr>
           <w:rFonts w:ascii="Times New Roman" w:eastAsiaTheme="minorEastAsia" w:hAnsi="Times New Roman" w:cs="Times New Roman"/>
@@ -34223,7 +34063,6 @@
         </w:rPr>
         <w:t>(</w:t>
       </w:r>
-      <w:proofErr w:type="spellStart"/>
       <w:r>
         <w:rPr>
           <w:rFonts w:ascii="Times New Roman" w:hAnsi="Times New Roman" w:cs="Times New Roman"/>
@@ -34232,7 +34071,6 @@
         </w:rPr>
         <w:t>GxF</w:t>
       </w:r>
-      <w:proofErr w:type="spellEnd"/>
       <w:r>
         <w:rPr>
           <w:rFonts w:ascii="Times New Roman" w:hAnsi="Times New Roman" w:cs="Times New Roman"/>
@@ -37032,73 +36870,15 @@
           <w:bCs/>
           <w:sz w:val="24"/>
         </w:rPr>
-        <w:t xml:space="preserve"> </w:t>
-      </w:r>
-      <m:oMath>
-        <m:r>
-          <w:rPr>
-            <w:rFonts w:ascii="Cambria Math" w:hAnsi="Cambria Math" w:cs="Times New Roman"/>
-            <w:sz w:val="24"/>
-          </w:rPr>
-          <m:t>∈</m:t>
-        </m:r>
-      </m:oMath>
-      <w:r>
-        <w:rPr>
-          <w:rFonts w:ascii="Times New Roman" w:eastAsiaTheme="minorEastAsia" w:hAnsi="Times New Roman" w:cs="Times New Roman"/>
-          <w:sz w:val="24"/>
-        </w:rPr>
-        <w:t xml:space="preserve"> </w:t>
-      </w:r>
-      <m:oMath>
-        <m:sSub>
-          <m:sSubPr>
-            <m:ctrlPr>
-              <w:rPr>
-                <w:rFonts w:ascii="Cambria Math" w:hAnsi="Cambria Math" w:cs="Times New Roman"/>
-                <w:bCs/>
-                <w:i/>
-                <w:iCs/>
-                <w:sz w:val="24"/>
-              </w:rPr>
-            </m:ctrlPr>
-          </m:sSubPr>
-          <m:e>
-            <m:r>
-              <w:rPr>
-                <w:rFonts w:ascii="Cambria Math" w:hAnsi="Cambria Math" w:cs="Times New Roman"/>
-                <w:sz w:val="24"/>
-              </w:rPr>
-              <m:t>S</m:t>
-            </m:r>
-          </m:e>
-          <m:sub>
-            <m:r>
-              <w:rPr>
-                <w:rFonts w:ascii="Cambria Math" w:hAnsi="Cambria Math" w:cs="Times New Roman"/>
-                <w:sz w:val="24"/>
-              </w:rPr>
-              <m:t>2x2</m:t>
-            </m:r>
-          </m:sub>
-        </m:sSub>
-      </m:oMath>
-      <w:r>
-        <w:rPr>
-          <w:rFonts w:ascii="Times New Roman" w:eastAsiaTheme="minorEastAsia" w:hAnsi="Times New Roman" w:cs="Times New Roman"/>
-          <w:bCs/>
-          <w:iCs/>
-          <w:sz w:val="24"/>
-        </w:rPr>
-        <w:t xml:space="preserve"> </w:t>
-      </w:r>
-      <w:r>
-        <w:rPr>
-          <w:rFonts w:ascii="Times New Roman" w:eastAsiaTheme="minorEastAsia" w:hAnsi="Times New Roman" w:cs="Times New Roman"/>
-          <w:bCs/>
-          <w:sz w:val="24"/>
-        </w:rPr>
-        <w:t>y B=</w:t>
+        <w:t>,</w:t>
+      </w:r>
+      <w:r>
+        <w:rPr>
+          <w:rFonts w:ascii="Times New Roman" w:eastAsiaTheme="minorEastAsia" w:hAnsi="Times New Roman" w:cs="Times New Roman"/>
+          <w:bCs/>
+          <w:sz w:val="24"/>
+        </w:rPr>
+        <w:t xml:space="preserve"> B=</w:t>
       </w:r>
       <w:r>
         <w:rPr>
@@ -38497,13 +38277,68 @@
         </w:rPr>
         <w:t xml:space="preserve">. En particular, </w:t>
       </w:r>
-      <w:r>
-        <w:rPr>
-          <w:rFonts w:ascii="Times New Roman" w:eastAsiaTheme="minorEastAsia" w:hAnsi="Times New Roman" w:cs="Times New Roman"/>
-          <w:bCs/>
-          <w:sz w:val="24"/>
-        </w:rPr>
-        <w:t xml:space="preserve">O= </w:t>
+      <m:oMath>
+        <m:sSub>
+          <m:sSubPr>
+            <m:ctrlPr>
+              <w:rPr>
+                <w:rFonts w:ascii="Cambria Math" w:eastAsiaTheme="minorEastAsia" w:hAnsi="Cambria Math" w:cs="Times New Roman"/>
+                <w:bCs/>
+                <w:i/>
+                <w:sz w:val="24"/>
+              </w:rPr>
+            </m:ctrlPr>
+          </m:sSubPr>
+          <m:e>
+            <m:r>
+              <w:rPr>
+                <w:rFonts w:ascii="Cambria Math" w:eastAsiaTheme="minorEastAsia" w:hAnsi="Cambria Math" w:cs="Times New Roman"/>
+                <w:sz w:val="24"/>
+              </w:rPr>
+              <m:t>0</m:t>
+            </m:r>
+          </m:e>
+          <m:sub>
+            <m:sSub>
+              <m:sSubPr>
+                <m:ctrlPr>
+                  <w:rPr>
+                    <w:rFonts w:ascii="Cambria Math" w:hAnsi="Cambria Math" w:cs="Times New Roman"/>
+                    <w:bCs/>
+                    <w:i/>
+                    <w:sz w:val="24"/>
+                  </w:rPr>
+                </m:ctrlPr>
+              </m:sSubPr>
+              <m:e>
+                <m:r>
+                  <w:rPr>
+                    <w:rFonts w:ascii="Cambria Math" w:hAnsi="Cambria Math" w:cs="Times New Roman"/>
+                    <w:sz w:val="24"/>
+                  </w:rPr>
+                  <m:t>M</m:t>
+                </m:r>
+              </m:e>
+              <m:sub>
+                <m:r>
+                  <w:rPr>
+                    <w:rFonts w:ascii="Cambria Math" w:hAnsi="Cambria Math" w:cs="Times New Roman"/>
+                    <w:sz w:val="24"/>
+                  </w:rPr>
+                  <m:t>2x2</m:t>
+                </m:r>
+              </m:sub>
+            </m:sSub>
+          </m:sub>
+        </m:sSub>
+      </m:oMath>
+      <w:r>
+        <w:rPr>
+          <w:rFonts w:ascii="Times New Roman" w:eastAsiaTheme="minorEastAsia" w:hAnsi="Times New Roman" w:cs="Times New Roman"/>
+          <w:bCs/>
+          <w:sz w:val="24"/>
+        </w:rPr>
+        <w:t xml:space="preserve">= </w:t>
       </w:r>
       <m:oMath>
         <m:d>
@@ -39964,7 +39799,6 @@
         </w:rPr>
         <w:t xml:space="preserve"> G: </w:t>
       </w:r>
-      <w:proofErr w:type="spellStart"/>
       <w:r>
         <w:rPr>
           <w:rFonts w:ascii="Times New Roman" w:eastAsiaTheme="minorEastAsia" w:hAnsi="Times New Roman" w:cs="Times New Roman"/>
@@ -39973,7 +39807,6 @@
         </w:rPr>
         <w:t>a</w:t>
       </w:r>
-      <w:proofErr w:type="spellEnd"/>
       <w:r>
         <w:rPr>
           <w:rFonts w:ascii="Times New Roman" w:eastAsiaTheme="minorEastAsia" w:hAnsi="Times New Roman" w:cs="Times New Roman"/>
@@ -40016,7 +39849,6 @@
         </w:rPr>
         <w:t xml:space="preserve"> </w:t>
       </w:r>
-      <w:proofErr w:type="spellStart"/>
       <w:r>
         <w:rPr>
           <w:rFonts w:ascii="Times New Roman" w:eastAsiaTheme="minorEastAsia" w:hAnsi="Times New Roman" w:cs="Times New Roman"/>
@@ -40025,7 +39857,6 @@
         </w:rPr>
         <w:t>a</w:t>
       </w:r>
-      <w:proofErr w:type="spellEnd"/>
       <w:r>
         <w:rPr>
           <w:rFonts w:ascii="Times New Roman" w:eastAsiaTheme="minorEastAsia" w:hAnsi="Times New Roman" w:cs="Times New Roman"/>
@@ -46440,7 +46271,25 @@
           <w:bCs/>
           <w:sz w:val="24"/>
         </w:rPr>
-        <w:t>= e, donde e es el elemento neutro</w:t>
+        <w:t xml:space="preserve">= e, donde </w:t>
+      </w:r>
+      <w:proofErr w:type="gramStart"/>
+      <w:r>
+        <w:rPr>
+          <w:rFonts w:ascii="Times New Roman" w:eastAsiaTheme="minorEastAsia" w:hAnsi="Times New Roman" w:cs="Times New Roman"/>
+          <w:bCs/>
+          <w:sz w:val="24"/>
+        </w:rPr>
+        <w:t>e</w:t>
+      </w:r>
+      <w:proofErr w:type="gramEnd"/>
+      <w:r>
+        <w:rPr>
+          <w:rFonts w:ascii="Times New Roman" w:eastAsiaTheme="minorEastAsia" w:hAnsi="Times New Roman" w:cs="Times New Roman"/>
+          <w:bCs/>
+          <w:sz w:val="24"/>
+        </w:rPr>
+        <w:t xml:space="preserve"> es el elemento neutro</w:t>
       </w:r>
       <w:r>
         <w:rPr>
@@ -51667,19 +51516,8 @@
           <w:iCs/>
           <w:sz w:val="24"/>
         </w:rPr>
-        <w:t xml:space="preserve">= </w:t>
-      </w:r>
-      <w:proofErr w:type="spellStart"/>
-      <w:r>
-        <w:rPr>
-          <w:rFonts w:ascii="Times New Roman" w:eastAsiaTheme="minorEastAsia" w:hAnsi="Times New Roman" w:cs="Times New Roman"/>
-          <w:bCs/>
-          <w:iCs/>
-          <w:sz w:val="24"/>
-        </w:rPr>
-        <w:t>ae</w:t>
-      </w:r>
-      <w:proofErr w:type="spellEnd"/>
+        <w:t>= ae</w:t>
+      </w:r>
       <m:oMath>
         <m:sSup>
           <m:sSupPr>

--- a/29. Matemática 4/Trabajos Prácticos/Trabajo Práctico N° 5.1 (R).docx
+++ b/29. Matemática 4/Trabajos Prácticos/Trabajo Práctico N° 5.1 (R).docx
@@ -1318,7 +1318,23 @@
           <w:bCs/>
           <w:sz w:val="24"/>
         </w:rPr>
-        <w:t xml:space="preserve">, ya que, para </w:t>
+        <w:t>, ya que</w:t>
+      </w:r>
+      <w:r>
+        <w:rPr>
+          <w:rFonts w:ascii="Times New Roman" w:hAnsi="Times New Roman" w:cs="Times New Roman"/>
+          <w:bCs/>
+          <w:sz w:val="24"/>
+        </w:rPr>
+        <w:t xml:space="preserve"> no se cumple que</w:t>
+      </w:r>
+      <w:r>
+        <w:rPr>
+          <w:rFonts w:ascii="Times New Roman" w:hAnsi="Times New Roman" w:cs="Times New Roman"/>
+          <w:bCs/>
+          <w:sz w:val="24"/>
+        </w:rPr>
+        <w:t xml:space="preserve">, para </w:t>
       </w:r>
       <w:r>
         <w:rPr>
@@ -2360,7 +2376,7 @@
           <w:bCs/>
           <w:sz w:val="24"/>
         </w:rPr>
-        <w:t>x</w:t>
+        <w:t>e</w:t>
       </w:r>
       <w:r>
         <w:rPr>
@@ -7406,15 +7422,6 @@
         </w:rPr>
         <w:t>.</w:t>
       </w:r>
-    </w:p>
-    <w:p>
-      <w:pPr>
-        <w:rPr>
-          <w:rFonts w:ascii="Times New Roman" w:hAnsi="Times New Roman" w:cs="Times New Roman"/>
-          <w:bCs/>
-          <w:sz w:val="24"/>
-        </w:rPr>
-      </w:pPr>
       <w:r>
         <w:rPr>
           <w:rFonts w:ascii="Times New Roman" w:hAnsi="Times New Roman" w:cs="Times New Roman"/>
@@ -11471,8 +11478,9 @@
     <w:p>
       <w:pPr>
         <w:rPr>
-          <w:rFonts w:ascii="Times New Roman" w:hAnsi="Times New Roman" w:cs="Times New Roman"/>
-          <w:bCs/>
+          <w:rFonts w:ascii="Times New Roman" w:eastAsiaTheme="minorEastAsia" w:hAnsi="Times New Roman" w:cs="Times New Roman"/>
+          <w:bCs/>
+          <w:iCs/>
           <w:sz w:val="24"/>
         </w:rPr>
       </w:pPr>
@@ -11507,7 +11515,167 @@
           <w:bCs/>
           <w:sz w:val="24"/>
         </w:rPr>
-        <w:t xml:space="preserve"> (a, b), (c, d) </w:t>
+        <w:t xml:space="preserve"> (</w:t>
+      </w:r>
+      <m:oMath>
+        <m:sSub>
+          <m:sSubPr>
+            <m:ctrlPr>
+              <w:rPr>
+                <w:rFonts w:ascii="Cambria Math" w:hAnsi="Cambria Math" w:cs="Times New Roman"/>
+                <w:bCs/>
+                <w:i/>
+                <w:sz w:val="24"/>
+              </w:rPr>
+            </m:ctrlPr>
+          </m:sSubPr>
+          <m:e>
+            <m:r>
+              <w:rPr>
+                <w:rFonts w:ascii="Cambria Math" w:hAnsi="Cambria Math" w:cs="Times New Roman"/>
+                <w:sz w:val="24"/>
+              </w:rPr>
+              <m:t>a</m:t>
+            </m:r>
+          </m:e>
+          <m:sub>
+            <m:r>
+              <w:rPr>
+                <w:rFonts w:ascii="Cambria Math" w:hAnsi="Cambria Math" w:cs="Times New Roman"/>
+                <w:sz w:val="24"/>
+              </w:rPr>
+              <m:t>1</m:t>
+            </m:r>
+          </m:sub>
+        </m:sSub>
+      </m:oMath>
+      <w:r>
+        <w:rPr>
+          <w:rFonts w:ascii="Times New Roman" w:hAnsi="Times New Roman" w:cs="Times New Roman"/>
+          <w:bCs/>
+          <w:sz w:val="24"/>
+        </w:rPr>
+        <w:t xml:space="preserve">, </w:t>
+      </w:r>
+      <m:oMath>
+        <m:sSub>
+          <m:sSubPr>
+            <m:ctrlPr>
+              <w:rPr>
+                <w:rFonts w:ascii="Cambria Math" w:hAnsi="Cambria Math" w:cs="Times New Roman"/>
+                <w:bCs/>
+                <w:i/>
+                <w:sz w:val="24"/>
+              </w:rPr>
+            </m:ctrlPr>
+          </m:sSubPr>
+          <m:e>
+            <m:r>
+              <w:rPr>
+                <w:rFonts w:ascii="Cambria Math" w:hAnsi="Cambria Math" w:cs="Times New Roman"/>
+                <w:sz w:val="24"/>
+              </w:rPr>
+              <m:t>b</m:t>
+            </m:r>
+          </m:e>
+          <m:sub>
+            <m:r>
+              <w:rPr>
+                <w:rFonts w:ascii="Cambria Math" w:hAnsi="Cambria Math" w:cs="Times New Roman"/>
+                <w:sz w:val="24"/>
+              </w:rPr>
+              <m:t>1</m:t>
+            </m:r>
+          </m:sub>
+        </m:sSub>
+      </m:oMath>
+      <w:r>
+        <w:rPr>
+          <w:rFonts w:ascii="Times New Roman" w:hAnsi="Times New Roman" w:cs="Times New Roman"/>
+          <w:bCs/>
+          <w:sz w:val="24"/>
+        </w:rPr>
+        <w:t>), (</w:t>
+      </w:r>
+      <m:oMath>
+        <m:sSub>
+          <m:sSubPr>
+            <m:ctrlPr>
+              <w:rPr>
+                <w:rFonts w:ascii="Cambria Math" w:hAnsi="Cambria Math" w:cs="Times New Roman"/>
+                <w:bCs/>
+                <w:i/>
+                <w:sz w:val="24"/>
+              </w:rPr>
+            </m:ctrlPr>
+          </m:sSubPr>
+          <m:e>
+            <m:r>
+              <w:rPr>
+                <w:rFonts w:ascii="Cambria Math" w:hAnsi="Cambria Math" w:cs="Times New Roman"/>
+                <w:sz w:val="24"/>
+              </w:rPr>
+              <m:t>a</m:t>
+            </m:r>
+          </m:e>
+          <m:sub>
+            <m:r>
+              <w:rPr>
+                <w:rFonts w:ascii="Cambria Math" w:hAnsi="Cambria Math" w:cs="Times New Roman"/>
+                <w:sz w:val="24"/>
+              </w:rPr>
+              <m:t>2</m:t>
+            </m:r>
+          </m:sub>
+        </m:sSub>
+      </m:oMath>
+      <w:r>
+        <w:rPr>
+          <w:rFonts w:ascii="Times New Roman" w:hAnsi="Times New Roman" w:cs="Times New Roman"/>
+          <w:bCs/>
+          <w:sz w:val="24"/>
+        </w:rPr>
+        <w:t xml:space="preserve">, </w:t>
+      </w:r>
+      <m:oMath>
+        <m:sSub>
+          <m:sSubPr>
+            <m:ctrlPr>
+              <w:rPr>
+                <w:rFonts w:ascii="Cambria Math" w:hAnsi="Cambria Math" w:cs="Times New Roman"/>
+                <w:bCs/>
+                <w:i/>
+                <w:sz w:val="24"/>
+              </w:rPr>
+            </m:ctrlPr>
+          </m:sSubPr>
+          <m:e>
+            <m:r>
+              <w:rPr>
+                <w:rFonts w:ascii="Cambria Math" w:hAnsi="Cambria Math" w:cs="Times New Roman"/>
+                <w:sz w:val="24"/>
+              </w:rPr>
+              <m:t>b</m:t>
+            </m:r>
+          </m:e>
+          <m:sub>
+            <m:r>
+              <w:rPr>
+                <w:rFonts w:ascii="Cambria Math" w:hAnsi="Cambria Math" w:cs="Times New Roman"/>
+                <w:sz w:val="24"/>
+              </w:rPr>
+              <m:t>2</m:t>
+            </m:r>
+          </m:sub>
+        </m:sSub>
+      </m:oMath>
+      <w:r>
+        <w:rPr>
+          <w:rFonts w:ascii="Times New Roman" w:hAnsi="Times New Roman" w:cs="Times New Roman"/>
+          <w:bCs/>
+          <w:sz w:val="24"/>
+        </w:rPr>
+        <w:t xml:space="preserve">) </w:t>
       </w:r>
       <m:oMath>
         <m:r>
@@ -11578,16 +11746,340 @@
           <w:iCs/>
           <w:sz w:val="24"/>
         </w:rPr>
-        <w:t>(a, b) + (c, d)</w:t>
-      </w:r>
-      <w:r>
-        <w:rPr>
-          <w:rFonts w:ascii="Times New Roman" w:eastAsiaTheme="minorEastAsia" w:hAnsi="Times New Roman" w:cs="Times New Roman"/>
-          <w:bCs/>
-          <w:iCs/>
-          <w:sz w:val="24"/>
-        </w:rPr>
-        <w:t>= (a+c, b+d)</w:t>
+        <w:t>(</w:t>
+      </w:r>
+      <m:oMath>
+        <m:sSub>
+          <m:sSubPr>
+            <m:ctrlPr>
+              <w:rPr>
+                <w:rFonts w:ascii="Cambria Math" w:hAnsi="Cambria Math" w:cs="Times New Roman"/>
+                <w:bCs/>
+                <w:i/>
+                <w:sz w:val="24"/>
+              </w:rPr>
+            </m:ctrlPr>
+          </m:sSubPr>
+          <m:e>
+            <m:r>
+              <w:rPr>
+                <w:rFonts w:ascii="Cambria Math" w:hAnsi="Cambria Math" w:cs="Times New Roman"/>
+                <w:sz w:val="24"/>
+              </w:rPr>
+              <m:t>a</m:t>
+            </m:r>
+          </m:e>
+          <m:sub>
+            <m:r>
+              <w:rPr>
+                <w:rFonts w:ascii="Cambria Math" w:hAnsi="Cambria Math" w:cs="Times New Roman"/>
+                <w:sz w:val="24"/>
+              </w:rPr>
+              <m:t>1</m:t>
+            </m:r>
+          </m:sub>
+        </m:sSub>
+      </m:oMath>
+      <w:r>
+        <w:rPr>
+          <w:rFonts w:ascii="Times New Roman" w:hAnsi="Times New Roman" w:cs="Times New Roman"/>
+          <w:bCs/>
+          <w:sz w:val="24"/>
+        </w:rPr>
+        <w:t xml:space="preserve">, </w:t>
+      </w:r>
+      <m:oMath>
+        <m:sSub>
+          <m:sSubPr>
+            <m:ctrlPr>
+              <w:rPr>
+                <w:rFonts w:ascii="Cambria Math" w:hAnsi="Cambria Math" w:cs="Times New Roman"/>
+                <w:bCs/>
+                <w:i/>
+                <w:sz w:val="24"/>
+              </w:rPr>
+            </m:ctrlPr>
+          </m:sSubPr>
+          <m:e>
+            <m:r>
+              <w:rPr>
+                <w:rFonts w:ascii="Cambria Math" w:hAnsi="Cambria Math" w:cs="Times New Roman"/>
+                <w:sz w:val="24"/>
+              </w:rPr>
+              <m:t>b</m:t>
+            </m:r>
+          </m:e>
+          <m:sub>
+            <m:r>
+              <w:rPr>
+                <w:rFonts w:ascii="Cambria Math" w:hAnsi="Cambria Math" w:cs="Times New Roman"/>
+                <w:sz w:val="24"/>
+              </w:rPr>
+              <m:t>1</m:t>
+            </m:r>
+          </m:sub>
+        </m:sSub>
+      </m:oMath>
+      <w:r>
+        <w:rPr>
+          <w:rFonts w:ascii="Times New Roman" w:eastAsiaTheme="minorEastAsia" w:hAnsi="Times New Roman" w:cs="Times New Roman"/>
+          <w:bCs/>
+          <w:iCs/>
+          <w:sz w:val="24"/>
+        </w:rPr>
+        <w:t>) + (</w:t>
+      </w:r>
+      <m:oMath>
+        <m:sSub>
+          <m:sSubPr>
+            <m:ctrlPr>
+              <w:rPr>
+                <w:rFonts w:ascii="Cambria Math" w:hAnsi="Cambria Math" w:cs="Times New Roman"/>
+                <w:bCs/>
+                <w:i/>
+                <w:sz w:val="24"/>
+              </w:rPr>
+            </m:ctrlPr>
+          </m:sSubPr>
+          <m:e>
+            <m:r>
+              <w:rPr>
+                <w:rFonts w:ascii="Cambria Math" w:hAnsi="Cambria Math" w:cs="Times New Roman"/>
+                <w:sz w:val="24"/>
+              </w:rPr>
+              <m:t>a</m:t>
+            </m:r>
+          </m:e>
+          <m:sub>
+            <m:r>
+              <w:rPr>
+                <w:rFonts w:ascii="Cambria Math" w:hAnsi="Cambria Math" w:cs="Times New Roman"/>
+                <w:sz w:val="24"/>
+              </w:rPr>
+              <m:t>2</m:t>
+            </m:r>
+          </m:sub>
+        </m:sSub>
+      </m:oMath>
+      <w:r>
+        <w:rPr>
+          <w:rFonts w:ascii="Times New Roman" w:hAnsi="Times New Roman" w:cs="Times New Roman"/>
+          <w:bCs/>
+          <w:sz w:val="24"/>
+        </w:rPr>
+        <w:t xml:space="preserve">, </w:t>
+      </w:r>
+      <m:oMath>
+        <m:sSub>
+          <m:sSubPr>
+            <m:ctrlPr>
+              <w:rPr>
+                <w:rFonts w:ascii="Cambria Math" w:hAnsi="Cambria Math" w:cs="Times New Roman"/>
+                <w:bCs/>
+                <w:i/>
+                <w:sz w:val="24"/>
+              </w:rPr>
+            </m:ctrlPr>
+          </m:sSubPr>
+          <m:e>
+            <m:r>
+              <w:rPr>
+                <w:rFonts w:ascii="Cambria Math" w:hAnsi="Cambria Math" w:cs="Times New Roman"/>
+                <w:sz w:val="24"/>
+              </w:rPr>
+              <m:t>b</m:t>
+            </m:r>
+          </m:e>
+          <m:sub>
+            <m:r>
+              <w:rPr>
+                <w:rFonts w:ascii="Cambria Math" w:hAnsi="Cambria Math" w:cs="Times New Roman"/>
+                <w:sz w:val="24"/>
+              </w:rPr>
+              <m:t>2</m:t>
+            </m:r>
+          </m:sub>
+        </m:sSub>
+      </m:oMath>
+      <w:r>
+        <w:rPr>
+          <w:rFonts w:ascii="Times New Roman" w:eastAsiaTheme="minorEastAsia" w:hAnsi="Times New Roman" w:cs="Times New Roman"/>
+          <w:bCs/>
+          <w:iCs/>
+          <w:sz w:val="24"/>
+        </w:rPr>
+        <w:t>)</w:t>
+      </w:r>
+      <w:r>
+        <w:rPr>
+          <w:rFonts w:ascii="Times New Roman" w:eastAsiaTheme="minorEastAsia" w:hAnsi="Times New Roman" w:cs="Times New Roman"/>
+          <w:bCs/>
+          <w:iCs/>
+          <w:sz w:val="24"/>
+        </w:rPr>
+        <w:t>= (</w:t>
+      </w:r>
+      <m:oMath>
+        <m:sSub>
+          <m:sSubPr>
+            <m:ctrlPr>
+              <w:rPr>
+                <w:rFonts w:ascii="Cambria Math" w:hAnsi="Cambria Math" w:cs="Times New Roman"/>
+                <w:bCs/>
+                <w:i/>
+                <w:sz w:val="24"/>
+              </w:rPr>
+            </m:ctrlPr>
+          </m:sSubPr>
+          <m:e>
+            <m:r>
+              <w:rPr>
+                <w:rFonts w:ascii="Cambria Math" w:hAnsi="Cambria Math" w:cs="Times New Roman"/>
+                <w:sz w:val="24"/>
+              </w:rPr>
+              <m:t>a</m:t>
+            </m:r>
+          </m:e>
+          <m:sub>
+            <m:r>
+              <w:rPr>
+                <w:rFonts w:ascii="Cambria Math" w:hAnsi="Cambria Math" w:cs="Times New Roman"/>
+                <w:sz w:val="24"/>
+              </w:rPr>
+              <m:t>1</m:t>
+            </m:r>
+          </m:sub>
+        </m:sSub>
+      </m:oMath>
+      <w:r>
+        <w:rPr>
+          <w:rFonts w:ascii="Times New Roman" w:hAnsi="Times New Roman" w:cs="Times New Roman"/>
+          <w:bCs/>
+          <w:sz w:val="24"/>
+        </w:rPr>
+        <w:t>+</w:t>
+      </w:r>
+      <m:oMath>
+        <m:sSub>
+          <m:sSubPr>
+            <m:ctrlPr>
+              <w:rPr>
+                <w:rFonts w:ascii="Cambria Math" w:hAnsi="Cambria Math" w:cs="Times New Roman"/>
+                <w:bCs/>
+                <w:i/>
+                <w:sz w:val="24"/>
+              </w:rPr>
+            </m:ctrlPr>
+          </m:sSubPr>
+          <m:e>
+            <m:r>
+              <w:rPr>
+                <w:rFonts w:ascii="Cambria Math" w:hAnsi="Cambria Math" w:cs="Times New Roman"/>
+                <w:sz w:val="24"/>
+              </w:rPr>
+              <m:t>a</m:t>
+            </m:r>
+          </m:e>
+          <m:sub>
+            <m:r>
+              <w:rPr>
+                <w:rFonts w:ascii="Cambria Math" w:hAnsi="Cambria Math" w:cs="Times New Roman"/>
+                <w:sz w:val="24"/>
+              </w:rPr>
+              <m:t>2</m:t>
+            </m:r>
+          </m:sub>
+        </m:sSub>
+      </m:oMath>
+      <w:r>
+        <w:rPr>
+          <w:rFonts w:ascii="Times New Roman" w:eastAsiaTheme="minorEastAsia" w:hAnsi="Times New Roman" w:cs="Times New Roman"/>
+          <w:bCs/>
+          <w:iCs/>
+          <w:sz w:val="24"/>
+        </w:rPr>
+        <w:t xml:space="preserve">, </w:t>
+      </w:r>
+      <m:oMath>
+        <m:sSub>
+          <m:sSubPr>
+            <m:ctrlPr>
+              <w:rPr>
+                <w:rFonts w:ascii="Cambria Math" w:hAnsi="Cambria Math" w:cs="Times New Roman"/>
+                <w:bCs/>
+                <w:i/>
+                <w:sz w:val="24"/>
+              </w:rPr>
+            </m:ctrlPr>
+          </m:sSubPr>
+          <m:e>
+            <m:r>
+              <w:rPr>
+                <w:rFonts w:ascii="Cambria Math" w:hAnsi="Cambria Math" w:cs="Times New Roman"/>
+                <w:sz w:val="24"/>
+              </w:rPr>
+              <m:t>b</m:t>
+            </m:r>
+          </m:e>
+          <m:sub>
+            <m:r>
+              <w:rPr>
+                <w:rFonts w:ascii="Cambria Math" w:hAnsi="Cambria Math" w:cs="Times New Roman"/>
+                <w:sz w:val="24"/>
+              </w:rPr>
+              <m:t>1</m:t>
+            </m:r>
+          </m:sub>
+        </m:sSub>
+      </m:oMath>
+      <w:r>
+        <w:rPr>
+          <w:rFonts w:ascii="Times New Roman" w:hAnsi="Times New Roman" w:cs="Times New Roman"/>
+          <w:bCs/>
+          <w:sz w:val="24"/>
+        </w:rPr>
+        <w:t>+</w:t>
+      </w:r>
+      <m:oMath>
+        <m:sSub>
+          <m:sSubPr>
+            <m:ctrlPr>
+              <w:rPr>
+                <w:rFonts w:ascii="Cambria Math" w:hAnsi="Cambria Math" w:cs="Times New Roman"/>
+                <w:bCs/>
+                <w:i/>
+                <w:sz w:val="24"/>
+              </w:rPr>
+            </m:ctrlPr>
+          </m:sSubPr>
+          <m:e>
+            <m:r>
+              <w:rPr>
+                <w:rFonts w:ascii="Cambria Math" w:hAnsi="Cambria Math" w:cs="Times New Roman"/>
+                <w:sz w:val="24"/>
+              </w:rPr>
+              <m:t>b</m:t>
+            </m:r>
+          </m:e>
+          <m:sub>
+            <m:r>
+              <w:rPr>
+                <w:rFonts w:ascii="Cambria Math" w:hAnsi="Cambria Math" w:cs="Times New Roman"/>
+                <w:sz w:val="24"/>
+              </w:rPr>
+              <m:t>2</m:t>
+            </m:r>
+          </m:sub>
+        </m:sSub>
+      </m:oMath>
+      <w:r>
+        <w:rPr>
+          <w:rFonts w:ascii="Times New Roman" w:eastAsiaTheme="minorEastAsia" w:hAnsi="Times New Roman" w:cs="Times New Roman"/>
+          <w:bCs/>
+          <w:iCs/>
+          <w:sz w:val="24"/>
+        </w:rPr>
+        <w:t>)</w:t>
       </w:r>
       <w:r>
         <w:rPr>
@@ -11687,7 +12179,6 @@
           <w:sz w:val="24"/>
           <w:u w:val="single"/>
         </w:rPr>
-        <w:lastRenderedPageBreak/>
         <w:t>Asociatividad:</w:t>
       </w:r>
       <w:r>
@@ -11779,39 +12270,268 @@
       </w:r>
       <w:r>
         <w:rPr>
-          <w:rFonts w:ascii="Times New Roman" w:eastAsiaTheme="minorEastAsia" w:hAnsi="Times New Roman" w:cs="Times New Roman"/>
-          <w:bCs/>
-          <w:iCs/>
+          <w:rFonts w:ascii="Times New Roman" w:hAnsi="Times New Roman" w:cs="Times New Roman"/>
+          <w:bCs/>
           <w:sz w:val="24"/>
         </w:rPr>
         <w:t>(</w:t>
       </w:r>
-      <w:r>
-        <w:rPr>
-          <w:rFonts w:ascii="Times New Roman" w:eastAsiaTheme="minorEastAsia" w:hAnsi="Times New Roman" w:cs="Times New Roman"/>
-          <w:bCs/>
-          <w:iCs/>
-          <w:sz w:val="24"/>
-        </w:rPr>
-        <w:t>a, b</w:t>
-      </w:r>
-      <w:r>
-        <w:rPr>
-          <w:rFonts w:ascii="Times New Roman" w:eastAsiaTheme="minorEastAsia" w:hAnsi="Times New Roman" w:cs="Times New Roman"/>
-          <w:bCs/>
-          <w:iCs/>
-          <w:sz w:val="24"/>
-        </w:rPr>
-        <w:t>), (c, d)</w:t>
-      </w:r>
-      <w:r>
-        <w:rPr>
-          <w:rFonts w:ascii="Times New Roman" w:eastAsiaTheme="minorEastAsia" w:hAnsi="Times New Roman" w:cs="Times New Roman"/>
-          <w:bCs/>
-          <w:iCs/>
-          <w:sz w:val="24"/>
-        </w:rPr>
-        <w:t>, (e, f)</w:t>
+      <m:oMath>
+        <m:sSub>
+          <m:sSubPr>
+            <m:ctrlPr>
+              <w:rPr>
+                <w:rFonts w:ascii="Cambria Math" w:hAnsi="Cambria Math" w:cs="Times New Roman"/>
+                <w:bCs/>
+                <w:i/>
+                <w:sz w:val="24"/>
+              </w:rPr>
+            </m:ctrlPr>
+          </m:sSubPr>
+          <m:e>
+            <m:r>
+              <w:rPr>
+                <w:rFonts w:ascii="Cambria Math" w:hAnsi="Cambria Math" w:cs="Times New Roman"/>
+                <w:sz w:val="24"/>
+              </w:rPr>
+              <m:t>a</m:t>
+            </m:r>
+          </m:e>
+          <m:sub>
+            <m:r>
+              <w:rPr>
+                <w:rFonts w:ascii="Cambria Math" w:hAnsi="Cambria Math" w:cs="Times New Roman"/>
+                <w:sz w:val="24"/>
+              </w:rPr>
+              <m:t>1</m:t>
+            </m:r>
+          </m:sub>
+        </m:sSub>
+      </m:oMath>
+      <w:r>
+        <w:rPr>
+          <w:rFonts w:ascii="Times New Roman" w:hAnsi="Times New Roman" w:cs="Times New Roman"/>
+          <w:bCs/>
+          <w:sz w:val="24"/>
+        </w:rPr>
+        <w:t xml:space="preserve">, </w:t>
+      </w:r>
+      <m:oMath>
+        <m:sSub>
+          <m:sSubPr>
+            <m:ctrlPr>
+              <w:rPr>
+                <w:rFonts w:ascii="Cambria Math" w:hAnsi="Cambria Math" w:cs="Times New Roman"/>
+                <w:bCs/>
+                <w:i/>
+                <w:sz w:val="24"/>
+              </w:rPr>
+            </m:ctrlPr>
+          </m:sSubPr>
+          <m:e>
+            <m:r>
+              <w:rPr>
+                <w:rFonts w:ascii="Cambria Math" w:hAnsi="Cambria Math" w:cs="Times New Roman"/>
+                <w:sz w:val="24"/>
+              </w:rPr>
+              <m:t>b</m:t>
+            </m:r>
+          </m:e>
+          <m:sub>
+            <m:r>
+              <w:rPr>
+                <w:rFonts w:ascii="Cambria Math" w:hAnsi="Cambria Math" w:cs="Times New Roman"/>
+                <w:sz w:val="24"/>
+              </w:rPr>
+              <m:t>1</m:t>
+            </m:r>
+          </m:sub>
+        </m:sSub>
+      </m:oMath>
+      <w:r>
+        <w:rPr>
+          <w:rFonts w:ascii="Times New Roman" w:hAnsi="Times New Roman" w:cs="Times New Roman"/>
+          <w:bCs/>
+          <w:sz w:val="24"/>
+        </w:rPr>
+        <w:t>), (</w:t>
+      </w:r>
+      <m:oMath>
+        <m:sSub>
+          <m:sSubPr>
+            <m:ctrlPr>
+              <w:rPr>
+                <w:rFonts w:ascii="Cambria Math" w:hAnsi="Cambria Math" w:cs="Times New Roman"/>
+                <w:bCs/>
+                <w:i/>
+                <w:sz w:val="24"/>
+              </w:rPr>
+            </m:ctrlPr>
+          </m:sSubPr>
+          <m:e>
+            <m:r>
+              <w:rPr>
+                <w:rFonts w:ascii="Cambria Math" w:hAnsi="Cambria Math" w:cs="Times New Roman"/>
+                <w:sz w:val="24"/>
+              </w:rPr>
+              <m:t>a</m:t>
+            </m:r>
+          </m:e>
+          <m:sub>
+            <m:r>
+              <w:rPr>
+                <w:rFonts w:ascii="Cambria Math" w:hAnsi="Cambria Math" w:cs="Times New Roman"/>
+                <w:sz w:val="24"/>
+              </w:rPr>
+              <m:t>2</m:t>
+            </m:r>
+          </m:sub>
+        </m:sSub>
+      </m:oMath>
+      <w:r>
+        <w:rPr>
+          <w:rFonts w:ascii="Times New Roman" w:hAnsi="Times New Roman" w:cs="Times New Roman"/>
+          <w:bCs/>
+          <w:sz w:val="24"/>
+        </w:rPr>
+        <w:t xml:space="preserve">, </w:t>
+      </w:r>
+      <m:oMath>
+        <m:sSub>
+          <m:sSubPr>
+            <m:ctrlPr>
+              <w:rPr>
+                <w:rFonts w:ascii="Cambria Math" w:hAnsi="Cambria Math" w:cs="Times New Roman"/>
+                <w:bCs/>
+                <w:i/>
+                <w:sz w:val="24"/>
+              </w:rPr>
+            </m:ctrlPr>
+          </m:sSubPr>
+          <m:e>
+            <m:r>
+              <w:rPr>
+                <w:rFonts w:ascii="Cambria Math" w:hAnsi="Cambria Math" w:cs="Times New Roman"/>
+                <w:sz w:val="24"/>
+              </w:rPr>
+              <m:t>b</m:t>
+            </m:r>
+          </m:e>
+          <m:sub>
+            <m:r>
+              <w:rPr>
+                <w:rFonts w:ascii="Cambria Math" w:hAnsi="Cambria Math" w:cs="Times New Roman"/>
+                <w:sz w:val="24"/>
+              </w:rPr>
+              <m:t>2</m:t>
+            </m:r>
+          </m:sub>
+        </m:sSub>
+      </m:oMath>
+      <w:r>
+        <w:rPr>
+          <w:rFonts w:ascii="Times New Roman" w:hAnsi="Times New Roman" w:cs="Times New Roman"/>
+          <w:bCs/>
+          <w:sz w:val="24"/>
+        </w:rPr>
+        <w:t>)</w:t>
+      </w:r>
+      <w:r>
+        <w:rPr>
+          <w:rFonts w:ascii="Times New Roman" w:eastAsiaTheme="minorEastAsia" w:hAnsi="Times New Roman" w:cs="Times New Roman"/>
+          <w:bCs/>
+          <w:iCs/>
+          <w:sz w:val="24"/>
+        </w:rPr>
+        <w:t xml:space="preserve">, </w:t>
+      </w:r>
+      <w:r>
+        <w:rPr>
+          <w:rFonts w:ascii="Times New Roman" w:hAnsi="Times New Roman" w:cs="Times New Roman"/>
+          <w:bCs/>
+          <w:sz w:val="24"/>
+        </w:rPr>
+        <w:t>(</w:t>
+      </w:r>
+      <m:oMath>
+        <m:sSub>
+          <m:sSubPr>
+            <m:ctrlPr>
+              <w:rPr>
+                <w:rFonts w:ascii="Cambria Math" w:hAnsi="Cambria Math" w:cs="Times New Roman"/>
+                <w:bCs/>
+                <w:i/>
+                <w:sz w:val="24"/>
+              </w:rPr>
+            </m:ctrlPr>
+          </m:sSubPr>
+          <m:e>
+            <m:r>
+              <w:rPr>
+                <w:rFonts w:ascii="Cambria Math" w:hAnsi="Cambria Math" w:cs="Times New Roman"/>
+                <w:sz w:val="24"/>
+              </w:rPr>
+              <m:t>a</m:t>
+            </m:r>
+          </m:e>
+          <m:sub>
+            <m:r>
+              <w:rPr>
+                <w:rFonts w:ascii="Cambria Math" w:hAnsi="Cambria Math" w:cs="Times New Roman"/>
+                <w:sz w:val="24"/>
+              </w:rPr>
+              <m:t>3</m:t>
+            </m:r>
+          </m:sub>
+        </m:sSub>
+      </m:oMath>
+      <w:r>
+        <w:rPr>
+          <w:rFonts w:ascii="Times New Roman" w:hAnsi="Times New Roman" w:cs="Times New Roman"/>
+          <w:bCs/>
+          <w:sz w:val="24"/>
+        </w:rPr>
+        <w:t xml:space="preserve">, </w:t>
+      </w:r>
+      <m:oMath>
+        <m:sSub>
+          <m:sSubPr>
+            <m:ctrlPr>
+              <w:rPr>
+                <w:rFonts w:ascii="Cambria Math" w:hAnsi="Cambria Math" w:cs="Times New Roman"/>
+                <w:bCs/>
+                <w:i/>
+                <w:sz w:val="24"/>
+              </w:rPr>
+            </m:ctrlPr>
+          </m:sSubPr>
+          <m:e>
+            <m:r>
+              <w:rPr>
+                <w:rFonts w:ascii="Cambria Math" w:hAnsi="Cambria Math" w:cs="Times New Roman"/>
+                <w:sz w:val="24"/>
+              </w:rPr>
+              <m:t>b</m:t>
+            </m:r>
+          </m:e>
+          <m:sub>
+            <m:r>
+              <w:rPr>
+                <w:rFonts w:ascii="Cambria Math" w:hAnsi="Cambria Math" w:cs="Times New Roman"/>
+                <w:sz w:val="24"/>
+              </w:rPr>
+              <m:t>3</m:t>
+            </m:r>
+          </m:sub>
+        </m:sSub>
+      </m:oMath>
+      <w:r>
+        <w:rPr>
+          <w:rFonts w:ascii="Times New Roman" w:hAnsi="Times New Roman" w:cs="Times New Roman"/>
+          <w:bCs/>
+          <w:sz w:val="24"/>
+        </w:rPr>
+        <w:t>)</w:t>
       </w:r>
       <w:r>
         <w:rPr>
@@ -11905,27 +12625,88 @@
       </w:r>
       <w:r>
         <w:rPr>
-          <w:rFonts w:ascii="Times New Roman" w:eastAsiaTheme="minorEastAsia" w:hAnsi="Times New Roman" w:cs="Times New Roman"/>
-          <w:bCs/>
-          <w:iCs/>
-          <w:sz w:val="24"/>
-        </w:rPr>
-        <w:t>(a, b) + (</w:t>
-      </w:r>
-      <w:r>
-        <w:rPr>
-          <w:rFonts w:ascii="Times New Roman" w:eastAsiaTheme="minorEastAsia" w:hAnsi="Times New Roman" w:cs="Times New Roman"/>
-          <w:bCs/>
-          <w:iCs/>
-          <w:sz w:val="24"/>
-        </w:rPr>
-        <w:t>c, d</w:t>
-      </w:r>
-      <w:r>
-        <w:rPr>
-          <w:rFonts w:ascii="Times New Roman" w:eastAsiaTheme="minorEastAsia" w:hAnsi="Times New Roman" w:cs="Times New Roman"/>
-          <w:bCs/>
-          <w:iCs/>
+          <w:rFonts w:ascii="Times New Roman" w:hAnsi="Times New Roman" w:cs="Times New Roman"/>
+          <w:bCs/>
+          <w:sz w:val="24"/>
+        </w:rPr>
+        <w:t>(</w:t>
+      </w:r>
+      <m:oMath>
+        <m:sSub>
+          <m:sSubPr>
+            <m:ctrlPr>
+              <w:rPr>
+                <w:rFonts w:ascii="Cambria Math" w:hAnsi="Cambria Math" w:cs="Times New Roman"/>
+                <w:bCs/>
+                <w:i/>
+                <w:sz w:val="24"/>
+              </w:rPr>
+            </m:ctrlPr>
+          </m:sSubPr>
+          <m:e>
+            <m:r>
+              <w:rPr>
+                <w:rFonts w:ascii="Cambria Math" w:hAnsi="Cambria Math" w:cs="Times New Roman"/>
+                <w:sz w:val="24"/>
+              </w:rPr>
+              <m:t>a</m:t>
+            </m:r>
+          </m:e>
+          <m:sub>
+            <m:r>
+              <w:rPr>
+                <w:rFonts w:ascii="Cambria Math" w:hAnsi="Cambria Math" w:cs="Times New Roman"/>
+                <w:sz w:val="24"/>
+              </w:rPr>
+              <m:t>1</m:t>
+            </m:r>
+          </m:sub>
+        </m:sSub>
+      </m:oMath>
+      <w:r>
+        <w:rPr>
+          <w:rFonts w:ascii="Times New Roman" w:hAnsi="Times New Roman" w:cs="Times New Roman"/>
+          <w:bCs/>
+          <w:sz w:val="24"/>
+        </w:rPr>
+        <w:t xml:space="preserve">, </w:t>
+      </w:r>
+      <m:oMath>
+        <m:sSub>
+          <m:sSubPr>
+            <m:ctrlPr>
+              <w:rPr>
+                <w:rFonts w:ascii="Cambria Math" w:hAnsi="Cambria Math" w:cs="Times New Roman"/>
+                <w:bCs/>
+                <w:i/>
+                <w:sz w:val="24"/>
+              </w:rPr>
+            </m:ctrlPr>
+          </m:sSubPr>
+          <m:e>
+            <m:r>
+              <w:rPr>
+                <w:rFonts w:ascii="Cambria Math" w:hAnsi="Cambria Math" w:cs="Times New Roman"/>
+                <w:sz w:val="24"/>
+              </w:rPr>
+              <m:t>b</m:t>
+            </m:r>
+          </m:e>
+          <m:sub>
+            <m:r>
+              <w:rPr>
+                <w:rFonts w:ascii="Cambria Math" w:hAnsi="Cambria Math" w:cs="Times New Roman"/>
+                <w:sz w:val="24"/>
+              </w:rPr>
+              <m:t>1</m:t>
+            </m:r>
+          </m:sub>
+        </m:sSub>
+      </m:oMath>
+      <w:r>
+        <w:rPr>
+          <w:rFonts w:ascii="Times New Roman" w:hAnsi="Times New Roman" w:cs="Times New Roman"/>
+          <w:bCs/>
           <w:sz w:val="24"/>
         </w:rPr>
         <w:t>)</w:t>
@@ -11937,7 +12718,515 @@
           <w:iCs/>
           <w:sz w:val="24"/>
         </w:rPr>
-        <w:t>] + (e, f)= (a, b) + [(c, d) + (e, f)]</w:t>
+        <w:t xml:space="preserve"> + </w:t>
+      </w:r>
+      <w:r>
+        <w:rPr>
+          <w:rFonts w:ascii="Times New Roman" w:hAnsi="Times New Roman" w:cs="Times New Roman"/>
+          <w:bCs/>
+          <w:sz w:val="24"/>
+        </w:rPr>
+        <w:t>(</w:t>
+      </w:r>
+      <m:oMath>
+        <m:sSub>
+          <m:sSubPr>
+            <m:ctrlPr>
+              <w:rPr>
+                <w:rFonts w:ascii="Cambria Math" w:hAnsi="Cambria Math" w:cs="Times New Roman"/>
+                <w:bCs/>
+                <w:i/>
+                <w:sz w:val="24"/>
+              </w:rPr>
+            </m:ctrlPr>
+          </m:sSubPr>
+          <m:e>
+            <m:r>
+              <w:rPr>
+                <w:rFonts w:ascii="Cambria Math" w:hAnsi="Cambria Math" w:cs="Times New Roman"/>
+                <w:sz w:val="24"/>
+              </w:rPr>
+              <m:t>a</m:t>
+            </m:r>
+          </m:e>
+          <m:sub>
+            <m:r>
+              <w:rPr>
+                <w:rFonts w:ascii="Cambria Math" w:hAnsi="Cambria Math" w:cs="Times New Roman"/>
+                <w:sz w:val="24"/>
+              </w:rPr>
+              <m:t>2</m:t>
+            </m:r>
+          </m:sub>
+        </m:sSub>
+      </m:oMath>
+      <w:r>
+        <w:rPr>
+          <w:rFonts w:ascii="Times New Roman" w:hAnsi="Times New Roman" w:cs="Times New Roman"/>
+          <w:bCs/>
+          <w:sz w:val="24"/>
+        </w:rPr>
+        <w:t xml:space="preserve">, </w:t>
+      </w:r>
+      <m:oMath>
+        <m:sSub>
+          <m:sSubPr>
+            <m:ctrlPr>
+              <w:rPr>
+                <w:rFonts w:ascii="Cambria Math" w:hAnsi="Cambria Math" w:cs="Times New Roman"/>
+                <w:bCs/>
+                <w:i/>
+                <w:sz w:val="24"/>
+              </w:rPr>
+            </m:ctrlPr>
+          </m:sSubPr>
+          <m:e>
+            <m:r>
+              <w:rPr>
+                <w:rFonts w:ascii="Cambria Math" w:hAnsi="Cambria Math" w:cs="Times New Roman"/>
+                <w:sz w:val="24"/>
+              </w:rPr>
+              <m:t>b</m:t>
+            </m:r>
+          </m:e>
+          <m:sub>
+            <m:r>
+              <w:rPr>
+                <w:rFonts w:ascii="Cambria Math" w:hAnsi="Cambria Math" w:cs="Times New Roman"/>
+                <w:sz w:val="24"/>
+              </w:rPr>
+              <m:t>2</m:t>
+            </m:r>
+          </m:sub>
+        </m:sSub>
+      </m:oMath>
+      <w:r>
+        <w:rPr>
+          <w:rFonts w:ascii="Times New Roman" w:hAnsi="Times New Roman" w:cs="Times New Roman"/>
+          <w:bCs/>
+          <w:sz w:val="24"/>
+        </w:rPr>
+        <w:t>)</w:t>
+      </w:r>
+      <w:r>
+        <w:rPr>
+          <w:rFonts w:ascii="Times New Roman" w:eastAsiaTheme="minorEastAsia" w:hAnsi="Times New Roman" w:cs="Times New Roman"/>
+          <w:bCs/>
+          <w:iCs/>
+          <w:sz w:val="24"/>
+        </w:rPr>
+        <w:t xml:space="preserve">] + </w:t>
+      </w:r>
+      <w:r>
+        <w:rPr>
+          <w:rFonts w:ascii="Times New Roman" w:hAnsi="Times New Roman" w:cs="Times New Roman"/>
+          <w:bCs/>
+          <w:sz w:val="24"/>
+        </w:rPr>
+        <w:t>(</w:t>
+      </w:r>
+      <m:oMath>
+        <m:sSub>
+          <m:sSubPr>
+            <m:ctrlPr>
+              <w:rPr>
+                <w:rFonts w:ascii="Cambria Math" w:hAnsi="Cambria Math" w:cs="Times New Roman"/>
+                <w:bCs/>
+                <w:i/>
+                <w:sz w:val="24"/>
+              </w:rPr>
+            </m:ctrlPr>
+          </m:sSubPr>
+          <m:e>
+            <m:r>
+              <w:rPr>
+                <w:rFonts w:ascii="Cambria Math" w:hAnsi="Cambria Math" w:cs="Times New Roman"/>
+                <w:sz w:val="24"/>
+              </w:rPr>
+              <m:t>a</m:t>
+            </m:r>
+          </m:e>
+          <m:sub>
+            <m:r>
+              <w:rPr>
+                <w:rFonts w:ascii="Cambria Math" w:hAnsi="Cambria Math" w:cs="Times New Roman"/>
+                <w:sz w:val="24"/>
+              </w:rPr>
+              <m:t>3</m:t>
+            </m:r>
+          </m:sub>
+        </m:sSub>
+      </m:oMath>
+      <w:r>
+        <w:rPr>
+          <w:rFonts w:ascii="Times New Roman" w:hAnsi="Times New Roman" w:cs="Times New Roman"/>
+          <w:bCs/>
+          <w:sz w:val="24"/>
+        </w:rPr>
+        <w:t xml:space="preserve">, </w:t>
+      </w:r>
+      <m:oMath>
+        <m:sSub>
+          <m:sSubPr>
+            <m:ctrlPr>
+              <w:rPr>
+                <w:rFonts w:ascii="Cambria Math" w:hAnsi="Cambria Math" w:cs="Times New Roman"/>
+                <w:bCs/>
+                <w:i/>
+                <w:sz w:val="24"/>
+              </w:rPr>
+            </m:ctrlPr>
+          </m:sSubPr>
+          <m:e>
+            <m:r>
+              <w:rPr>
+                <w:rFonts w:ascii="Cambria Math" w:hAnsi="Cambria Math" w:cs="Times New Roman"/>
+                <w:sz w:val="24"/>
+              </w:rPr>
+              <m:t>b</m:t>
+            </m:r>
+          </m:e>
+          <m:sub>
+            <m:r>
+              <w:rPr>
+                <w:rFonts w:ascii="Cambria Math" w:hAnsi="Cambria Math" w:cs="Times New Roman"/>
+                <w:sz w:val="24"/>
+              </w:rPr>
+              <m:t>3</m:t>
+            </m:r>
+          </m:sub>
+        </m:sSub>
+      </m:oMath>
+      <w:r>
+        <w:rPr>
+          <w:rFonts w:ascii="Times New Roman" w:hAnsi="Times New Roman" w:cs="Times New Roman"/>
+          <w:bCs/>
+          <w:sz w:val="24"/>
+        </w:rPr>
+        <w:t>)</w:t>
+      </w:r>
+      <w:r>
+        <w:rPr>
+          <w:rFonts w:ascii="Times New Roman" w:eastAsiaTheme="minorEastAsia" w:hAnsi="Times New Roman" w:cs="Times New Roman"/>
+          <w:bCs/>
+          <w:iCs/>
+          <w:sz w:val="24"/>
+        </w:rPr>
+        <w:t xml:space="preserve">= </w:t>
+      </w:r>
+      <w:r>
+        <w:rPr>
+          <w:rFonts w:ascii="Times New Roman" w:hAnsi="Times New Roman" w:cs="Times New Roman"/>
+          <w:bCs/>
+          <w:sz w:val="24"/>
+        </w:rPr>
+        <w:t>(</w:t>
+      </w:r>
+      <m:oMath>
+        <m:sSub>
+          <m:sSubPr>
+            <m:ctrlPr>
+              <w:rPr>
+                <w:rFonts w:ascii="Cambria Math" w:hAnsi="Cambria Math" w:cs="Times New Roman"/>
+                <w:bCs/>
+                <w:i/>
+                <w:sz w:val="24"/>
+              </w:rPr>
+            </m:ctrlPr>
+          </m:sSubPr>
+          <m:e>
+            <m:r>
+              <w:rPr>
+                <w:rFonts w:ascii="Cambria Math" w:hAnsi="Cambria Math" w:cs="Times New Roman"/>
+                <w:sz w:val="24"/>
+              </w:rPr>
+              <m:t>a</m:t>
+            </m:r>
+          </m:e>
+          <m:sub>
+            <m:r>
+              <w:rPr>
+                <w:rFonts w:ascii="Cambria Math" w:hAnsi="Cambria Math" w:cs="Times New Roman"/>
+                <w:sz w:val="24"/>
+              </w:rPr>
+              <m:t>1</m:t>
+            </m:r>
+          </m:sub>
+        </m:sSub>
+      </m:oMath>
+      <w:r>
+        <w:rPr>
+          <w:rFonts w:ascii="Times New Roman" w:hAnsi="Times New Roman" w:cs="Times New Roman"/>
+          <w:bCs/>
+          <w:sz w:val="24"/>
+        </w:rPr>
+        <w:t xml:space="preserve">, </w:t>
+      </w:r>
+      <m:oMath>
+        <m:sSub>
+          <m:sSubPr>
+            <m:ctrlPr>
+              <w:rPr>
+                <w:rFonts w:ascii="Cambria Math" w:hAnsi="Cambria Math" w:cs="Times New Roman"/>
+                <w:bCs/>
+                <w:i/>
+                <w:sz w:val="24"/>
+              </w:rPr>
+            </m:ctrlPr>
+          </m:sSubPr>
+          <m:e>
+            <m:r>
+              <w:rPr>
+                <w:rFonts w:ascii="Cambria Math" w:hAnsi="Cambria Math" w:cs="Times New Roman"/>
+                <w:sz w:val="24"/>
+              </w:rPr>
+              <m:t>b</m:t>
+            </m:r>
+          </m:e>
+          <m:sub>
+            <m:r>
+              <w:rPr>
+                <w:rFonts w:ascii="Cambria Math" w:hAnsi="Cambria Math" w:cs="Times New Roman"/>
+                <w:sz w:val="24"/>
+              </w:rPr>
+              <m:t>1</m:t>
+            </m:r>
+          </m:sub>
+        </m:sSub>
+      </m:oMath>
+      <w:r>
+        <w:rPr>
+          <w:rFonts w:ascii="Times New Roman" w:hAnsi="Times New Roman" w:cs="Times New Roman"/>
+          <w:bCs/>
+          <w:sz w:val="24"/>
+        </w:rPr>
+        <w:t>)</w:t>
+      </w:r>
+      <w:r>
+        <w:rPr>
+          <w:rFonts w:ascii="Times New Roman" w:hAnsi="Times New Roman" w:cs="Times New Roman"/>
+          <w:bCs/>
+          <w:sz w:val="24"/>
+        </w:rPr>
+        <w:t xml:space="preserve"> +</w:t>
+      </w:r>
+      <w:r>
+        <w:rPr>
+          <w:rFonts w:ascii="Times New Roman" w:hAnsi="Times New Roman" w:cs="Times New Roman"/>
+          <w:bCs/>
+          <w:sz w:val="24"/>
+        </w:rPr>
+        <w:t xml:space="preserve"> </w:t>
+      </w:r>
+      <w:r>
+        <w:rPr>
+          <w:rFonts w:ascii="Times New Roman" w:hAnsi="Times New Roman" w:cs="Times New Roman"/>
+          <w:bCs/>
+          <w:sz w:val="24"/>
+        </w:rPr>
+        <w:t>[</w:t>
+      </w:r>
+      <w:r>
+        <w:rPr>
+          <w:rFonts w:ascii="Times New Roman" w:hAnsi="Times New Roman" w:cs="Times New Roman"/>
+          <w:bCs/>
+          <w:sz w:val="24"/>
+        </w:rPr>
+        <w:t>(</w:t>
+      </w:r>
+      <m:oMath>
+        <m:sSub>
+          <m:sSubPr>
+            <m:ctrlPr>
+              <w:rPr>
+                <w:rFonts w:ascii="Cambria Math" w:hAnsi="Cambria Math" w:cs="Times New Roman"/>
+                <w:bCs/>
+                <w:i/>
+                <w:sz w:val="24"/>
+              </w:rPr>
+            </m:ctrlPr>
+          </m:sSubPr>
+          <m:e>
+            <m:r>
+              <w:rPr>
+                <w:rFonts w:ascii="Cambria Math" w:hAnsi="Cambria Math" w:cs="Times New Roman"/>
+                <w:sz w:val="24"/>
+              </w:rPr>
+              <m:t>a</m:t>
+            </m:r>
+          </m:e>
+          <m:sub>
+            <m:r>
+              <w:rPr>
+                <w:rFonts w:ascii="Cambria Math" w:hAnsi="Cambria Math" w:cs="Times New Roman"/>
+                <w:sz w:val="24"/>
+              </w:rPr>
+              <m:t>2</m:t>
+            </m:r>
+          </m:sub>
+        </m:sSub>
+      </m:oMath>
+      <w:r>
+        <w:rPr>
+          <w:rFonts w:ascii="Times New Roman" w:hAnsi="Times New Roman" w:cs="Times New Roman"/>
+          <w:bCs/>
+          <w:sz w:val="24"/>
+        </w:rPr>
+        <w:t xml:space="preserve">, </w:t>
+      </w:r>
+      <m:oMath>
+        <m:sSub>
+          <m:sSubPr>
+            <m:ctrlPr>
+              <w:rPr>
+                <w:rFonts w:ascii="Cambria Math" w:hAnsi="Cambria Math" w:cs="Times New Roman"/>
+                <w:bCs/>
+                <w:i/>
+                <w:sz w:val="24"/>
+              </w:rPr>
+            </m:ctrlPr>
+          </m:sSubPr>
+          <m:e>
+            <m:r>
+              <w:rPr>
+                <w:rFonts w:ascii="Cambria Math" w:hAnsi="Cambria Math" w:cs="Times New Roman"/>
+                <w:sz w:val="24"/>
+              </w:rPr>
+              <m:t>b</m:t>
+            </m:r>
+          </m:e>
+          <m:sub>
+            <m:r>
+              <w:rPr>
+                <w:rFonts w:ascii="Cambria Math" w:hAnsi="Cambria Math" w:cs="Times New Roman"/>
+                <w:sz w:val="24"/>
+              </w:rPr>
+              <m:t>2</m:t>
+            </m:r>
+          </m:sub>
+        </m:sSub>
+      </m:oMath>
+      <w:r>
+        <w:rPr>
+          <w:rFonts w:ascii="Times New Roman" w:hAnsi="Times New Roman" w:cs="Times New Roman"/>
+          <w:bCs/>
+          <w:sz w:val="24"/>
+        </w:rPr>
+        <w:t>)</w:t>
+      </w:r>
+      <w:r>
+        <w:rPr>
+          <w:rFonts w:ascii="Times New Roman" w:eastAsiaTheme="minorEastAsia" w:hAnsi="Times New Roman" w:cs="Times New Roman"/>
+          <w:bCs/>
+          <w:iCs/>
+          <w:sz w:val="24"/>
+        </w:rPr>
+        <w:t xml:space="preserve"> +</w:t>
+      </w:r>
+      <w:r>
+        <w:rPr>
+          <w:rFonts w:ascii="Times New Roman" w:eastAsiaTheme="minorEastAsia" w:hAnsi="Times New Roman" w:cs="Times New Roman"/>
+          <w:bCs/>
+          <w:iCs/>
+          <w:sz w:val="24"/>
+        </w:rPr>
+        <w:t xml:space="preserve"> </w:t>
+      </w:r>
+      <w:r>
+        <w:rPr>
+          <w:rFonts w:ascii="Times New Roman" w:hAnsi="Times New Roman" w:cs="Times New Roman"/>
+          <w:bCs/>
+          <w:sz w:val="24"/>
+        </w:rPr>
+        <w:t>(</w:t>
+      </w:r>
+      <m:oMath>
+        <m:sSub>
+          <m:sSubPr>
+            <m:ctrlPr>
+              <w:rPr>
+                <w:rFonts w:ascii="Cambria Math" w:hAnsi="Cambria Math" w:cs="Times New Roman"/>
+                <w:bCs/>
+                <w:i/>
+                <w:sz w:val="24"/>
+              </w:rPr>
+            </m:ctrlPr>
+          </m:sSubPr>
+          <m:e>
+            <m:r>
+              <w:rPr>
+                <w:rFonts w:ascii="Cambria Math" w:hAnsi="Cambria Math" w:cs="Times New Roman"/>
+                <w:sz w:val="24"/>
+              </w:rPr>
+              <m:t>a</m:t>
+            </m:r>
+          </m:e>
+          <m:sub>
+            <m:r>
+              <w:rPr>
+                <w:rFonts w:ascii="Cambria Math" w:hAnsi="Cambria Math" w:cs="Times New Roman"/>
+                <w:sz w:val="24"/>
+              </w:rPr>
+              <m:t>3</m:t>
+            </m:r>
+          </m:sub>
+        </m:sSub>
+      </m:oMath>
+      <w:r>
+        <w:rPr>
+          <w:rFonts w:ascii="Times New Roman" w:hAnsi="Times New Roman" w:cs="Times New Roman"/>
+          <w:bCs/>
+          <w:sz w:val="24"/>
+        </w:rPr>
+        <w:t xml:space="preserve">, </w:t>
+      </w:r>
+      <m:oMath>
+        <m:sSub>
+          <m:sSubPr>
+            <m:ctrlPr>
+              <w:rPr>
+                <w:rFonts w:ascii="Cambria Math" w:hAnsi="Cambria Math" w:cs="Times New Roman"/>
+                <w:bCs/>
+                <w:i/>
+                <w:sz w:val="24"/>
+              </w:rPr>
+            </m:ctrlPr>
+          </m:sSubPr>
+          <m:e>
+            <m:r>
+              <w:rPr>
+                <w:rFonts w:ascii="Cambria Math" w:hAnsi="Cambria Math" w:cs="Times New Roman"/>
+                <w:sz w:val="24"/>
+              </w:rPr>
+              <m:t>b</m:t>
+            </m:r>
+          </m:e>
+          <m:sub>
+            <m:r>
+              <w:rPr>
+                <w:rFonts w:ascii="Cambria Math" w:hAnsi="Cambria Math" w:cs="Times New Roman"/>
+                <w:sz w:val="24"/>
+              </w:rPr>
+              <m:t>3</m:t>
+            </m:r>
+          </m:sub>
+        </m:sSub>
+      </m:oMath>
+      <w:r>
+        <w:rPr>
+          <w:rFonts w:ascii="Times New Roman" w:hAnsi="Times New Roman" w:cs="Times New Roman"/>
+          <w:bCs/>
+          <w:sz w:val="24"/>
+        </w:rPr>
+        <w:t>)</w:t>
+      </w:r>
+      <w:r>
+        <w:rPr>
+          <w:rFonts w:ascii="Times New Roman" w:hAnsi="Times New Roman" w:cs="Times New Roman"/>
+          <w:bCs/>
+          <w:sz w:val="24"/>
+        </w:rPr>
+        <w:t>]</w:t>
       </w:r>
       <w:r>
         <w:rPr>
@@ -11964,7 +13253,537 @@
           <w:iCs/>
           <w:sz w:val="24"/>
         </w:rPr>
-        <w:t xml:space="preserve">(a+c, b+d) + (e, f)= (a, b) + (c+e, d+f) </w:t>
+        <w:t>(</w:t>
+      </w:r>
+      <m:oMath>
+        <m:sSub>
+          <m:sSubPr>
+            <m:ctrlPr>
+              <w:rPr>
+                <w:rFonts w:ascii="Cambria Math" w:hAnsi="Cambria Math" w:cs="Times New Roman"/>
+                <w:bCs/>
+                <w:i/>
+                <w:sz w:val="24"/>
+              </w:rPr>
+            </m:ctrlPr>
+          </m:sSubPr>
+          <m:e>
+            <m:r>
+              <w:rPr>
+                <w:rFonts w:ascii="Cambria Math" w:hAnsi="Cambria Math" w:cs="Times New Roman"/>
+                <w:sz w:val="24"/>
+              </w:rPr>
+              <m:t>a</m:t>
+            </m:r>
+          </m:e>
+          <m:sub>
+            <m:r>
+              <w:rPr>
+                <w:rFonts w:ascii="Cambria Math" w:hAnsi="Cambria Math" w:cs="Times New Roman"/>
+                <w:sz w:val="24"/>
+              </w:rPr>
+              <m:t>1</m:t>
+            </m:r>
+          </m:sub>
+        </m:sSub>
+      </m:oMath>
+      <w:r>
+        <w:rPr>
+          <w:rFonts w:ascii="Times New Roman" w:hAnsi="Times New Roman" w:cs="Times New Roman"/>
+          <w:bCs/>
+          <w:sz w:val="24"/>
+        </w:rPr>
+        <w:t>+</w:t>
+      </w:r>
+      <m:oMath>
+        <m:sSub>
+          <m:sSubPr>
+            <m:ctrlPr>
+              <w:rPr>
+                <w:rFonts w:ascii="Cambria Math" w:hAnsi="Cambria Math" w:cs="Times New Roman"/>
+                <w:bCs/>
+                <w:i/>
+                <w:sz w:val="24"/>
+              </w:rPr>
+            </m:ctrlPr>
+          </m:sSubPr>
+          <m:e>
+            <m:r>
+              <w:rPr>
+                <w:rFonts w:ascii="Cambria Math" w:hAnsi="Cambria Math" w:cs="Times New Roman"/>
+                <w:sz w:val="24"/>
+              </w:rPr>
+              <m:t>a</m:t>
+            </m:r>
+          </m:e>
+          <m:sub>
+            <m:r>
+              <w:rPr>
+                <w:rFonts w:ascii="Cambria Math" w:hAnsi="Cambria Math" w:cs="Times New Roman"/>
+                <w:sz w:val="24"/>
+              </w:rPr>
+              <m:t>2</m:t>
+            </m:r>
+          </m:sub>
+        </m:sSub>
+      </m:oMath>
+      <w:r>
+        <w:rPr>
+          <w:rFonts w:ascii="Times New Roman" w:eastAsiaTheme="minorEastAsia" w:hAnsi="Times New Roman" w:cs="Times New Roman"/>
+          <w:bCs/>
+          <w:iCs/>
+          <w:sz w:val="24"/>
+        </w:rPr>
+        <w:t xml:space="preserve">, </w:t>
+      </w:r>
+      <m:oMath>
+        <m:sSub>
+          <m:sSubPr>
+            <m:ctrlPr>
+              <w:rPr>
+                <w:rFonts w:ascii="Cambria Math" w:hAnsi="Cambria Math" w:cs="Times New Roman"/>
+                <w:bCs/>
+                <w:i/>
+                <w:sz w:val="24"/>
+              </w:rPr>
+            </m:ctrlPr>
+          </m:sSubPr>
+          <m:e>
+            <m:r>
+              <w:rPr>
+                <w:rFonts w:ascii="Cambria Math" w:hAnsi="Cambria Math" w:cs="Times New Roman"/>
+                <w:sz w:val="24"/>
+              </w:rPr>
+              <m:t>b</m:t>
+            </m:r>
+          </m:e>
+          <m:sub>
+            <m:r>
+              <w:rPr>
+                <w:rFonts w:ascii="Cambria Math" w:hAnsi="Cambria Math" w:cs="Times New Roman"/>
+                <w:sz w:val="24"/>
+              </w:rPr>
+              <m:t>1</m:t>
+            </m:r>
+          </m:sub>
+        </m:sSub>
+      </m:oMath>
+      <w:r>
+        <w:rPr>
+          <w:rFonts w:ascii="Times New Roman" w:hAnsi="Times New Roman" w:cs="Times New Roman"/>
+          <w:bCs/>
+          <w:sz w:val="24"/>
+        </w:rPr>
+        <w:t>+</w:t>
+      </w:r>
+      <m:oMath>
+        <m:sSub>
+          <m:sSubPr>
+            <m:ctrlPr>
+              <w:rPr>
+                <w:rFonts w:ascii="Cambria Math" w:hAnsi="Cambria Math" w:cs="Times New Roman"/>
+                <w:bCs/>
+                <w:i/>
+                <w:sz w:val="24"/>
+              </w:rPr>
+            </m:ctrlPr>
+          </m:sSubPr>
+          <m:e>
+            <m:r>
+              <w:rPr>
+                <w:rFonts w:ascii="Cambria Math" w:hAnsi="Cambria Math" w:cs="Times New Roman"/>
+                <w:sz w:val="24"/>
+              </w:rPr>
+              <m:t>b</m:t>
+            </m:r>
+          </m:e>
+          <m:sub>
+            <m:r>
+              <w:rPr>
+                <w:rFonts w:ascii="Cambria Math" w:hAnsi="Cambria Math" w:cs="Times New Roman"/>
+                <w:sz w:val="24"/>
+              </w:rPr>
+              <m:t>2</m:t>
+            </m:r>
+          </m:sub>
+        </m:sSub>
+      </m:oMath>
+      <w:r>
+        <w:rPr>
+          <w:rFonts w:ascii="Times New Roman" w:eastAsiaTheme="minorEastAsia" w:hAnsi="Times New Roman" w:cs="Times New Roman"/>
+          <w:bCs/>
+          <w:iCs/>
+          <w:sz w:val="24"/>
+        </w:rPr>
+        <w:t>)</w:t>
+      </w:r>
+      <w:r>
+        <w:rPr>
+          <w:rFonts w:ascii="Times New Roman" w:eastAsiaTheme="minorEastAsia" w:hAnsi="Times New Roman" w:cs="Times New Roman"/>
+          <w:bCs/>
+          <w:iCs/>
+          <w:sz w:val="24"/>
+        </w:rPr>
+        <w:t xml:space="preserve"> + </w:t>
+      </w:r>
+      <w:r>
+        <w:rPr>
+          <w:rFonts w:ascii="Times New Roman" w:hAnsi="Times New Roman" w:cs="Times New Roman"/>
+          <w:bCs/>
+          <w:sz w:val="24"/>
+        </w:rPr>
+        <w:t>(</w:t>
+      </w:r>
+      <m:oMath>
+        <m:sSub>
+          <m:sSubPr>
+            <m:ctrlPr>
+              <w:rPr>
+                <w:rFonts w:ascii="Cambria Math" w:hAnsi="Cambria Math" w:cs="Times New Roman"/>
+                <w:bCs/>
+                <w:i/>
+                <w:sz w:val="24"/>
+              </w:rPr>
+            </m:ctrlPr>
+          </m:sSubPr>
+          <m:e>
+            <m:r>
+              <w:rPr>
+                <w:rFonts w:ascii="Cambria Math" w:hAnsi="Cambria Math" w:cs="Times New Roman"/>
+                <w:sz w:val="24"/>
+              </w:rPr>
+              <m:t>a</m:t>
+            </m:r>
+          </m:e>
+          <m:sub>
+            <m:r>
+              <w:rPr>
+                <w:rFonts w:ascii="Cambria Math" w:hAnsi="Cambria Math" w:cs="Times New Roman"/>
+                <w:sz w:val="24"/>
+              </w:rPr>
+              <m:t>3</m:t>
+            </m:r>
+          </m:sub>
+        </m:sSub>
+      </m:oMath>
+      <w:r>
+        <w:rPr>
+          <w:rFonts w:ascii="Times New Roman" w:hAnsi="Times New Roman" w:cs="Times New Roman"/>
+          <w:bCs/>
+          <w:sz w:val="24"/>
+        </w:rPr>
+        <w:t xml:space="preserve">, </w:t>
+      </w:r>
+      <m:oMath>
+        <m:sSub>
+          <m:sSubPr>
+            <m:ctrlPr>
+              <w:rPr>
+                <w:rFonts w:ascii="Cambria Math" w:hAnsi="Cambria Math" w:cs="Times New Roman"/>
+                <w:bCs/>
+                <w:i/>
+                <w:sz w:val="24"/>
+              </w:rPr>
+            </m:ctrlPr>
+          </m:sSubPr>
+          <m:e>
+            <m:r>
+              <w:rPr>
+                <w:rFonts w:ascii="Cambria Math" w:hAnsi="Cambria Math" w:cs="Times New Roman"/>
+                <w:sz w:val="24"/>
+              </w:rPr>
+              <m:t>b</m:t>
+            </m:r>
+          </m:e>
+          <m:sub>
+            <m:r>
+              <w:rPr>
+                <w:rFonts w:ascii="Cambria Math" w:hAnsi="Cambria Math" w:cs="Times New Roman"/>
+                <w:sz w:val="24"/>
+              </w:rPr>
+              <m:t>3</m:t>
+            </m:r>
+          </m:sub>
+        </m:sSub>
+      </m:oMath>
+      <w:r>
+        <w:rPr>
+          <w:rFonts w:ascii="Times New Roman" w:hAnsi="Times New Roman" w:cs="Times New Roman"/>
+          <w:bCs/>
+          <w:sz w:val="24"/>
+        </w:rPr>
+        <w:t>)</w:t>
+      </w:r>
+      <w:r>
+        <w:rPr>
+          <w:rFonts w:ascii="Times New Roman" w:eastAsiaTheme="minorEastAsia" w:hAnsi="Times New Roman" w:cs="Times New Roman"/>
+          <w:bCs/>
+          <w:iCs/>
+          <w:sz w:val="24"/>
+        </w:rPr>
+        <w:t>= (</w:t>
+      </w:r>
+      <m:oMath>
+        <m:sSub>
+          <m:sSubPr>
+            <m:ctrlPr>
+              <w:rPr>
+                <w:rFonts w:ascii="Cambria Math" w:hAnsi="Cambria Math" w:cs="Times New Roman"/>
+                <w:bCs/>
+                <w:i/>
+                <w:sz w:val="24"/>
+              </w:rPr>
+            </m:ctrlPr>
+          </m:sSubPr>
+          <m:e>
+            <m:r>
+              <w:rPr>
+                <w:rFonts w:ascii="Cambria Math" w:hAnsi="Cambria Math" w:cs="Times New Roman"/>
+                <w:sz w:val="24"/>
+              </w:rPr>
+              <m:t>a</m:t>
+            </m:r>
+          </m:e>
+          <m:sub>
+            <m:r>
+              <w:rPr>
+                <w:rFonts w:ascii="Cambria Math" w:hAnsi="Cambria Math" w:cs="Times New Roman"/>
+                <w:sz w:val="24"/>
+              </w:rPr>
+              <m:t>1</m:t>
+            </m:r>
+          </m:sub>
+        </m:sSub>
+      </m:oMath>
+      <w:r>
+        <w:rPr>
+          <w:rFonts w:ascii="Times New Roman" w:eastAsiaTheme="minorEastAsia" w:hAnsi="Times New Roman" w:cs="Times New Roman"/>
+          <w:bCs/>
+          <w:iCs/>
+          <w:sz w:val="24"/>
+        </w:rPr>
+        <w:t xml:space="preserve">, </w:t>
+      </w:r>
+      <m:oMath>
+        <m:sSub>
+          <m:sSubPr>
+            <m:ctrlPr>
+              <w:rPr>
+                <w:rFonts w:ascii="Cambria Math" w:hAnsi="Cambria Math" w:cs="Times New Roman"/>
+                <w:bCs/>
+                <w:i/>
+                <w:sz w:val="24"/>
+              </w:rPr>
+            </m:ctrlPr>
+          </m:sSubPr>
+          <m:e>
+            <m:r>
+              <w:rPr>
+                <w:rFonts w:ascii="Cambria Math" w:hAnsi="Cambria Math" w:cs="Times New Roman"/>
+                <w:sz w:val="24"/>
+              </w:rPr>
+              <m:t>b</m:t>
+            </m:r>
+          </m:e>
+          <m:sub>
+            <m:r>
+              <w:rPr>
+                <w:rFonts w:ascii="Cambria Math" w:hAnsi="Cambria Math" w:cs="Times New Roman"/>
+                <w:sz w:val="24"/>
+              </w:rPr>
+              <m:t>1</m:t>
+            </m:r>
+          </m:sub>
+        </m:sSub>
+      </m:oMath>
+      <w:r>
+        <w:rPr>
+          <w:rFonts w:ascii="Times New Roman" w:eastAsiaTheme="minorEastAsia" w:hAnsi="Times New Roman" w:cs="Times New Roman"/>
+          <w:bCs/>
+          <w:iCs/>
+          <w:sz w:val="24"/>
+        </w:rPr>
+        <w:t xml:space="preserve">) + </w:t>
+      </w:r>
+      <w:r>
+        <w:rPr>
+          <w:rFonts w:ascii="Times New Roman" w:eastAsiaTheme="minorEastAsia" w:hAnsi="Times New Roman" w:cs="Times New Roman"/>
+          <w:bCs/>
+          <w:iCs/>
+          <w:sz w:val="24"/>
+        </w:rPr>
+        <w:t>(</w:t>
+      </w:r>
+      <m:oMath>
+        <m:sSub>
+          <m:sSubPr>
+            <m:ctrlPr>
+              <w:rPr>
+                <w:rFonts w:ascii="Cambria Math" w:hAnsi="Cambria Math" w:cs="Times New Roman"/>
+                <w:bCs/>
+                <w:i/>
+                <w:sz w:val="24"/>
+              </w:rPr>
+            </m:ctrlPr>
+          </m:sSubPr>
+          <m:e>
+            <m:r>
+              <w:rPr>
+                <w:rFonts w:ascii="Cambria Math" w:hAnsi="Cambria Math" w:cs="Times New Roman"/>
+                <w:sz w:val="24"/>
+              </w:rPr>
+              <m:t>a</m:t>
+            </m:r>
+          </m:e>
+          <m:sub>
+            <m:r>
+              <w:rPr>
+                <w:rFonts w:ascii="Cambria Math" w:hAnsi="Cambria Math" w:cs="Times New Roman"/>
+                <w:sz w:val="24"/>
+              </w:rPr>
+              <m:t>2</m:t>
+            </m:r>
+          </m:sub>
+        </m:sSub>
+      </m:oMath>
+      <w:r>
+        <w:rPr>
+          <w:rFonts w:ascii="Times New Roman" w:hAnsi="Times New Roman" w:cs="Times New Roman"/>
+          <w:bCs/>
+          <w:sz w:val="24"/>
+        </w:rPr>
+        <w:t>+</w:t>
+      </w:r>
+      <m:oMath>
+        <m:sSub>
+          <m:sSubPr>
+            <m:ctrlPr>
+              <w:rPr>
+                <w:rFonts w:ascii="Cambria Math" w:hAnsi="Cambria Math" w:cs="Times New Roman"/>
+                <w:bCs/>
+                <w:i/>
+                <w:sz w:val="24"/>
+              </w:rPr>
+            </m:ctrlPr>
+          </m:sSubPr>
+          <m:e>
+            <m:r>
+              <w:rPr>
+                <w:rFonts w:ascii="Cambria Math" w:hAnsi="Cambria Math" w:cs="Times New Roman"/>
+                <w:sz w:val="24"/>
+              </w:rPr>
+              <m:t>a</m:t>
+            </m:r>
+          </m:e>
+          <m:sub>
+            <m:r>
+              <w:rPr>
+                <w:rFonts w:ascii="Cambria Math" w:hAnsi="Cambria Math" w:cs="Times New Roman"/>
+                <w:sz w:val="24"/>
+              </w:rPr>
+              <m:t>3</m:t>
+            </m:r>
+          </m:sub>
+        </m:sSub>
+      </m:oMath>
+      <w:r>
+        <w:rPr>
+          <w:rFonts w:ascii="Times New Roman" w:eastAsiaTheme="minorEastAsia" w:hAnsi="Times New Roman" w:cs="Times New Roman"/>
+          <w:bCs/>
+          <w:iCs/>
+          <w:sz w:val="24"/>
+        </w:rPr>
+        <w:t xml:space="preserve">, </w:t>
+      </w:r>
+      <m:oMath>
+        <m:sSub>
+          <m:sSubPr>
+            <m:ctrlPr>
+              <w:rPr>
+                <w:rFonts w:ascii="Cambria Math" w:hAnsi="Cambria Math" w:cs="Times New Roman"/>
+                <w:bCs/>
+                <w:i/>
+                <w:sz w:val="24"/>
+              </w:rPr>
+            </m:ctrlPr>
+          </m:sSubPr>
+          <m:e>
+            <m:r>
+              <w:rPr>
+                <w:rFonts w:ascii="Cambria Math" w:hAnsi="Cambria Math" w:cs="Times New Roman"/>
+                <w:sz w:val="24"/>
+              </w:rPr>
+              <m:t>b</m:t>
+            </m:r>
+          </m:e>
+          <m:sub>
+            <m:r>
+              <w:rPr>
+                <w:rFonts w:ascii="Cambria Math" w:hAnsi="Cambria Math" w:cs="Times New Roman"/>
+                <w:sz w:val="24"/>
+              </w:rPr>
+              <m:t>2</m:t>
+            </m:r>
+          </m:sub>
+        </m:sSub>
+      </m:oMath>
+      <w:r>
+        <w:rPr>
+          <w:rFonts w:ascii="Times New Roman" w:hAnsi="Times New Roman" w:cs="Times New Roman"/>
+          <w:bCs/>
+          <w:sz w:val="24"/>
+        </w:rPr>
+        <w:t>+</w:t>
+      </w:r>
+      <m:oMath>
+        <m:sSub>
+          <m:sSubPr>
+            <m:ctrlPr>
+              <w:rPr>
+                <w:rFonts w:ascii="Cambria Math" w:hAnsi="Cambria Math" w:cs="Times New Roman"/>
+                <w:bCs/>
+                <w:i/>
+                <w:sz w:val="24"/>
+              </w:rPr>
+            </m:ctrlPr>
+          </m:sSubPr>
+          <m:e>
+            <m:r>
+              <w:rPr>
+                <w:rFonts w:ascii="Cambria Math" w:hAnsi="Cambria Math" w:cs="Times New Roman"/>
+                <w:sz w:val="24"/>
+              </w:rPr>
+              <m:t>b</m:t>
+            </m:r>
+          </m:e>
+          <m:sub>
+            <m:r>
+              <w:rPr>
+                <w:rFonts w:ascii="Cambria Math" w:hAnsi="Cambria Math" w:cs="Times New Roman"/>
+                <w:sz w:val="24"/>
+              </w:rPr>
+              <m:t>3</m:t>
+            </m:r>
+          </m:sub>
+        </m:sSub>
+      </m:oMath>
+      <w:r>
+        <w:rPr>
+          <w:rFonts w:ascii="Times New Roman" w:eastAsiaTheme="minorEastAsia" w:hAnsi="Times New Roman" w:cs="Times New Roman"/>
+          <w:bCs/>
+          <w:iCs/>
+          <w:sz w:val="24"/>
+        </w:rPr>
+        <w:t>)</w:t>
+      </w:r>
+      <w:r>
+        <w:rPr>
+          <w:rFonts w:ascii="Times New Roman" w:eastAsiaTheme="minorEastAsia" w:hAnsi="Times New Roman" w:cs="Times New Roman"/>
+          <w:bCs/>
+          <w:iCs/>
+          <w:sz w:val="24"/>
+        </w:rPr>
+        <w:t xml:space="preserve"> </w:t>
       </w:r>
       <m:oMath>
         <m:r>
@@ -11982,7 +13801,518 @@
           <w:iCs/>
           <w:sz w:val="24"/>
         </w:rPr>
-        <w:t xml:space="preserve"> (a+c+e, b+d+f)= (a+c+e, b+d+f)</w:t>
+        <w:t xml:space="preserve"> </w:t>
+      </w:r>
+      <w:r>
+        <w:rPr>
+          <w:rFonts w:ascii="Times New Roman" w:eastAsiaTheme="minorEastAsia" w:hAnsi="Times New Roman" w:cs="Times New Roman"/>
+          <w:bCs/>
+          <w:iCs/>
+          <w:sz w:val="24"/>
+        </w:rPr>
+        <w:t>(</w:t>
+      </w:r>
+      <m:oMath>
+        <m:sSub>
+          <m:sSubPr>
+            <m:ctrlPr>
+              <w:rPr>
+                <w:rFonts w:ascii="Cambria Math" w:hAnsi="Cambria Math" w:cs="Times New Roman"/>
+                <w:bCs/>
+                <w:i/>
+                <w:sz w:val="24"/>
+              </w:rPr>
+            </m:ctrlPr>
+          </m:sSubPr>
+          <m:e>
+            <m:r>
+              <w:rPr>
+                <w:rFonts w:ascii="Cambria Math" w:hAnsi="Cambria Math" w:cs="Times New Roman"/>
+                <w:sz w:val="24"/>
+              </w:rPr>
+              <m:t>a</m:t>
+            </m:r>
+          </m:e>
+          <m:sub>
+            <m:r>
+              <w:rPr>
+                <w:rFonts w:ascii="Cambria Math" w:hAnsi="Cambria Math" w:cs="Times New Roman"/>
+                <w:sz w:val="24"/>
+              </w:rPr>
+              <m:t>1</m:t>
+            </m:r>
+          </m:sub>
+        </m:sSub>
+      </m:oMath>
+      <w:r>
+        <w:rPr>
+          <w:rFonts w:ascii="Times New Roman" w:hAnsi="Times New Roman" w:cs="Times New Roman"/>
+          <w:bCs/>
+          <w:sz w:val="24"/>
+        </w:rPr>
+        <w:t>+</w:t>
+      </w:r>
+      <m:oMath>
+        <m:sSub>
+          <m:sSubPr>
+            <m:ctrlPr>
+              <w:rPr>
+                <w:rFonts w:ascii="Cambria Math" w:hAnsi="Cambria Math" w:cs="Times New Roman"/>
+                <w:bCs/>
+                <w:i/>
+                <w:sz w:val="24"/>
+              </w:rPr>
+            </m:ctrlPr>
+          </m:sSubPr>
+          <m:e>
+            <m:r>
+              <w:rPr>
+                <w:rFonts w:ascii="Cambria Math" w:hAnsi="Cambria Math" w:cs="Times New Roman"/>
+                <w:sz w:val="24"/>
+              </w:rPr>
+              <m:t>a</m:t>
+            </m:r>
+          </m:e>
+          <m:sub>
+            <m:r>
+              <w:rPr>
+                <w:rFonts w:ascii="Cambria Math" w:hAnsi="Cambria Math" w:cs="Times New Roman"/>
+                <w:sz w:val="24"/>
+              </w:rPr>
+              <m:t>2</m:t>
+            </m:r>
+          </m:sub>
+        </m:sSub>
+      </m:oMath>
+      <w:r>
+        <w:rPr>
+          <w:rFonts w:ascii="Times New Roman" w:eastAsiaTheme="minorEastAsia" w:hAnsi="Times New Roman" w:cs="Times New Roman"/>
+          <w:bCs/>
+          <w:sz w:val="24"/>
+        </w:rPr>
+        <w:t>+</w:t>
+      </w:r>
+      <m:oMath>
+        <m:sSub>
+          <m:sSubPr>
+            <m:ctrlPr>
+              <w:rPr>
+                <w:rFonts w:ascii="Cambria Math" w:hAnsi="Cambria Math" w:cs="Times New Roman"/>
+                <w:bCs/>
+                <w:i/>
+                <w:sz w:val="24"/>
+              </w:rPr>
+            </m:ctrlPr>
+          </m:sSubPr>
+          <m:e>
+            <m:r>
+              <w:rPr>
+                <w:rFonts w:ascii="Cambria Math" w:hAnsi="Cambria Math" w:cs="Times New Roman"/>
+                <w:sz w:val="24"/>
+              </w:rPr>
+              <m:t>a</m:t>
+            </m:r>
+          </m:e>
+          <m:sub>
+            <m:r>
+              <w:rPr>
+                <w:rFonts w:ascii="Cambria Math" w:hAnsi="Cambria Math" w:cs="Times New Roman"/>
+                <w:sz w:val="24"/>
+              </w:rPr>
+              <m:t>3</m:t>
+            </m:r>
+          </m:sub>
+        </m:sSub>
+      </m:oMath>
+      <w:r>
+        <w:rPr>
+          <w:rFonts w:ascii="Times New Roman" w:eastAsiaTheme="minorEastAsia" w:hAnsi="Times New Roman" w:cs="Times New Roman"/>
+          <w:bCs/>
+          <w:iCs/>
+          <w:sz w:val="24"/>
+        </w:rPr>
+        <w:t xml:space="preserve">, </w:t>
+      </w:r>
+      <m:oMath>
+        <m:sSub>
+          <m:sSubPr>
+            <m:ctrlPr>
+              <w:rPr>
+                <w:rFonts w:ascii="Cambria Math" w:hAnsi="Cambria Math" w:cs="Times New Roman"/>
+                <w:bCs/>
+                <w:i/>
+                <w:sz w:val="24"/>
+              </w:rPr>
+            </m:ctrlPr>
+          </m:sSubPr>
+          <m:e>
+            <m:r>
+              <w:rPr>
+                <w:rFonts w:ascii="Cambria Math" w:hAnsi="Cambria Math" w:cs="Times New Roman"/>
+                <w:sz w:val="24"/>
+              </w:rPr>
+              <m:t>b</m:t>
+            </m:r>
+          </m:e>
+          <m:sub>
+            <m:r>
+              <w:rPr>
+                <w:rFonts w:ascii="Cambria Math" w:hAnsi="Cambria Math" w:cs="Times New Roman"/>
+                <w:sz w:val="24"/>
+              </w:rPr>
+              <m:t>1</m:t>
+            </m:r>
+          </m:sub>
+        </m:sSub>
+      </m:oMath>
+      <w:r>
+        <w:rPr>
+          <w:rFonts w:ascii="Times New Roman" w:hAnsi="Times New Roman" w:cs="Times New Roman"/>
+          <w:bCs/>
+          <w:sz w:val="24"/>
+        </w:rPr>
+        <w:t>+</w:t>
+      </w:r>
+      <m:oMath>
+        <m:sSub>
+          <m:sSubPr>
+            <m:ctrlPr>
+              <w:rPr>
+                <w:rFonts w:ascii="Cambria Math" w:hAnsi="Cambria Math" w:cs="Times New Roman"/>
+                <w:bCs/>
+                <w:i/>
+                <w:sz w:val="24"/>
+              </w:rPr>
+            </m:ctrlPr>
+          </m:sSubPr>
+          <m:e>
+            <m:r>
+              <w:rPr>
+                <w:rFonts w:ascii="Cambria Math" w:hAnsi="Cambria Math" w:cs="Times New Roman"/>
+                <w:sz w:val="24"/>
+              </w:rPr>
+              <m:t>b</m:t>
+            </m:r>
+          </m:e>
+          <m:sub>
+            <m:r>
+              <w:rPr>
+                <w:rFonts w:ascii="Cambria Math" w:hAnsi="Cambria Math" w:cs="Times New Roman"/>
+                <w:sz w:val="24"/>
+              </w:rPr>
+              <m:t>2</m:t>
+            </m:r>
+          </m:sub>
+        </m:sSub>
+      </m:oMath>
+      <w:r>
+        <w:rPr>
+          <w:rFonts w:ascii="Times New Roman" w:eastAsiaTheme="minorEastAsia" w:hAnsi="Times New Roman" w:cs="Times New Roman"/>
+          <w:bCs/>
+          <w:sz w:val="24"/>
+        </w:rPr>
+        <w:t>+</w:t>
+      </w:r>
+      <m:oMath>
+        <m:sSub>
+          <m:sSubPr>
+            <m:ctrlPr>
+              <w:rPr>
+                <w:rFonts w:ascii="Cambria Math" w:hAnsi="Cambria Math" w:cs="Times New Roman"/>
+                <w:bCs/>
+                <w:i/>
+                <w:sz w:val="24"/>
+              </w:rPr>
+            </m:ctrlPr>
+          </m:sSubPr>
+          <m:e>
+            <m:r>
+              <w:rPr>
+                <w:rFonts w:ascii="Cambria Math" w:hAnsi="Cambria Math" w:cs="Times New Roman"/>
+                <w:sz w:val="24"/>
+              </w:rPr>
+              <m:t>b</m:t>
+            </m:r>
+          </m:e>
+          <m:sub>
+            <m:r>
+              <w:rPr>
+                <w:rFonts w:ascii="Cambria Math" w:hAnsi="Cambria Math" w:cs="Times New Roman"/>
+                <w:sz w:val="24"/>
+              </w:rPr>
+              <m:t>3</m:t>
+            </m:r>
+          </m:sub>
+        </m:sSub>
+      </m:oMath>
+      <w:r>
+        <w:rPr>
+          <w:rFonts w:ascii="Times New Roman" w:eastAsiaTheme="minorEastAsia" w:hAnsi="Times New Roman" w:cs="Times New Roman"/>
+          <w:bCs/>
+          <w:iCs/>
+          <w:sz w:val="24"/>
+        </w:rPr>
+        <w:t>)</w:t>
+      </w:r>
+      <w:r>
+        <w:rPr>
+          <w:rFonts w:ascii="Times New Roman" w:eastAsiaTheme="minorEastAsia" w:hAnsi="Times New Roman" w:cs="Times New Roman"/>
+          <w:bCs/>
+          <w:iCs/>
+          <w:sz w:val="24"/>
+        </w:rPr>
+        <w:t xml:space="preserve">= </w:t>
+      </w:r>
+      <w:r>
+        <w:rPr>
+          <w:rFonts w:ascii="Times New Roman" w:eastAsiaTheme="minorEastAsia" w:hAnsi="Times New Roman" w:cs="Times New Roman"/>
+          <w:bCs/>
+          <w:iCs/>
+          <w:sz w:val="24"/>
+        </w:rPr>
+        <w:t>(</w:t>
+      </w:r>
+      <m:oMath>
+        <m:sSub>
+          <m:sSubPr>
+            <m:ctrlPr>
+              <w:rPr>
+                <w:rFonts w:ascii="Cambria Math" w:hAnsi="Cambria Math" w:cs="Times New Roman"/>
+                <w:bCs/>
+                <w:i/>
+                <w:sz w:val="24"/>
+              </w:rPr>
+            </m:ctrlPr>
+          </m:sSubPr>
+          <m:e>
+            <m:r>
+              <w:rPr>
+                <w:rFonts w:ascii="Cambria Math" w:hAnsi="Cambria Math" w:cs="Times New Roman"/>
+                <w:sz w:val="24"/>
+              </w:rPr>
+              <m:t>a</m:t>
+            </m:r>
+          </m:e>
+          <m:sub>
+            <m:r>
+              <w:rPr>
+                <w:rFonts w:ascii="Cambria Math" w:hAnsi="Cambria Math" w:cs="Times New Roman"/>
+                <w:sz w:val="24"/>
+              </w:rPr>
+              <m:t>1</m:t>
+            </m:r>
+          </m:sub>
+        </m:sSub>
+      </m:oMath>
+      <w:r>
+        <w:rPr>
+          <w:rFonts w:ascii="Times New Roman" w:hAnsi="Times New Roman" w:cs="Times New Roman"/>
+          <w:bCs/>
+          <w:sz w:val="24"/>
+        </w:rPr>
+        <w:t>+</w:t>
+      </w:r>
+      <m:oMath>
+        <m:sSub>
+          <m:sSubPr>
+            <m:ctrlPr>
+              <w:rPr>
+                <w:rFonts w:ascii="Cambria Math" w:hAnsi="Cambria Math" w:cs="Times New Roman"/>
+                <w:bCs/>
+                <w:i/>
+                <w:sz w:val="24"/>
+              </w:rPr>
+            </m:ctrlPr>
+          </m:sSubPr>
+          <m:e>
+            <m:r>
+              <w:rPr>
+                <w:rFonts w:ascii="Cambria Math" w:hAnsi="Cambria Math" w:cs="Times New Roman"/>
+                <w:sz w:val="24"/>
+              </w:rPr>
+              <m:t>a</m:t>
+            </m:r>
+          </m:e>
+          <m:sub>
+            <m:r>
+              <w:rPr>
+                <w:rFonts w:ascii="Cambria Math" w:hAnsi="Cambria Math" w:cs="Times New Roman"/>
+                <w:sz w:val="24"/>
+              </w:rPr>
+              <m:t>2</m:t>
+            </m:r>
+          </m:sub>
+        </m:sSub>
+      </m:oMath>
+      <w:r>
+        <w:rPr>
+          <w:rFonts w:ascii="Times New Roman" w:eastAsiaTheme="minorEastAsia" w:hAnsi="Times New Roman" w:cs="Times New Roman"/>
+          <w:bCs/>
+          <w:sz w:val="24"/>
+        </w:rPr>
+        <w:t>+</w:t>
+      </w:r>
+      <m:oMath>
+        <m:sSub>
+          <m:sSubPr>
+            <m:ctrlPr>
+              <w:rPr>
+                <w:rFonts w:ascii="Cambria Math" w:hAnsi="Cambria Math" w:cs="Times New Roman"/>
+                <w:bCs/>
+                <w:i/>
+                <w:sz w:val="24"/>
+              </w:rPr>
+            </m:ctrlPr>
+          </m:sSubPr>
+          <m:e>
+            <m:r>
+              <w:rPr>
+                <w:rFonts w:ascii="Cambria Math" w:hAnsi="Cambria Math" w:cs="Times New Roman"/>
+                <w:sz w:val="24"/>
+              </w:rPr>
+              <m:t>a</m:t>
+            </m:r>
+          </m:e>
+          <m:sub>
+            <m:r>
+              <w:rPr>
+                <w:rFonts w:ascii="Cambria Math" w:hAnsi="Cambria Math" w:cs="Times New Roman"/>
+                <w:sz w:val="24"/>
+              </w:rPr>
+              <m:t>3</m:t>
+            </m:r>
+          </m:sub>
+        </m:sSub>
+      </m:oMath>
+      <w:r>
+        <w:rPr>
+          <w:rFonts w:ascii="Times New Roman" w:eastAsiaTheme="minorEastAsia" w:hAnsi="Times New Roman" w:cs="Times New Roman"/>
+          <w:bCs/>
+          <w:iCs/>
+          <w:sz w:val="24"/>
+        </w:rPr>
+        <w:t xml:space="preserve">, </w:t>
+      </w:r>
+      <m:oMath>
+        <m:sSub>
+          <m:sSubPr>
+            <m:ctrlPr>
+              <w:rPr>
+                <w:rFonts w:ascii="Cambria Math" w:hAnsi="Cambria Math" w:cs="Times New Roman"/>
+                <w:bCs/>
+                <w:i/>
+                <w:sz w:val="24"/>
+              </w:rPr>
+            </m:ctrlPr>
+          </m:sSubPr>
+          <m:e>
+            <m:r>
+              <w:rPr>
+                <w:rFonts w:ascii="Cambria Math" w:hAnsi="Cambria Math" w:cs="Times New Roman"/>
+                <w:sz w:val="24"/>
+              </w:rPr>
+              <m:t>b</m:t>
+            </m:r>
+          </m:e>
+          <m:sub>
+            <m:r>
+              <w:rPr>
+                <w:rFonts w:ascii="Cambria Math" w:hAnsi="Cambria Math" w:cs="Times New Roman"/>
+                <w:sz w:val="24"/>
+              </w:rPr>
+              <m:t>1</m:t>
+            </m:r>
+          </m:sub>
+        </m:sSub>
+      </m:oMath>
+      <w:r>
+        <w:rPr>
+          <w:rFonts w:ascii="Times New Roman" w:hAnsi="Times New Roman" w:cs="Times New Roman"/>
+          <w:bCs/>
+          <w:sz w:val="24"/>
+        </w:rPr>
+        <w:t>+</w:t>
+      </w:r>
+      <m:oMath>
+        <m:sSub>
+          <m:sSubPr>
+            <m:ctrlPr>
+              <w:rPr>
+                <w:rFonts w:ascii="Cambria Math" w:hAnsi="Cambria Math" w:cs="Times New Roman"/>
+                <w:bCs/>
+                <w:i/>
+                <w:sz w:val="24"/>
+              </w:rPr>
+            </m:ctrlPr>
+          </m:sSubPr>
+          <m:e>
+            <m:r>
+              <w:rPr>
+                <w:rFonts w:ascii="Cambria Math" w:hAnsi="Cambria Math" w:cs="Times New Roman"/>
+                <w:sz w:val="24"/>
+              </w:rPr>
+              <m:t>b</m:t>
+            </m:r>
+          </m:e>
+          <m:sub>
+            <m:r>
+              <w:rPr>
+                <w:rFonts w:ascii="Cambria Math" w:hAnsi="Cambria Math" w:cs="Times New Roman"/>
+                <w:sz w:val="24"/>
+              </w:rPr>
+              <m:t>2</m:t>
+            </m:r>
+          </m:sub>
+        </m:sSub>
+      </m:oMath>
+      <w:r>
+        <w:rPr>
+          <w:rFonts w:ascii="Times New Roman" w:eastAsiaTheme="minorEastAsia" w:hAnsi="Times New Roman" w:cs="Times New Roman"/>
+          <w:bCs/>
+          <w:sz w:val="24"/>
+        </w:rPr>
+        <w:t>+</w:t>
+      </w:r>
+      <m:oMath>
+        <m:sSub>
+          <m:sSubPr>
+            <m:ctrlPr>
+              <w:rPr>
+                <w:rFonts w:ascii="Cambria Math" w:hAnsi="Cambria Math" w:cs="Times New Roman"/>
+                <w:bCs/>
+                <w:i/>
+                <w:sz w:val="24"/>
+              </w:rPr>
+            </m:ctrlPr>
+          </m:sSubPr>
+          <m:e>
+            <m:r>
+              <w:rPr>
+                <w:rFonts w:ascii="Cambria Math" w:hAnsi="Cambria Math" w:cs="Times New Roman"/>
+                <w:sz w:val="24"/>
+              </w:rPr>
+              <m:t>b</m:t>
+            </m:r>
+          </m:e>
+          <m:sub>
+            <m:r>
+              <w:rPr>
+                <w:rFonts w:ascii="Cambria Math" w:hAnsi="Cambria Math" w:cs="Times New Roman"/>
+                <w:sz w:val="24"/>
+              </w:rPr>
+              <m:t>3</m:t>
+            </m:r>
+          </m:sub>
+        </m:sSub>
+      </m:oMath>
+      <w:r>
+        <w:rPr>
+          <w:rFonts w:ascii="Times New Roman" w:eastAsiaTheme="minorEastAsia" w:hAnsi="Times New Roman" w:cs="Times New Roman"/>
+          <w:bCs/>
+          <w:iCs/>
+          <w:sz w:val="24"/>
+        </w:rPr>
+        <w:t>)</w:t>
       </w:r>
       <w:r>
         <w:rPr>
@@ -26033,6 +28363,70 @@
       <w:r>
         <w:rPr>
           <w:rFonts w:ascii="Times New Roman" w:eastAsiaTheme="minorEastAsia" w:hAnsi="Times New Roman" w:cs="Times New Roman"/>
+          <w:sz w:val="24"/>
+        </w:rPr>
+        <w:t xml:space="preserve"> </w:t>
+      </w:r>
+      <m:oMath>
+        <m:r>
+          <w:rPr>
+            <w:rFonts w:ascii="Cambria Math" w:eastAsiaTheme="minorEastAsia" w:hAnsi="Cambria Math" w:cs="Times New Roman"/>
+            <w:sz w:val="24"/>
+          </w:rPr>
+          <m:t>⟺</m:t>
+        </m:r>
+      </m:oMath>
+      <w:r>
+        <w:rPr>
+          <w:rFonts w:ascii="Times New Roman" w:eastAsiaTheme="minorEastAsia" w:hAnsi="Times New Roman" w:cs="Times New Roman"/>
+          <w:sz w:val="24"/>
+        </w:rPr>
+        <w:t xml:space="preserve"> </w:t>
+      </w:r>
+      <m:oMath>
+        <m:r>
+          <w:rPr>
+            <w:rFonts w:ascii="Cambria Math" w:eastAsiaTheme="minorEastAsia" w:hAnsi="Cambria Math" w:cs="Times New Roman"/>
+            <w:sz w:val="24"/>
+          </w:rPr>
+          <m:t>∅</m:t>
+        </m:r>
+      </m:oMath>
+      <w:r>
+        <w:rPr>
+          <w:rFonts w:ascii="Times New Roman" w:eastAsiaTheme="minorEastAsia" w:hAnsi="Times New Roman" w:cs="Times New Roman"/>
+          <w:sz w:val="24"/>
+        </w:rPr>
+        <w:t xml:space="preserve">= </w:t>
+      </w:r>
+      <m:oMath>
+        <m:r>
+          <w:rPr>
+            <w:rFonts w:ascii="Cambria Math" w:eastAsiaTheme="minorEastAsia" w:hAnsi="Cambria Math" w:cs="Times New Roman"/>
+            <w:sz w:val="24"/>
+          </w:rPr>
+          <m:t>∅</m:t>
+        </m:r>
+      </m:oMath>
+      <w:r>
+        <w:rPr>
+          <w:rFonts w:ascii="Times New Roman" w:eastAsiaTheme="minorEastAsia" w:hAnsi="Times New Roman" w:cs="Times New Roman"/>
+          <w:sz w:val="24"/>
+        </w:rPr>
+        <w:t xml:space="preserve">= </w:t>
+      </w:r>
+      <m:oMath>
+        <m:r>
+          <w:rPr>
+            <w:rFonts w:ascii="Cambria Math" w:eastAsiaTheme="minorEastAsia" w:hAnsi="Cambria Math" w:cs="Times New Roman"/>
+            <w:sz w:val="24"/>
+          </w:rPr>
+          <m:t>∅</m:t>
+        </m:r>
+      </m:oMath>
+      <w:r>
+        <w:rPr>
+          <w:rFonts w:ascii="Times New Roman" w:eastAsiaTheme="minorEastAsia" w:hAnsi="Times New Roman" w:cs="Times New Roman"/>
           <w:bCs/>
           <w:sz w:val="24"/>
         </w:rPr>
@@ -26128,7 +28522,71 @@
           <w:bCs/>
           <w:sz w:val="24"/>
         </w:rPr>
-        <w:t>) es un grupo, ya que satisface cerradura, asociatividad, elemento neutro e inversos.</w:t>
+        <w:t xml:space="preserve">) </w:t>
+      </w:r>
+      <w:r>
+        <w:rPr>
+          <w:rFonts w:ascii="Times New Roman" w:hAnsi="Times New Roman" w:cs="Times New Roman"/>
+          <w:bCs/>
+          <w:sz w:val="24"/>
+        </w:rPr>
+        <w:t xml:space="preserve">no </w:t>
+      </w:r>
+      <w:r>
+        <w:rPr>
+          <w:rFonts w:ascii="Times New Roman" w:hAnsi="Times New Roman" w:cs="Times New Roman"/>
+          <w:bCs/>
+          <w:sz w:val="24"/>
+        </w:rPr>
+        <w:t>es un grupo, ya que satisface cerradura, asociatividad</w:t>
+      </w:r>
+      <w:r>
+        <w:rPr>
+          <w:rFonts w:ascii="Times New Roman" w:hAnsi="Times New Roman" w:cs="Times New Roman"/>
+          <w:bCs/>
+          <w:sz w:val="24"/>
+        </w:rPr>
+        <w:t xml:space="preserve"> y </w:t>
+      </w:r>
+      <w:r>
+        <w:rPr>
+          <w:rFonts w:ascii="Times New Roman" w:hAnsi="Times New Roman" w:cs="Times New Roman"/>
+          <w:bCs/>
+          <w:sz w:val="24"/>
+        </w:rPr>
+        <w:t xml:space="preserve"> elemento neutr</w:t>
+      </w:r>
+      <w:r>
+        <w:rPr>
+          <w:rFonts w:ascii="Times New Roman" w:hAnsi="Times New Roman" w:cs="Times New Roman"/>
+          <w:bCs/>
+          <w:sz w:val="24"/>
+        </w:rPr>
+        <w:t>o, pero no</w:t>
+      </w:r>
+      <w:r>
+        <w:rPr>
+          <w:rFonts w:ascii="Times New Roman" w:hAnsi="Times New Roman" w:cs="Times New Roman"/>
+          <w:bCs/>
+          <w:sz w:val="24"/>
+        </w:rPr>
+        <w:t xml:space="preserve"> </w:t>
+      </w:r>
+      <w:r>
+        <w:rPr>
+          <w:rFonts w:ascii="Times New Roman" w:hAnsi="Times New Roman" w:cs="Times New Roman"/>
+          <w:bCs/>
+          <w:sz w:val="24"/>
+        </w:rPr>
+        <w:t xml:space="preserve">satisface </w:t>
+      </w:r>
+      <w:r>
+        <w:rPr>
+          <w:rFonts w:ascii="Times New Roman" w:hAnsi="Times New Roman" w:cs="Times New Roman"/>
+          <w:bCs/>
+          <w:sz w:val="24"/>
+        </w:rPr>
+        <w:t>inversos.</w:t>
       </w:r>
       <w:r>
         <w:rPr>
@@ -46271,25 +48729,7 @@
           <w:bCs/>
           <w:sz w:val="24"/>
         </w:rPr>
-        <w:t xml:space="preserve">= e, donde </w:t>
-      </w:r>
-      <w:proofErr w:type="gramStart"/>
-      <w:r>
-        <w:rPr>
-          <w:rFonts w:ascii="Times New Roman" w:eastAsiaTheme="minorEastAsia" w:hAnsi="Times New Roman" w:cs="Times New Roman"/>
-          <w:bCs/>
-          <w:sz w:val="24"/>
-        </w:rPr>
-        <w:t>e</w:t>
-      </w:r>
-      <w:proofErr w:type="gramEnd"/>
-      <w:r>
-        <w:rPr>
-          <w:rFonts w:ascii="Times New Roman" w:eastAsiaTheme="minorEastAsia" w:hAnsi="Times New Roman" w:cs="Times New Roman"/>
-          <w:bCs/>
-          <w:sz w:val="24"/>
-        </w:rPr>
-        <w:t xml:space="preserve"> es el elemento neutro</w:t>
+        <w:t>= e, donde e es el elemento neutro</w:t>
       </w:r>
       <w:r>
         <w:rPr>
